--- a/Tgs_Workshop_Web_Server/Bkpm_Acara_7/laporan/Bkpm Acara 7.docx
+++ b/Tgs_Workshop_Web_Server/Bkpm_Acara_7/laporan/Bkpm Acara 7.docx
@@ -91,9 +91,13 @@
           <w:color w:val="000000" w:themeColor="text1"/>
           <w:szCs w:val="24"/>
         </w:rPr>
-        <w:t xml:space="preserve">Acara </w:t>
-      </w:r>
-      <w:r>
+        <w:t>Acara 7</w:t>
+      </w:r>
+    </w:p>
+    <w:p>
+      <w:pPr>
+        <w:spacing w:after="0" w:line="300" w:lineRule="auto"/>
+        <w:jc w:val="center"/>
         <w:rPr>
           <w:rFonts w:cs="Times New Roman"/>
           <w:b/>
@@ -101,13 +105,8 @@
           <w:color w:val="000000" w:themeColor="text1"/>
           <w:szCs w:val="24"/>
         </w:rPr>
-        <w:t>7</w:t>
-      </w:r>
-    </w:p>
-    <w:p>
-      <w:pPr>
-        <w:spacing w:after="0" w:line="300" w:lineRule="auto"/>
-        <w:jc w:val="center"/>
+      </w:pPr>
+      <w:r>
         <w:rPr>
           <w:rFonts w:cs="Times New Roman"/>
           <w:b/>
@@ -115,8 +114,12 @@
           <w:color w:val="000000" w:themeColor="text1"/>
           <w:szCs w:val="24"/>
         </w:rPr>
-      </w:pPr>
-      <w:r>
+        <w:t>SEMESTER 3</w:t>
+      </w:r>
+    </w:p>
+    <w:p>
+      <w:pPr>
+        <w:jc w:val="center"/>
         <w:rPr>
           <w:rFonts w:cs="Times New Roman"/>
           <w:b/>
@@ -124,25 +127,13 @@
           <w:color w:val="000000" w:themeColor="text1"/>
           <w:szCs w:val="24"/>
         </w:rPr>
-        <w:t>SEMESTER 3</w:t>
-      </w:r>
-    </w:p>
-    <w:p>
-      <w:pPr>
-        <w:jc w:val="center"/>
+      </w:pPr>
+      <w:r>
         <w:rPr>
           <w:rFonts w:cs="Times New Roman"/>
           <w:b/>
           <w:bCs/>
-          <w:color w:val="000000" w:themeColor="text1"/>
-          <w:szCs w:val="24"/>
-        </w:rPr>
-      </w:pPr>
-      <w:r>
-        <w:rPr>
-          <w:rFonts w:cs="Times New Roman"/>
-          <w:b/>
-          <w:bCs/>
+          <w:noProof/>
           <w:color w:val="000000" w:themeColor="text1"/>
           <w:szCs w:val="24"/>
         </w:rPr>
@@ -5780,7 +5771,7 @@
     </w:p>
     <w:p>
       <w:pPr>
-        <w:pStyle w:val="Heading2"/>
+        <w:pStyle w:val="Heading1"/>
         <w:rPr>
           <w:rFonts w:ascii="Times New Roman" w:hAnsi="Times New Roman" w:cs="Times New Roman"/>
           <w:color w:val="000000" w:themeColor="text1"/>
@@ -5791,5790 +5782,148 @@
           <w:rFonts w:ascii="Times New Roman" w:hAnsi="Times New Roman" w:cs="Times New Roman"/>
           <w:color w:val="000000" w:themeColor="text1"/>
         </w:rPr>
-        <w:t>6.6 Model Mahasiswa</w:t>
-      </w:r>
-    </w:p>
-    <w:p>
-      <w:pPr>
-        <w:shd w:val="clear" w:color="auto" w:fill="121314"/>
-        <w:spacing w:after="0" w:line="285" w:lineRule="atLeast"/>
-        <w:rPr>
-          <w:rFonts w:ascii="Consolas" w:eastAsia="Times New Roman" w:hAnsi="Consolas" w:cs="Times New Roman"/>
-          <w:color w:val="BBBEBF"/>
-          <w:sz w:val="21"/>
-          <w:szCs w:val="21"/>
-        </w:rPr>
-      </w:pPr>
-      <w:r>
-        <w:rPr>
-          <w:rFonts w:ascii="Consolas" w:eastAsia="Times New Roman" w:hAnsi="Consolas" w:cs="Times New Roman"/>
-          <w:color w:val="569CD6"/>
-          <w:sz w:val="21"/>
-          <w:szCs w:val="21"/>
-        </w:rPr>
-        <w:t>&lt;?</w:t>
+        <w:t xml:space="preserve">7. Hasil </w:t>
       </w:r>
       <w:proofErr w:type="spellStart"/>
       <w:r>
         <w:rPr>
-          <w:rFonts w:ascii="Consolas" w:eastAsia="Times New Roman" w:hAnsi="Consolas" w:cs="Times New Roman"/>
-          <w:color w:val="569CD6"/>
-          <w:sz w:val="21"/>
-          <w:szCs w:val="21"/>
-        </w:rPr>
-        <w:t>php</w:t>
+          <w:rFonts w:ascii="Times New Roman" w:hAnsi="Times New Roman" w:cs="Times New Roman"/>
+          <w:color w:val="000000" w:themeColor="text1"/>
+        </w:rPr>
+        <w:t>Praktik</w:t>
       </w:r>
       <w:proofErr w:type="spellEnd"/>
     </w:p>
     <w:p>
-      <w:pPr>
-        <w:shd w:val="clear" w:color="auto" w:fill="121314"/>
-        <w:spacing w:after="0" w:line="285" w:lineRule="atLeast"/>
-        <w:rPr>
-          <w:rFonts w:ascii="Consolas" w:eastAsia="Times New Roman" w:hAnsi="Consolas" w:cs="Times New Roman"/>
-          <w:color w:val="BBBEBF"/>
-          <w:sz w:val="21"/>
-          <w:szCs w:val="21"/>
-        </w:rPr>
-      </w:pPr>
+      <w:r>
+        <w:rPr>
+          <w:noProof/>
+        </w:rPr>
+        <w:drawing>
+          <wp:inline distT="0" distB="0" distL="0" distR="0" wp14:anchorId="5CBCDCE4" wp14:editId="578EE9C7">
+            <wp:extent cx="5252085" cy="3281680"/>
+            <wp:effectExtent l="0" t="0" r="5715" b="0"/>
+            <wp:docPr id="1226424958" name="Picture 1"/>
+            <wp:cNvGraphicFramePr>
+              <a:graphicFrameLocks xmlns:a="http://schemas.openxmlformats.org/drawingml/2006/main" noChangeAspect="1"/>
+            </wp:cNvGraphicFramePr>
+            <a:graphic xmlns:a="http://schemas.openxmlformats.org/drawingml/2006/main">
+              <a:graphicData uri="http://schemas.openxmlformats.org/drawingml/2006/picture">
+                <pic:pic xmlns:pic="http://schemas.openxmlformats.org/drawingml/2006/picture">
+                  <pic:nvPicPr>
+                    <pic:cNvPr id="1226424958" name="Picture 1226424958"/>
+                    <pic:cNvPicPr/>
+                  </pic:nvPicPr>
+                  <pic:blipFill>
+                    <a:blip r:embed="rId9"/>
+                    <a:stretch>
+                      <a:fillRect/>
+                    </a:stretch>
+                  </pic:blipFill>
+                  <pic:spPr>
+                    <a:xfrm>
+                      <a:off x="0" y="0"/>
+                      <a:ext cx="5252085" cy="3281680"/>
+                    </a:xfrm>
+                    <a:prstGeom prst="rect">
+                      <a:avLst/>
+                    </a:prstGeom>
+                  </pic:spPr>
+                </pic:pic>
+              </a:graphicData>
+            </a:graphic>
+          </wp:inline>
+        </w:drawing>
+      </w:r>
     </w:p>
     <w:p>
       <w:pPr>
-        <w:shd w:val="clear" w:color="auto" w:fill="121314"/>
-        <w:spacing w:after="0" w:line="285" w:lineRule="atLeast"/>
-        <w:rPr>
-          <w:rFonts w:ascii="Consolas" w:eastAsia="Times New Roman" w:hAnsi="Consolas" w:cs="Times New Roman"/>
-          <w:color w:val="BBBEBF"/>
-          <w:sz w:val="21"/>
-          <w:szCs w:val="21"/>
-        </w:rPr>
-      </w:pPr>
-      <w:proofErr w:type="spellStart"/>
-      <w:r>
-        <w:rPr>
-          <w:rFonts w:ascii="Consolas" w:eastAsia="Times New Roman" w:hAnsi="Consolas" w:cs="Times New Roman"/>
-          <w:color w:val="C586C0"/>
-          <w:sz w:val="21"/>
-          <w:szCs w:val="21"/>
-        </w:rPr>
-        <w:t>require_once</w:t>
-      </w:r>
-      <w:proofErr w:type="spellEnd"/>
-      <w:r>
-        <w:rPr>
-          <w:rFonts w:ascii="Consolas" w:eastAsia="Times New Roman" w:hAnsi="Consolas" w:cs="Times New Roman"/>
-          <w:color w:val="D4D4D4"/>
-          <w:sz w:val="21"/>
-          <w:szCs w:val="21"/>
-        </w:rPr>
-        <w:t xml:space="preserve"> </w:t>
-      </w:r>
-      <w:r>
-        <w:rPr>
-          <w:rFonts w:ascii="Consolas" w:eastAsia="Times New Roman" w:hAnsi="Consolas" w:cs="Times New Roman"/>
-          <w:color w:val="569CD6"/>
-          <w:sz w:val="21"/>
-          <w:szCs w:val="21"/>
-        </w:rPr>
-        <w:t>__DIR_</w:t>
-      </w:r>
-      <w:proofErr w:type="gramStart"/>
-      <w:r>
-        <w:rPr>
-          <w:rFonts w:ascii="Consolas" w:eastAsia="Times New Roman" w:hAnsi="Consolas" w:cs="Times New Roman"/>
-          <w:color w:val="569CD6"/>
-          <w:sz w:val="21"/>
-          <w:szCs w:val="21"/>
-        </w:rPr>
-        <w:t>_</w:t>
-      </w:r>
-      <w:r>
-        <w:rPr>
-          <w:rFonts w:ascii="Consolas" w:eastAsia="Times New Roman" w:hAnsi="Consolas" w:cs="Times New Roman"/>
-          <w:color w:val="D4D4D4"/>
-          <w:sz w:val="21"/>
-          <w:szCs w:val="21"/>
-        </w:rPr>
-        <w:t xml:space="preserve"> .</w:t>
-      </w:r>
-      <w:proofErr w:type="gramEnd"/>
-      <w:r>
-        <w:rPr>
-          <w:rFonts w:ascii="Consolas" w:eastAsia="Times New Roman" w:hAnsi="Consolas" w:cs="Times New Roman"/>
-          <w:color w:val="D4D4D4"/>
-          <w:sz w:val="21"/>
-          <w:szCs w:val="21"/>
-        </w:rPr>
-        <w:t xml:space="preserve"> </w:t>
-      </w:r>
-      <w:r>
-        <w:rPr>
-          <w:rFonts w:ascii="Consolas" w:eastAsia="Times New Roman" w:hAnsi="Consolas" w:cs="Times New Roman"/>
-          <w:color w:val="A5D6FF"/>
-          <w:sz w:val="21"/>
-          <w:szCs w:val="21"/>
-        </w:rPr>
-        <w:t>'/../</w:t>
-      </w:r>
-      <w:proofErr w:type="spellStart"/>
-      <w:r>
-        <w:rPr>
-          <w:rFonts w:ascii="Consolas" w:eastAsia="Times New Roman" w:hAnsi="Consolas" w:cs="Times New Roman"/>
-          <w:color w:val="A5D6FF"/>
-          <w:sz w:val="21"/>
-          <w:szCs w:val="21"/>
-        </w:rPr>
-        <w:t>Database.php</w:t>
-      </w:r>
-      <w:proofErr w:type="spellEnd"/>
-      <w:r>
-        <w:rPr>
-          <w:rFonts w:ascii="Consolas" w:eastAsia="Times New Roman" w:hAnsi="Consolas" w:cs="Times New Roman"/>
-          <w:color w:val="A5D6FF"/>
-          <w:sz w:val="21"/>
-          <w:szCs w:val="21"/>
-        </w:rPr>
-        <w:t>'</w:t>
-      </w:r>
-      <w:r>
-        <w:rPr>
-          <w:rFonts w:ascii="Consolas" w:eastAsia="Times New Roman" w:hAnsi="Consolas" w:cs="Times New Roman"/>
-          <w:color w:val="D4D4D4"/>
-          <w:sz w:val="21"/>
-          <w:szCs w:val="21"/>
-        </w:rPr>
-        <w:t>;</w:t>
+        <w:pStyle w:val="Heading1"/>
+        <w:rPr>
+          <w:rFonts w:ascii="Times New Roman" w:hAnsi="Times New Roman" w:cs="Times New Roman"/>
+          <w:color w:val="000000" w:themeColor="text1"/>
+        </w:rPr>
+      </w:pPr>
+      <w:r>
+        <w:rPr>
+          <w:rFonts w:ascii="Times New Roman" w:hAnsi="Times New Roman" w:cs="Times New Roman"/>
+          <w:color w:val="000000" w:themeColor="text1"/>
+        </w:rPr>
+        <w:t>8. Analisis</w:t>
       </w:r>
     </w:p>
     <w:p>
       <w:pPr>
-        <w:shd w:val="clear" w:color="auto" w:fill="121314"/>
-        <w:spacing w:after="0" w:line="285" w:lineRule="atLeast"/>
-        <w:rPr>
-          <w:rFonts w:ascii="Consolas" w:eastAsia="Times New Roman" w:hAnsi="Consolas" w:cs="Times New Roman"/>
-          <w:color w:val="BBBEBF"/>
-          <w:sz w:val="21"/>
-          <w:szCs w:val="21"/>
-        </w:rPr>
-      </w:pPr>
+        <w:rPr>
+          <w:rFonts w:cs="Times New Roman"/>
+          <w:color w:val="000000" w:themeColor="text1"/>
+        </w:rPr>
+      </w:pPr>
+      <w:r>
+        <w:rPr>
+          <w:rFonts w:cs="Times New Roman"/>
+          <w:color w:val="000000" w:themeColor="text1"/>
+        </w:rPr>
+        <w:t>Praktikum Acara 7 menunjukkan bahwa database merupakan komponen utama untuk menyimpan data aplikasi secara permanen. Struktur tabel yang baik perlu memperhatikan tipe data, kunci utama, keunikan data, serta relasi antar tabel. Pada project yang dikerjakan, struktur database sudah mencakup ketiga kebutuhan utama sistem akademik, yaitu prodi, mahasiswa, dan matakuliah.</w:t>
+      </w:r>
     </w:p>
     <w:p>
       <w:pPr>
-        <w:shd w:val="clear" w:color="auto" w:fill="121314"/>
-        <w:spacing w:after="0" w:line="285" w:lineRule="atLeast"/>
-        <w:rPr>
-          <w:rFonts w:ascii="Consolas" w:eastAsia="Times New Roman" w:hAnsi="Consolas" w:cs="Times New Roman"/>
-          <w:color w:val="BBBEBF"/>
-          <w:sz w:val="21"/>
-          <w:szCs w:val="21"/>
-        </w:rPr>
-      </w:pPr>
-      <w:r>
-        <w:rPr>
-          <w:rFonts w:ascii="Consolas" w:eastAsia="Times New Roman" w:hAnsi="Consolas" w:cs="Times New Roman"/>
-          <w:color w:val="FF7B72"/>
-          <w:sz w:val="21"/>
-          <w:szCs w:val="21"/>
-        </w:rPr>
-        <w:t>class</w:t>
-      </w:r>
-      <w:r>
-        <w:rPr>
-          <w:rFonts w:ascii="Consolas" w:eastAsia="Times New Roman" w:hAnsi="Consolas" w:cs="Times New Roman"/>
-          <w:color w:val="D4D4D4"/>
-          <w:sz w:val="21"/>
-          <w:szCs w:val="21"/>
-        </w:rPr>
-        <w:t xml:space="preserve"> </w:t>
-      </w:r>
-      <w:proofErr w:type="spellStart"/>
-      <w:r>
-        <w:rPr>
-          <w:rFonts w:ascii="Consolas" w:eastAsia="Times New Roman" w:hAnsi="Consolas" w:cs="Times New Roman"/>
-          <w:color w:val="4EC9B0"/>
-          <w:sz w:val="21"/>
-          <w:szCs w:val="21"/>
-        </w:rPr>
-        <w:t>MahasiswaModel</w:t>
-      </w:r>
-      <w:proofErr w:type="spellEnd"/>
+        <w:rPr>
+          <w:rFonts w:cs="Times New Roman"/>
+          <w:color w:val="000000" w:themeColor="text1"/>
+        </w:rPr>
+      </w:pPr>
+      <w:r>
+        <w:rPr>
+          <w:rFonts w:cs="Times New Roman"/>
+          <w:color w:val="000000" w:themeColor="text1"/>
+        </w:rPr>
+        <w:t>Penggunaan PDO pada Model juga memberikan dasar yang lebih baik untuk pengembangan aplikasi berikutnya. Method create(), update(), dan delete() menggunakan prepared statement, sedangkan proses pengambilan data dapat menggunakan query atau prepared statement sesuai kebutuhan.</w:t>
+      </w:r>
     </w:p>
     <w:p>
       <w:pPr>
-        <w:shd w:val="clear" w:color="auto" w:fill="121314"/>
-        <w:spacing w:after="0" w:line="285" w:lineRule="atLeast"/>
-        <w:rPr>
-          <w:rFonts w:ascii="Consolas" w:eastAsia="Times New Roman" w:hAnsi="Consolas" w:cs="Times New Roman"/>
-          <w:color w:val="BBBEBF"/>
-          <w:sz w:val="21"/>
-          <w:szCs w:val="21"/>
-        </w:rPr>
-      </w:pPr>
-      <w:r>
-        <w:rPr>
-          <w:rFonts w:ascii="Consolas" w:eastAsia="Times New Roman" w:hAnsi="Consolas" w:cs="Times New Roman"/>
-          <w:color w:val="D4D4D4"/>
-          <w:sz w:val="21"/>
-          <w:szCs w:val="21"/>
-        </w:rPr>
-        <w:t>{</w:t>
+        <w:pStyle w:val="Heading1"/>
+        <w:rPr>
+          <w:rFonts w:ascii="Times New Roman" w:hAnsi="Times New Roman" w:cs="Times New Roman"/>
+          <w:color w:val="000000" w:themeColor="text1"/>
+        </w:rPr>
+      </w:pPr>
+      <w:r>
+        <w:rPr>
+          <w:rFonts w:ascii="Times New Roman" w:hAnsi="Times New Roman" w:cs="Times New Roman"/>
+          <w:color w:val="000000" w:themeColor="text1"/>
+        </w:rPr>
+        <w:lastRenderedPageBreak/>
+        <w:t>9. Kesimpulan</w:t>
       </w:r>
     </w:p>
     <w:p>
       <w:pPr>
-        <w:shd w:val="clear" w:color="auto" w:fill="121314"/>
-        <w:spacing w:after="0" w:line="285" w:lineRule="atLeast"/>
-        <w:rPr>
-          <w:rFonts w:ascii="Consolas" w:eastAsia="Times New Roman" w:hAnsi="Consolas" w:cs="Times New Roman"/>
-          <w:color w:val="BBBEBF"/>
-          <w:sz w:val="21"/>
-          <w:szCs w:val="21"/>
-        </w:rPr>
-      </w:pPr>
-      <w:r>
-        <w:rPr>
-          <w:rFonts w:ascii="Consolas" w:eastAsia="Times New Roman" w:hAnsi="Consolas" w:cs="Times New Roman"/>
-          <w:color w:val="D4D4D4"/>
-          <w:sz w:val="21"/>
-          <w:szCs w:val="21"/>
-        </w:rPr>
-        <w:t xml:space="preserve">    </w:t>
-      </w:r>
-      <w:r>
-        <w:rPr>
-          <w:rFonts w:ascii="Consolas" w:eastAsia="Times New Roman" w:hAnsi="Consolas" w:cs="Times New Roman"/>
-          <w:color w:val="569CD6"/>
-          <w:sz w:val="21"/>
-          <w:szCs w:val="21"/>
-        </w:rPr>
-        <w:t>private</w:t>
-      </w:r>
-      <w:r>
-        <w:rPr>
-          <w:rFonts w:ascii="Consolas" w:eastAsia="Times New Roman" w:hAnsi="Consolas" w:cs="Times New Roman"/>
-          <w:color w:val="D4D4D4"/>
-          <w:sz w:val="21"/>
-          <w:szCs w:val="21"/>
-        </w:rPr>
-        <w:t xml:space="preserve"> </w:t>
-      </w:r>
-      <w:r>
-        <w:rPr>
-          <w:rFonts w:ascii="Consolas" w:eastAsia="Times New Roman" w:hAnsi="Consolas" w:cs="Times New Roman"/>
-          <w:color w:val="4EC9B0"/>
-          <w:sz w:val="21"/>
-          <w:szCs w:val="21"/>
-        </w:rPr>
-        <w:t>PDO</w:t>
-      </w:r>
-      <w:r>
-        <w:rPr>
-          <w:rFonts w:ascii="Consolas" w:eastAsia="Times New Roman" w:hAnsi="Consolas" w:cs="Times New Roman"/>
-          <w:color w:val="D4D4D4"/>
-          <w:sz w:val="21"/>
-          <w:szCs w:val="21"/>
-        </w:rPr>
-        <w:t xml:space="preserve"> </w:t>
-      </w:r>
-      <w:r>
-        <w:rPr>
-          <w:rFonts w:ascii="Consolas" w:eastAsia="Times New Roman" w:hAnsi="Consolas" w:cs="Times New Roman"/>
-          <w:color w:val="C9D1D9"/>
-          <w:sz w:val="21"/>
-          <w:szCs w:val="21"/>
-        </w:rPr>
-        <w:t>$</w:t>
-      </w:r>
-      <w:proofErr w:type="spellStart"/>
-      <w:r>
-        <w:rPr>
-          <w:rFonts w:ascii="Consolas" w:eastAsia="Times New Roman" w:hAnsi="Consolas" w:cs="Times New Roman"/>
-          <w:color w:val="C9D1D9"/>
-          <w:sz w:val="21"/>
-          <w:szCs w:val="21"/>
-        </w:rPr>
-        <w:t>db</w:t>
-      </w:r>
-      <w:proofErr w:type="spellEnd"/>
-      <w:r>
-        <w:rPr>
-          <w:rFonts w:ascii="Consolas" w:eastAsia="Times New Roman" w:hAnsi="Consolas" w:cs="Times New Roman"/>
-          <w:color w:val="D4D4D4"/>
-          <w:sz w:val="21"/>
-          <w:szCs w:val="21"/>
-        </w:rPr>
-        <w:t>;</w:t>
+        <w:rPr>
+          <w:rFonts w:cs="Times New Roman"/>
+          <w:color w:val="000000" w:themeColor="text1"/>
+        </w:rPr>
+      </w:pPr>
+      <w:r>
+        <w:rPr>
+          <w:rFonts w:cs="Times New Roman"/>
+          <w:color w:val="000000" w:themeColor="text1"/>
+        </w:rPr>
+        <w:t>Berdasarkan praktikum Acara 7, dapat disimpulkan bahwa database relasional dapat digunakan untuk menyimpan data Sistem Informasi Akademik secara terstruktur. Praktik berhasil mencakup pembuatan tabel prodi, mahasiswa, dan matakuliah, pengisian data awal, penerapan primary key, unique key, dan foreign key, serta pembuatan Model PHP untuk mengakses data. Implementasi tersebut menjadi dasar untuk pengembangan fitur PDO, relasi, dan CRUD yang lebih lengkap pada pertemuan berikutnya.</w:t>
       </w:r>
     </w:p>
     <w:p>
       <w:pPr>
-        <w:shd w:val="clear" w:color="auto" w:fill="121314"/>
-        <w:spacing w:after="0" w:line="285" w:lineRule="atLeast"/>
-        <w:rPr>
-          <w:rFonts w:ascii="Consolas" w:eastAsia="Times New Roman" w:hAnsi="Consolas" w:cs="Times New Roman"/>
-          <w:color w:val="BBBEBF"/>
-          <w:sz w:val="21"/>
-          <w:szCs w:val="21"/>
-        </w:rPr>
-      </w:pPr>
-    </w:p>
-    <w:p>
-      <w:pPr>
-        <w:shd w:val="clear" w:color="auto" w:fill="121314"/>
-        <w:spacing w:after="0" w:line="285" w:lineRule="atLeast"/>
-        <w:rPr>
-          <w:rFonts w:ascii="Consolas" w:eastAsia="Times New Roman" w:hAnsi="Consolas" w:cs="Times New Roman"/>
-          <w:color w:val="BBBEBF"/>
-          <w:sz w:val="21"/>
-          <w:szCs w:val="21"/>
-        </w:rPr>
-      </w:pPr>
-      <w:r>
-        <w:rPr>
-          <w:rFonts w:ascii="Consolas" w:eastAsia="Times New Roman" w:hAnsi="Consolas" w:cs="Times New Roman"/>
-          <w:color w:val="D4D4D4"/>
-          <w:sz w:val="21"/>
-          <w:szCs w:val="21"/>
-        </w:rPr>
-        <w:t xml:space="preserve">    </w:t>
-      </w:r>
-      <w:r>
-        <w:rPr>
-          <w:rFonts w:ascii="Consolas" w:eastAsia="Times New Roman" w:hAnsi="Consolas" w:cs="Times New Roman"/>
-          <w:color w:val="569CD6"/>
-          <w:sz w:val="21"/>
-          <w:szCs w:val="21"/>
-        </w:rPr>
-        <w:t>public</w:t>
-      </w:r>
-      <w:r>
-        <w:rPr>
-          <w:rFonts w:ascii="Consolas" w:eastAsia="Times New Roman" w:hAnsi="Consolas" w:cs="Times New Roman"/>
-          <w:color w:val="D4D4D4"/>
-          <w:sz w:val="21"/>
-          <w:szCs w:val="21"/>
-        </w:rPr>
-        <w:t xml:space="preserve"> </w:t>
-      </w:r>
-      <w:r>
-        <w:rPr>
-          <w:rFonts w:ascii="Consolas" w:eastAsia="Times New Roman" w:hAnsi="Consolas" w:cs="Times New Roman"/>
-          <w:color w:val="FF7B72"/>
-          <w:sz w:val="21"/>
-          <w:szCs w:val="21"/>
-        </w:rPr>
-        <w:t>function</w:t>
-      </w:r>
-      <w:r>
-        <w:rPr>
-          <w:rFonts w:ascii="Consolas" w:eastAsia="Times New Roman" w:hAnsi="Consolas" w:cs="Times New Roman"/>
-          <w:color w:val="D4D4D4"/>
-          <w:sz w:val="21"/>
-          <w:szCs w:val="21"/>
-        </w:rPr>
-        <w:t xml:space="preserve"> </w:t>
-      </w:r>
-      <w:r>
-        <w:rPr>
-          <w:rFonts w:ascii="Consolas" w:eastAsia="Times New Roman" w:hAnsi="Consolas" w:cs="Times New Roman"/>
-          <w:color w:val="DCDCAA"/>
-          <w:sz w:val="21"/>
-          <w:szCs w:val="21"/>
-        </w:rPr>
-        <w:t>__</w:t>
-      </w:r>
-      <w:proofErr w:type="gramStart"/>
-      <w:r>
-        <w:rPr>
-          <w:rFonts w:ascii="Consolas" w:eastAsia="Times New Roman" w:hAnsi="Consolas" w:cs="Times New Roman"/>
-          <w:color w:val="DCDCAA"/>
-          <w:sz w:val="21"/>
-          <w:szCs w:val="21"/>
-        </w:rPr>
-        <w:t>construct</w:t>
-      </w:r>
-      <w:r>
-        <w:rPr>
-          <w:rFonts w:ascii="Consolas" w:eastAsia="Times New Roman" w:hAnsi="Consolas" w:cs="Times New Roman"/>
-          <w:color w:val="D4D4D4"/>
-          <w:sz w:val="21"/>
-          <w:szCs w:val="21"/>
-        </w:rPr>
-        <w:t>(</w:t>
-      </w:r>
-      <w:proofErr w:type="gramEnd"/>
-      <w:r>
-        <w:rPr>
-          <w:rFonts w:ascii="Consolas" w:eastAsia="Times New Roman" w:hAnsi="Consolas" w:cs="Times New Roman"/>
-          <w:color w:val="D4D4D4"/>
-          <w:sz w:val="21"/>
-          <w:szCs w:val="21"/>
-        </w:rPr>
-        <w:t>)</w:t>
-      </w:r>
-    </w:p>
-    <w:p>
-      <w:pPr>
-        <w:shd w:val="clear" w:color="auto" w:fill="121314"/>
-        <w:spacing w:after="0" w:line="285" w:lineRule="atLeast"/>
-        <w:rPr>
-          <w:rFonts w:ascii="Consolas" w:eastAsia="Times New Roman" w:hAnsi="Consolas" w:cs="Times New Roman"/>
-          <w:color w:val="BBBEBF"/>
-          <w:sz w:val="21"/>
-          <w:szCs w:val="21"/>
-        </w:rPr>
-      </w:pPr>
-      <w:r>
-        <w:rPr>
-          <w:rFonts w:ascii="Consolas" w:eastAsia="Times New Roman" w:hAnsi="Consolas" w:cs="Times New Roman"/>
-          <w:color w:val="D4D4D4"/>
-          <w:sz w:val="21"/>
-          <w:szCs w:val="21"/>
-        </w:rPr>
-        <w:t>    {</w:t>
-      </w:r>
-    </w:p>
-    <w:p>
-      <w:pPr>
-        <w:shd w:val="clear" w:color="auto" w:fill="121314"/>
-        <w:spacing w:after="0" w:line="285" w:lineRule="atLeast"/>
-        <w:rPr>
-          <w:rFonts w:ascii="Consolas" w:eastAsia="Times New Roman" w:hAnsi="Consolas" w:cs="Times New Roman"/>
-          <w:color w:val="BBBEBF"/>
-          <w:sz w:val="21"/>
-          <w:szCs w:val="21"/>
-        </w:rPr>
-      </w:pPr>
-      <w:r>
-        <w:rPr>
-          <w:rFonts w:ascii="Consolas" w:eastAsia="Times New Roman" w:hAnsi="Consolas" w:cs="Times New Roman"/>
-          <w:color w:val="D4D4D4"/>
-          <w:sz w:val="21"/>
-          <w:szCs w:val="21"/>
-        </w:rPr>
-        <w:t xml:space="preserve">        </w:t>
-      </w:r>
-      <w:r>
-        <w:rPr>
-          <w:rFonts w:ascii="Consolas" w:eastAsia="Times New Roman" w:hAnsi="Consolas" w:cs="Times New Roman"/>
-          <w:color w:val="79C0FF"/>
-          <w:sz w:val="21"/>
-          <w:szCs w:val="21"/>
-        </w:rPr>
-        <w:t>$this</w:t>
-      </w:r>
-      <w:r>
-        <w:rPr>
-          <w:rFonts w:ascii="Consolas" w:eastAsia="Times New Roman" w:hAnsi="Consolas" w:cs="Times New Roman"/>
-          <w:color w:val="D4D4D4"/>
-          <w:sz w:val="21"/>
-          <w:szCs w:val="21"/>
-        </w:rPr>
-        <w:t>-&gt;</w:t>
-      </w:r>
-      <w:proofErr w:type="spellStart"/>
-      <w:r>
-        <w:rPr>
-          <w:rFonts w:ascii="Consolas" w:eastAsia="Times New Roman" w:hAnsi="Consolas" w:cs="Times New Roman"/>
-          <w:color w:val="C9D1D9"/>
-          <w:sz w:val="21"/>
-          <w:szCs w:val="21"/>
-        </w:rPr>
-        <w:t>db</w:t>
-      </w:r>
-      <w:proofErr w:type="spellEnd"/>
-      <w:r>
-        <w:rPr>
-          <w:rFonts w:ascii="Consolas" w:eastAsia="Times New Roman" w:hAnsi="Consolas" w:cs="Times New Roman"/>
-          <w:color w:val="D4D4D4"/>
-          <w:sz w:val="21"/>
-          <w:szCs w:val="21"/>
-        </w:rPr>
-        <w:t xml:space="preserve"> = </w:t>
-      </w:r>
-      <w:proofErr w:type="gramStart"/>
-      <w:r>
-        <w:rPr>
-          <w:rFonts w:ascii="Consolas" w:eastAsia="Times New Roman" w:hAnsi="Consolas" w:cs="Times New Roman"/>
-          <w:color w:val="4EC9B0"/>
-          <w:sz w:val="21"/>
-          <w:szCs w:val="21"/>
-        </w:rPr>
-        <w:t>Database</w:t>
-      </w:r>
-      <w:r>
-        <w:rPr>
-          <w:rFonts w:ascii="Consolas" w:eastAsia="Times New Roman" w:hAnsi="Consolas" w:cs="Times New Roman"/>
-          <w:color w:val="D4D4D4"/>
-          <w:sz w:val="21"/>
-          <w:szCs w:val="21"/>
-        </w:rPr>
-        <w:t>::</w:t>
-      </w:r>
-      <w:proofErr w:type="spellStart"/>
-      <w:r>
-        <w:rPr>
-          <w:rFonts w:ascii="Consolas" w:eastAsia="Times New Roman" w:hAnsi="Consolas" w:cs="Times New Roman"/>
-          <w:color w:val="D2A8FF"/>
-          <w:sz w:val="21"/>
-          <w:szCs w:val="21"/>
-        </w:rPr>
-        <w:t>getInstance</w:t>
-      </w:r>
-      <w:proofErr w:type="spellEnd"/>
-      <w:r>
-        <w:rPr>
-          <w:rFonts w:ascii="Consolas" w:eastAsia="Times New Roman" w:hAnsi="Consolas" w:cs="Times New Roman"/>
-          <w:color w:val="D4D4D4"/>
-          <w:sz w:val="21"/>
-          <w:szCs w:val="21"/>
-        </w:rPr>
-        <w:t>(</w:t>
-      </w:r>
-      <w:proofErr w:type="gramEnd"/>
-      <w:r>
-        <w:rPr>
-          <w:rFonts w:ascii="Consolas" w:eastAsia="Times New Roman" w:hAnsi="Consolas" w:cs="Times New Roman"/>
-          <w:color w:val="D4D4D4"/>
-          <w:sz w:val="21"/>
-          <w:szCs w:val="21"/>
-        </w:rPr>
-        <w:t>);</w:t>
-      </w:r>
-    </w:p>
-    <w:p>
-      <w:pPr>
-        <w:shd w:val="clear" w:color="auto" w:fill="121314"/>
-        <w:spacing w:after="0" w:line="285" w:lineRule="atLeast"/>
-        <w:rPr>
-          <w:rFonts w:ascii="Consolas" w:eastAsia="Times New Roman" w:hAnsi="Consolas" w:cs="Times New Roman"/>
-          <w:color w:val="BBBEBF"/>
-          <w:sz w:val="21"/>
-          <w:szCs w:val="21"/>
-        </w:rPr>
-      </w:pPr>
-      <w:r>
-        <w:rPr>
-          <w:rFonts w:ascii="Consolas" w:eastAsia="Times New Roman" w:hAnsi="Consolas" w:cs="Times New Roman"/>
-          <w:color w:val="D4D4D4"/>
-          <w:sz w:val="21"/>
-          <w:szCs w:val="21"/>
-        </w:rPr>
-        <w:t>    }</w:t>
-      </w:r>
-    </w:p>
-    <w:p>
-      <w:pPr>
-        <w:shd w:val="clear" w:color="auto" w:fill="121314"/>
-        <w:spacing w:after="0" w:line="285" w:lineRule="atLeast"/>
-        <w:rPr>
-          <w:rFonts w:ascii="Consolas" w:eastAsia="Times New Roman" w:hAnsi="Consolas" w:cs="Times New Roman"/>
-          <w:color w:val="BBBEBF"/>
-          <w:sz w:val="21"/>
-          <w:szCs w:val="21"/>
-        </w:rPr>
-      </w:pPr>
-    </w:p>
-    <w:p>
-      <w:pPr>
-        <w:shd w:val="clear" w:color="auto" w:fill="121314"/>
-        <w:spacing w:after="0" w:line="285" w:lineRule="atLeast"/>
-        <w:rPr>
-          <w:rFonts w:ascii="Consolas" w:eastAsia="Times New Roman" w:hAnsi="Consolas" w:cs="Times New Roman"/>
-          <w:color w:val="BBBEBF"/>
-          <w:sz w:val="21"/>
-          <w:szCs w:val="21"/>
-        </w:rPr>
-      </w:pPr>
-      <w:r>
-        <w:rPr>
-          <w:rFonts w:ascii="Consolas" w:eastAsia="Times New Roman" w:hAnsi="Consolas" w:cs="Times New Roman"/>
-          <w:color w:val="D4D4D4"/>
-          <w:sz w:val="21"/>
-          <w:szCs w:val="21"/>
-        </w:rPr>
-        <w:t xml:space="preserve">    </w:t>
-      </w:r>
-      <w:r>
-        <w:rPr>
-          <w:rFonts w:ascii="Consolas" w:eastAsia="Times New Roman" w:hAnsi="Consolas" w:cs="Times New Roman"/>
-          <w:color w:val="8B949E"/>
-          <w:sz w:val="21"/>
-          <w:szCs w:val="21"/>
-        </w:rPr>
-        <w:t xml:space="preserve">// Daftar </w:t>
-      </w:r>
-      <w:proofErr w:type="spellStart"/>
-      <w:r>
-        <w:rPr>
-          <w:rFonts w:ascii="Consolas" w:eastAsia="Times New Roman" w:hAnsi="Consolas" w:cs="Times New Roman"/>
-          <w:color w:val="8B949E"/>
-          <w:sz w:val="21"/>
-          <w:szCs w:val="21"/>
-        </w:rPr>
-        <w:t>mahasiswa</w:t>
-      </w:r>
-      <w:proofErr w:type="spellEnd"/>
-      <w:r>
-        <w:rPr>
-          <w:rFonts w:ascii="Consolas" w:eastAsia="Times New Roman" w:hAnsi="Consolas" w:cs="Times New Roman"/>
-          <w:color w:val="8B949E"/>
-          <w:sz w:val="21"/>
-          <w:szCs w:val="21"/>
-        </w:rPr>
-        <w:t xml:space="preserve"> + nama </w:t>
-      </w:r>
-      <w:proofErr w:type="spellStart"/>
-      <w:r>
-        <w:rPr>
-          <w:rFonts w:ascii="Consolas" w:eastAsia="Times New Roman" w:hAnsi="Consolas" w:cs="Times New Roman"/>
-          <w:color w:val="8B949E"/>
-          <w:sz w:val="21"/>
-          <w:szCs w:val="21"/>
-        </w:rPr>
-        <w:t>prodi</w:t>
-      </w:r>
-      <w:proofErr w:type="spellEnd"/>
-      <w:r>
-        <w:rPr>
-          <w:rFonts w:ascii="Consolas" w:eastAsia="Times New Roman" w:hAnsi="Consolas" w:cs="Times New Roman"/>
-          <w:color w:val="8B949E"/>
-          <w:sz w:val="21"/>
-          <w:szCs w:val="21"/>
-        </w:rPr>
-        <w:t xml:space="preserve"> (JOIN).</w:t>
-      </w:r>
-    </w:p>
-    <w:p>
-      <w:pPr>
-        <w:shd w:val="clear" w:color="auto" w:fill="121314"/>
-        <w:spacing w:after="0" w:line="285" w:lineRule="atLeast"/>
-        <w:rPr>
-          <w:rFonts w:ascii="Consolas" w:eastAsia="Times New Roman" w:hAnsi="Consolas" w:cs="Times New Roman"/>
-          <w:color w:val="BBBEBF"/>
-          <w:sz w:val="21"/>
-          <w:szCs w:val="21"/>
-        </w:rPr>
-      </w:pPr>
-      <w:r>
-        <w:rPr>
-          <w:rFonts w:ascii="Consolas" w:eastAsia="Times New Roman" w:hAnsi="Consolas" w:cs="Times New Roman"/>
-          <w:color w:val="D4D4D4"/>
-          <w:sz w:val="21"/>
-          <w:szCs w:val="21"/>
-        </w:rPr>
-        <w:t xml:space="preserve">    </w:t>
-      </w:r>
-      <w:r>
-        <w:rPr>
-          <w:rFonts w:ascii="Consolas" w:eastAsia="Times New Roman" w:hAnsi="Consolas" w:cs="Times New Roman"/>
-          <w:color w:val="8B949E"/>
-          <w:sz w:val="21"/>
-          <w:szCs w:val="21"/>
-        </w:rPr>
-        <w:t xml:space="preserve">// </w:t>
-      </w:r>
-      <w:proofErr w:type="spellStart"/>
-      <w:r>
-        <w:rPr>
-          <w:rFonts w:ascii="Consolas" w:eastAsia="Times New Roman" w:hAnsi="Consolas" w:cs="Times New Roman"/>
-          <w:color w:val="8B949E"/>
-          <w:sz w:val="21"/>
-          <w:szCs w:val="21"/>
-        </w:rPr>
-        <w:t>Tugas</w:t>
-      </w:r>
-      <w:proofErr w:type="spellEnd"/>
-      <w:r>
-        <w:rPr>
-          <w:rFonts w:ascii="Consolas" w:eastAsia="Times New Roman" w:hAnsi="Consolas" w:cs="Times New Roman"/>
-          <w:color w:val="8B949E"/>
-          <w:sz w:val="21"/>
-          <w:szCs w:val="21"/>
-        </w:rPr>
-        <w:t xml:space="preserve"> </w:t>
-      </w:r>
-      <w:proofErr w:type="spellStart"/>
-      <w:r>
-        <w:rPr>
-          <w:rFonts w:ascii="Consolas" w:eastAsia="Times New Roman" w:hAnsi="Consolas" w:cs="Times New Roman"/>
-          <w:color w:val="8B949E"/>
-          <w:sz w:val="21"/>
-          <w:szCs w:val="21"/>
-        </w:rPr>
-        <w:t>Mandiri</w:t>
-      </w:r>
-      <w:proofErr w:type="spellEnd"/>
-      <w:r>
-        <w:rPr>
-          <w:rFonts w:ascii="Consolas" w:eastAsia="Times New Roman" w:hAnsi="Consolas" w:cs="Times New Roman"/>
-          <w:color w:val="8B949E"/>
-          <w:sz w:val="21"/>
-          <w:szCs w:val="21"/>
-        </w:rPr>
-        <w:t xml:space="preserve">: </w:t>
-      </w:r>
-      <w:proofErr w:type="spellStart"/>
-      <w:r>
-        <w:rPr>
-          <w:rFonts w:ascii="Consolas" w:eastAsia="Times New Roman" w:hAnsi="Consolas" w:cs="Times New Roman"/>
-          <w:color w:val="8B949E"/>
-          <w:sz w:val="21"/>
-          <w:szCs w:val="21"/>
-        </w:rPr>
-        <w:t>jika</w:t>
-      </w:r>
-      <w:proofErr w:type="spellEnd"/>
-      <w:r>
-        <w:rPr>
-          <w:rFonts w:ascii="Consolas" w:eastAsia="Times New Roman" w:hAnsi="Consolas" w:cs="Times New Roman"/>
-          <w:color w:val="8B949E"/>
-          <w:sz w:val="21"/>
-          <w:szCs w:val="21"/>
-        </w:rPr>
-        <w:t xml:space="preserve"> $keyword </w:t>
-      </w:r>
-      <w:proofErr w:type="spellStart"/>
-      <w:r>
-        <w:rPr>
-          <w:rFonts w:ascii="Consolas" w:eastAsia="Times New Roman" w:hAnsi="Consolas" w:cs="Times New Roman"/>
-          <w:color w:val="8B949E"/>
-          <w:sz w:val="21"/>
-          <w:szCs w:val="21"/>
-        </w:rPr>
-        <w:t>diisi</w:t>
-      </w:r>
-      <w:proofErr w:type="spellEnd"/>
-      <w:r>
-        <w:rPr>
-          <w:rFonts w:ascii="Consolas" w:eastAsia="Times New Roman" w:hAnsi="Consolas" w:cs="Times New Roman"/>
-          <w:color w:val="8B949E"/>
-          <w:sz w:val="21"/>
-          <w:szCs w:val="21"/>
-        </w:rPr>
-        <w:t xml:space="preserve">, </w:t>
-      </w:r>
-      <w:proofErr w:type="spellStart"/>
-      <w:r>
-        <w:rPr>
-          <w:rFonts w:ascii="Consolas" w:eastAsia="Times New Roman" w:hAnsi="Consolas" w:cs="Times New Roman"/>
-          <w:color w:val="8B949E"/>
-          <w:sz w:val="21"/>
-          <w:szCs w:val="21"/>
-        </w:rPr>
-        <w:t>cari</w:t>
-      </w:r>
-      <w:proofErr w:type="spellEnd"/>
-      <w:r>
-        <w:rPr>
-          <w:rFonts w:ascii="Consolas" w:eastAsia="Times New Roman" w:hAnsi="Consolas" w:cs="Times New Roman"/>
-          <w:color w:val="8B949E"/>
-          <w:sz w:val="21"/>
-          <w:szCs w:val="21"/>
-        </w:rPr>
-        <w:t xml:space="preserve"> nama </w:t>
-      </w:r>
-      <w:proofErr w:type="spellStart"/>
-      <w:r>
-        <w:rPr>
-          <w:rFonts w:ascii="Consolas" w:eastAsia="Times New Roman" w:hAnsi="Consolas" w:cs="Times New Roman"/>
-          <w:color w:val="8B949E"/>
-          <w:sz w:val="21"/>
-          <w:szCs w:val="21"/>
-        </w:rPr>
-        <w:t>atau</w:t>
-      </w:r>
-      <w:proofErr w:type="spellEnd"/>
-      <w:r>
-        <w:rPr>
-          <w:rFonts w:ascii="Consolas" w:eastAsia="Times New Roman" w:hAnsi="Consolas" w:cs="Times New Roman"/>
-          <w:color w:val="8B949E"/>
-          <w:sz w:val="21"/>
-          <w:szCs w:val="21"/>
-        </w:rPr>
-        <w:t xml:space="preserve"> NIM </w:t>
-      </w:r>
-      <w:proofErr w:type="spellStart"/>
-      <w:r>
-        <w:rPr>
-          <w:rFonts w:ascii="Consolas" w:eastAsia="Times New Roman" w:hAnsi="Consolas" w:cs="Times New Roman"/>
-          <w:color w:val="8B949E"/>
-          <w:sz w:val="21"/>
-          <w:szCs w:val="21"/>
-        </w:rPr>
-        <w:t>dengan</w:t>
-      </w:r>
-      <w:proofErr w:type="spellEnd"/>
-      <w:r>
-        <w:rPr>
-          <w:rFonts w:ascii="Consolas" w:eastAsia="Times New Roman" w:hAnsi="Consolas" w:cs="Times New Roman"/>
-          <w:color w:val="8B949E"/>
-          <w:sz w:val="21"/>
-          <w:szCs w:val="21"/>
-        </w:rPr>
-        <w:t xml:space="preserve"> LIKE (prepared statement)</w:t>
-      </w:r>
-    </w:p>
-    <w:p>
-      <w:pPr>
-        <w:shd w:val="clear" w:color="auto" w:fill="121314"/>
-        <w:spacing w:after="0" w:line="285" w:lineRule="atLeast"/>
-        <w:rPr>
-          <w:rFonts w:ascii="Consolas" w:eastAsia="Times New Roman" w:hAnsi="Consolas" w:cs="Times New Roman"/>
-          <w:color w:val="BBBEBF"/>
-          <w:sz w:val="21"/>
-          <w:szCs w:val="21"/>
-        </w:rPr>
-      </w:pPr>
-      <w:r>
-        <w:rPr>
-          <w:rFonts w:ascii="Consolas" w:eastAsia="Times New Roman" w:hAnsi="Consolas" w:cs="Times New Roman"/>
-          <w:color w:val="D4D4D4"/>
-          <w:sz w:val="21"/>
-          <w:szCs w:val="21"/>
-        </w:rPr>
-        <w:t xml:space="preserve">    </w:t>
-      </w:r>
-      <w:r>
-        <w:rPr>
-          <w:rFonts w:ascii="Consolas" w:eastAsia="Times New Roman" w:hAnsi="Consolas" w:cs="Times New Roman"/>
-          <w:color w:val="569CD6"/>
-          <w:sz w:val="21"/>
-          <w:szCs w:val="21"/>
-        </w:rPr>
-        <w:t>public</w:t>
-      </w:r>
-      <w:r>
-        <w:rPr>
-          <w:rFonts w:ascii="Consolas" w:eastAsia="Times New Roman" w:hAnsi="Consolas" w:cs="Times New Roman"/>
-          <w:color w:val="D4D4D4"/>
-          <w:sz w:val="21"/>
-          <w:szCs w:val="21"/>
-        </w:rPr>
-        <w:t xml:space="preserve"> </w:t>
-      </w:r>
-      <w:r>
-        <w:rPr>
-          <w:rFonts w:ascii="Consolas" w:eastAsia="Times New Roman" w:hAnsi="Consolas" w:cs="Times New Roman"/>
-          <w:color w:val="FF7B72"/>
-          <w:sz w:val="21"/>
-          <w:szCs w:val="21"/>
-        </w:rPr>
-        <w:t>function</w:t>
-      </w:r>
-      <w:r>
-        <w:rPr>
-          <w:rFonts w:ascii="Consolas" w:eastAsia="Times New Roman" w:hAnsi="Consolas" w:cs="Times New Roman"/>
-          <w:color w:val="D4D4D4"/>
-          <w:sz w:val="21"/>
-          <w:szCs w:val="21"/>
-        </w:rPr>
-        <w:t xml:space="preserve"> </w:t>
-      </w:r>
-      <w:proofErr w:type="gramStart"/>
-      <w:r>
-        <w:rPr>
-          <w:rFonts w:ascii="Consolas" w:eastAsia="Times New Roman" w:hAnsi="Consolas" w:cs="Times New Roman"/>
-          <w:color w:val="D2A8FF"/>
-          <w:sz w:val="21"/>
-          <w:szCs w:val="21"/>
-        </w:rPr>
-        <w:t>all</w:t>
-      </w:r>
-      <w:r>
-        <w:rPr>
-          <w:rFonts w:ascii="Consolas" w:eastAsia="Times New Roman" w:hAnsi="Consolas" w:cs="Times New Roman"/>
-          <w:color w:val="D4D4D4"/>
-          <w:sz w:val="21"/>
-          <w:szCs w:val="21"/>
-        </w:rPr>
-        <w:t>(</w:t>
-      </w:r>
-      <w:proofErr w:type="gramEnd"/>
-      <w:r>
-        <w:rPr>
-          <w:rFonts w:ascii="Consolas" w:eastAsia="Times New Roman" w:hAnsi="Consolas" w:cs="Times New Roman"/>
-          <w:color w:val="FF7B72"/>
-          <w:sz w:val="21"/>
-          <w:szCs w:val="21"/>
-        </w:rPr>
-        <w:t>string</w:t>
-      </w:r>
-      <w:r>
-        <w:rPr>
-          <w:rFonts w:ascii="Consolas" w:eastAsia="Times New Roman" w:hAnsi="Consolas" w:cs="Times New Roman"/>
-          <w:color w:val="D4D4D4"/>
-          <w:sz w:val="21"/>
-          <w:szCs w:val="21"/>
-        </w:rPr>
-        <w:t xml:space="preserve"> </w:t>
-      </w:r>
-      <w:r>
-        <w:rPr>
-          <w:rFonts w:ascii="Consolas" w:eastAsia="Times New Roman" w:hAnsi="Consolas" w:cs="Times New Roman"/>
-          <w:color w:val="C9D1D9"/>
-          <w:sz w:val="21"/>
-          <w:szCs w:val="21"/>
-        </w:rPr>
-        <w:t>$keyword</w:t>
-      </w:r>
-      <w:r>
-        <w:rPr>
-          <w:rFonts w:ascii="Consolas" w:eastAsia="Times New Roman" w:hAnsi="Consolas" w:cs="Times New Roman"/>
-          <w:color w:val="D4D4D4"/>
-          <w:sz w:val="21"/>
-          <w:szCs w:val="21"/>
-        </w:rPr>
-        <w:t xml:space="preserve"> </w:t>
-      </w:r>
-      <w:proofErr w:type="gramStart"/>
-      <w:r>
-        <w:rPr>
-          <w:rFonts w:ascii="Consolas" w:eastAsia="Times New Roman" w:hAnsi="Consolas" w:cs="Times New Roman"/>
-          <w:color w:val="D4D4D4"/>
-          <w:sz w:val="21"/>
-          <w:szCs w:val="21"/>
-        </w:rPr>
-        <w:t xml:space="preserve">= </w:t>
-      </w:r>
-      <w:r>
-        <w:rPr>
-          <w:rFonts w:ascii="Consolas" w:eastAsia="Times New Roman" w:hAnsi="Consolas" w:cs="Times New Roman"/>
-          <w:color w:val="A5D6FF"/>
-          <w:sz w:val="21"/>
-          <w:szCs w:val="21"/>
-        </w:rPr>
-        <w:t>''</w:t>
-      </w:r>
-      <w:proofErr w:type="gramEnd"/>
-      <w:r>
-        <w:rPr>
-          <w:rFonts w:ascii="Consolas" w:eastAsia="Times New Roman" w:hAnsi="Consolas" w:cs="Times New Roman"/>
-          <w:color w:val="D4D4D4"/>
-          <w:sz w:val="21"/>
-          <w:szCs w:val="21"/>
-        </w:rPr>
-        <w:t xml:space="preserve">): </w:t>
-      </w:r>
-      <w:r>
-        <w:rPr>
-          <w:rFonts w:ascii="Consolas" w:eastAsia="Times New Roman" w:hAnsi="Consolas" w:cs="Times New Roman"/>
-          <w:color w:val="FF7B72"/>
-          <w:sz w:val="21"/>
-          <w:szCs w:val="21"/>
-        </w:rPr>
-        <w:t>array</w:t>
-      </w:r>
-    </w:p>
-    <w:p>
-      <w:pPr>
-        <w:shd w:val="clear" w:color="auto" w:fill="121314"/>
-        <w:spacing w:after="0" w:line="285" w:lineRule="atLeast"/>
-        <w:rPr>
-          <w:rFonts w:ascii="Consolas" w:eastAsia="Times New Roman" w:hAnsi="Consolas" w:cs="Times New Roman"/>
-          <w:color w:val="BBBEBF"/>
-          <w:sz w:val="21"/>
-          <w:szCs w:val="21"/>
-        </w:rPr>
-      </w:pPr>
-      <w:r>
-        <w:rPr>
-          <w:rFonts w:ascii="Consolas" w:eastAsia="Times New Roman" w:hAnsi="Consolas" w:cs="Times New Roman"/>
-          <w:color w:val="D4D4D4"/>
-          <w:sz w:val="21"/>
-          <w:szCs w:val="21"/>
-        </w:rPr>
-        <w:t>    {</w:t>
-      </w:r>
-    </w:p>
-    <w:p>
-      <w:pPr>
-        <w:shd w:val="clear" w:color="auto" w:fill="121314"/>
-        <w:spacing w:after="0" w:line="285" w:lineRule="atLeast"/>
-        <w:rPr>
-          <w:rFonts w:ascii="Consolas" w:eastAsia="Times New Roman" w:hAnsi="Consolas" w:cs="Times New Roman"/>
-          <w:color w:val="BBBEBF"/>
-          <w:sz w:val="21"/>
-          <w:szCs w:val="21"/>
-        </w:rPr>
-      </w:pPr>
-      <w:r>
-        <w:rPr>
-          <w:rFonts w:ascii="Consolas" w:eastAsia="Times New Roman" w:hAnsi="Consolas" w:cs="Times New Roman"/>
-          <w:color w:val="D4D4D4"/>
-          <w:sz w:val="21"/>
-          <w:szCs w:val="21"/>
-        </w:rPr>
-        <w:t xml:space="preserve">        </w:t>
-      </w:r>
-      <w:r>
-        <w:rPr>
-          <w:rFonts w:ascii="Consolas" w:eastAsia="Times New Roman" w:hAnsi="Consolas" w:cs="Times New Roman"/>
-          <w:color w:val="C9D1D9"/>
-          <w:sz w:val="21"/>
-          <w:szCs w:val="21"/>
-        </w:rPr>
-        <w:t>$</w:t>
-      </w:r>
-      <w:proofErr w:type="spellStart"/>
-      <w:r>
-        <w:rPr>
-          <w:rFonts w:ascii="Consolas" w:eastAsia="Times New Roman" w:hAnsi="Consolas" w:cs="Times New Roman"/>
-          <w:color w:val="C9D1D9"/>
-          <w:sz w:val="21"/>
-          <w:szCs w:val="21"/>
-        </w:rPr>
-        <w:t>sql</w:t>
-      </w:r>
-      <w:proofErr w:type="spellEnd"/>
-      <w:r>
-        <w:rPr>
-          <w:rFonts w:ascii="Consolas" w:eastAsia="Times New Roman" w:hAnsi="Consolas" w:cs="Times New Roman"/>
-          <w:color w:val="D4D4D4"/>
-          <w:sz w:val="21"/>
-          <w:szCs w:val="21"/>
-        </w:rPr>
-        <w:t xml:space="preserve"> = </w:t>
-      </w:r>
-      <w:r>
-        <w:rPr>
-          <w:rFonts w:ascii="Consolas" w:eastAsia="Times New Roman" w:hAnsi="Consolas" w:cs="Times New Roman"/>
-          <w:color w:val="A5D6FF"/>
-          <w:sz w:val="21"/>
-          <w:szCs w:val="21"/>
-        </w:rPr>
-        <w:t>"</w:t>
-      </w:r>
-      <w:r>
-        <w:rPr>
-          <w:rFonts w:ascii="Consolas" w:eastAsia="Times New Roman" w:hAnsi="Consolas" w:cs="Times New Roman"/>
-          <w:color w:val="FF7B72"/>
-          <w:sz w:val="21"/>
-          <w:szCs w:val="21"/>
-        </w:rPr>
-        <w:t>SELECT</w:t>
-      </w:r>
-      <w:r>
-        <w:rPr>
-          <w:rFonts w:ascii="Consolas" w:eastAsia="Times New Roman" w:hAnsi="Consolas" w:cs="Times New Roman"/>
-          <w:color w:val="A5D6FF"/>
-          <w:sz w:val="21"/>
-          <w:szCs w:val="21"/>
-        </w:rPr>
-        <w:t xml:space="preserve"> m.</w:t>
-      </w:r>
-      <w:r>
-        <w:rPr>
-          <w:rFonts w:ascii="Consolas" w:eastAsia="Times New Roman" w:hAnsi="Consolas" w:cs="Times New Roman"/>
-          <w:color w:val="D4D4D4"/>
-          <w:sz w:val="21"/>
-          <w:szCs w:val="21"/>
-        </w:rPr>
-        <w:t>*</w:t>
-      </w:r>
-      <w:r>
-        <w:rPr>
-          <w:rFonts w:ascii="Consolas" w:eastAsia="Times New Roman" w:hAnsi="Consolas" w:cs="Times New Roman"/>
-          <w:color w:val="A5D6FF"/>
-          <w:sz w:val="21"/>
-          <w:szCs w:val="21"/>
-        </w:rPr>
-        <w:t xml:space="preserve">, </w:t>
-      </w:r>
-      <w:proofErr w:type="spellStart"/>
-      <w:proofErr w:type="gramStart"/>
-      <w:r>
-        <w:rPr>
-          <w:rFonts w:ascii="Consolas" w:eastAsia="Times New Roman" w:hAnsi="Consolas" w:cs="Times New Roman"/>
-          <w:color w:val="79C0FF"/>
-          <w:sz w:val="21"/>
-          <w:szCs w:val="21"/>
-        </w:rPr>
-        <w:t>p</w:t>
-      </w:r>
-      <w:r>
-        <w:rPr>
-          <w:rFonts w:ascii="Consolas" w:eastAsia="Times New Roman" w:hAnsi="Consolas" w:cs="Times New Roman"/>
-          <w:color w:val="A5D6FF"/>
-          <w:sz w:val="21"/>
-          <w:szCs w:val="21"/>
-        </w:rPr>
-        <w:t>.</w:t>
-      </w:r>
-      <w:r>
-        <w:rPr>
-          <w:rFonts w:ascii="Consolas" w:eastAsia="Times New Roman" w:hAnsi="Consolas" w:cs="Times New Roman"/>
-          <w:color w:val="79C0FF"/>
-          <w:sz w:val="21"/>
-          <w:szCs w:val="21"/>
-        </w:rPr>
-        <w:t>nama</w:t>
-      </w:r>
-      <w:proofErr w:type="spellEnd"/>
-      <w:proofErr w:type="gramEnd"/>
-      <w:r>
-        <w:rPr>
-          <w:rFonts w:ascii="Consolas" w:eastAsia="Times New Roman" w:hAnsi="Consolas" w:cs="Times New Roman"/>
-          <w:color w:val="A5D6FF"/>
-          <w:sz w:val="21"/>
-          <w:szCs w:val="21"/>
-        </w:rPr>
-        <w:t xml:space="preserve"> </w:t>
-      </w:r>
-      <w:r>
-        <w:rPr>
-          <w:rFonts w:ascii="Consolas" w:eastAsia="Times New Roman" w:hAnsi="Consolas" w:cs="Times New Roman"/>
-          <w:color w:val="FF7B72"/>
-          <w:sz w:val="21"/>
-          <w:szCs w:val="21"/>
-        </w:rPr>
-        <w:t>AS</w:t>
-      </w:r>
-      <w:r>
-        <w:rPr>
-          <w:rFonts w:ascii="Consolas" w:eastAsia="Times New Roman" w:hAnsi="Consolas" w:cs="Times New Roman"/>
-          <w:color w:val="A5D6FF"/>
-          <w:sz w:val="21"/>
-          <w:szCs w:val="21"/>
-        </w:rPr>
-        <w:t xml:space="preserve"> </w:t>
-      </w:r>
-      <w:proofErr w:type="spellStart"/>
-      <w:r>
-        <w:rPr>
-          <w:rFonts w:ascii="Consolas" w:eastAsia="Times New Roman" w:hAnsi="Consolas" w:cs="Times New Roman"/>
-          <w:color w:val="A5D6FF"/>
-          <w:sz w:val="21"/>
-          <w:szCs w:val="21"/>
-        </w:rPr>
-        <w:t>prodi_nama</w:t>
-      </w:r>
-      <w:proofErr w:type="spellEnd"/>
-    </w:p>
-    <w:p>
-      <w:pPr>
-        <w:shd w:val="clear" w:color="auto" w:fill="121314"/>
-        <w:spacing w:after="0" w:line="285" w:lineRule="atLeast"/>
-        <w:rPr>
-          <w:rFonts w:ascii="Consolas" w:eastAsia="Times New Roman" w:hAnsi="Consolas" w:cs="Times New Roman"/>
-          <w:color w:val="BBBEBF"/>
-          <w:sz w:val="21"/>
-          <w:szCs w:val="21"/>
-        </w:rPr>
-      </w:pPr>
-      <w:r>
-        <w:rPr>
-          <w:rFonts w:ascii="Consolas" w:eastAsia="Times New Roman" w:hAnsi="Consolas" w:cs="Times New Roman"/>
-          <w:color w:val="A5D6FF"/>
-          <w:sz w:val="21"/>
-          <w:szCs w:val="21"/>
-        </w:rPr>
-        <w:t xml:space="preserve">                </w:t>
-      </w:r>
-      <w:r>
-        <w:rPr>
-          <w:rFonts w:ascii="Consolas" w:eastAsia="Times New Roman" w:hAnsi="Consolas" w:cs="Times New Roman"/>
-          <w:color w:val="FF7B72"/>
-          <w:sz w:val="21"/>
-          <w:szCs w:val="21"/>
-        </w:rPr>
-        <w:t>FROM</w:t>
-      </w:r>
-      <w:r>
-        <w:rPr>
-          <w:rFonts w:ascii="Consolas" w:eastAsia="Times New Roman" w:hAnsi="Consolas" w:cs="Times New Roman"/>
-          <w:color w:val="A5D6FF"/>
-          <w:sz w:val="21"/>
-          <w:szCs w:val="21"/>
-        </w:rPr>
-        <w:t xml:space="preserve"> </w:t>
-      </w:r>
-      <w:proofErr w:type="spellStart"/>
-      <w:r>
-        <w:rPr>
-          <w:rFonts w:ascii="Consolas" w:eastAsia="Times New Roman" w:hAnsi="Consolas" w:cs="Times New Roman"/>
-          <w:color w:val="A5D6FF"/>
-          <w:sz w:val="21"/>
-          <w:szCs w:val="21"/>
-        </w:rPr>
-        <w:t>mahasiswa</w:t>
-      </w:r>
-      <w:proofErr w:type="spellEnd"/>
-      <w:r>
-        <w:rPr>
-          <w:rFonts w:ascii="Consolas" w:eastAsia="Times New Roman" w:hAnsi="Consolas" w:cs="Times New Roman"/>
-          <w:color w:val="A5D6FF"/>
-          <w:sz w:val="21"/>
-          <w:szCs w:val="21"/>
-        </w:rPr>
-        <w:t xml:space="preserve"> m</w:t>
-      </w:r>
-    </w:p>
-    <w:p>
-      <w:pPr>
-        <w:shd w:val="clear" w:color="auto" w:fill="121314"/>
-        <w:spacing w:after="0" w:line="285" w:lineRule="atLeast"/>
-        <w:rPr>
-          <w:rFonts w:ascii="Consolas" w:eastAsia="Times New Roman" w:hAnsi="Consolas" w:cs="Times New Roman"/>
-          <w:color w:val="BBBEBF"/>
-          <w:sz w:val="21"/>
-          <w:szCs w:val="21"/>
-        </w:rPr>
-      </w:pPr>
-      <w:r>
-        <w:rPr>
-          <w:rFonts w:ascii="Consolas" w:eastAsia="Times New Roman" w:hAnsi="Consolas" w:cs="Times New Roman"/>
-          <w:color w:val="A5D6FF"/>
-          <w:sz w:val="21"/>
-          <w:szCs w:val="21"/>
-        </w:rPr>
-        <w:t xml:space="preserve">                </w:t>
-      </w:r>
-      <w:r>
-        <w:rPr>
-          <w:rFonts w:ascii="Consolas" w:eastAsia="Times New Roman" w:hAnsi="Consolas" w:cs="Times New Roman"/>
-          <w:color w:val="FF7B72"/>
-          <w:sz w:val="21"/>
-          <w:szCs w:val="21"/>
-        </w:rPr>
-        <w:t>JOIN</w:t>
-      </w:r>
-      <w:r>
-        <w:rPr>
-          <w:rFonts w:ascii="Consolas" w:eastAsia="Times New Roman" w:hAnsi="Consolas" w:cs="Times New Roman"/>
-          <w:color w:val="A5D6FF"/>
-          <w:sz w:val="21"/>
-          <w:szCs w:val="21"/>
-        </w:rPr>
-        <w:t xml:space="preserve"> </w:t>
-      </w:r>
-      <w:proofErr w:type="spellStart"/>
-      <w:r>
-        <w:rPr>
-          <w:rFonts w:ascii="Consolas" w:eastAsia="Times New Roman" w:hAnsi="Consolas" w:cs="Times New Roman"/>
-          <w:color w:val="A5D6FF"/>
-          <w:sz w:val="21"/>
-          <w:szCs w:val="21"/>
-        </w:rPr>
-        <w:t>prodi</w:t>
-      </w:r>
-      <w:proofErr w:type="spellEnd"/>
-      <w:r>
-        <w:rPr>
-          <w:rFonts w:ascii="Consolas" w:eastAsia="Times New Roman" w:hAnsi="Consolas" w:cs="Times New Roman"/>
-          <w:color w:val="A5D6FF"/>
-          <w:sz w:val="21"/>
-          <w:szCs w:val="21"/>
-        </w:rPr>
-        <w:t xml:space="preserve"> p </w:t>
-      </w:r>
-      <w:r>
-        <w:rPr>
-          <w:rFonts w:ascii="Consolas" w:eastAsia="Times New Roman" w:hAnsi="Consolas" w:cs="Times New Roman"/>
-          <w:color w:val="FF7B72"/>
-          <w:sz w:val="21"/>
-          <w:szCs w:val="21"/>
-        </w:rPr>
-        <w:t>ON</w:t>
-      </w:r>
-      <w:r>
-        <w:rPr>
-          <w:rFonts w:ascii="Consolas" w:eastAsia="Times New Roman" w:hAnsi="Consolas" w:cs="Times New Roman"/>
-          <w:color w:val="A5D6FF"/>
-          <w:sz w:val="21"/>
-          <w:szCs w:val="21"/>
-        </w:rPr>
-        <w:t xml:space="preserve"> </w:t>
-      </w:r>
-      <w:proofErr w:type="spellStart"/>
-      <w:proofErr w:type="gramStart"/>
-      <w:r>
-        <w:rPr>
-          <w:rFonts w:ascii="Consolas" w:eastAsia="Times New Roman" w:hAnsi="Consolas" w:cs="Times New Roman"/>
-          <w:color w:val="79C0FF"/>
-          <w:sz w:val="21"/>
-          <w:szCs w:val="21"/>
-        </w:rPr>
-        <w:t>m</w:t>
-      </w:r>
-      <w:r>
-        <w:rPr>
-          <w:rFonts w:ascii="Consolas" w:eastAsia="Times New Roman" w:hAnsi="Consolas" w:cs="Times New Roman"/>
-          <w:color w:val="A5D6FF"/>
-          <w:sz w:val="21"/>
-          <w:szCs w:val="21"/>
-        </w:rPr>
-        <w:t>.</w:t>
-      </w:r>
-      <w:r>
-        <w:rPr>
-          <w:rFonts w:ascii="Consolas" w:eastAsia="Times New Roman" w:hAnsi="Consolas" w:cs="Times New Roman"/>
-          <w:color w:val="79C0FF"/>
-          <w:sz w:val="21"/>
-          <w:szCs w:val="21"/>
-        </w:rPr>
-        <w:t>prodi</w:t>
-      </w:r>
-      <w:proofErr w:type="gramEnd"/>
-      <w:r>
-        <w:rPr>
-          <w:rFonts w:ascii="Consolas" w:eastAsia="Times New Roman" w:hAnsi="Consolas" w:cs="Times New Roman"/>
-          <w:color w:val="79C0FF"/>
-          <w:sz w:val="21"/>
-          <w:szCs w:val="21"/>
-        </w:rPr>
-        <w:t>_id</w:t>
-      </w:r>
-      <w:proofErr w:type="spellEnd"/>
-      <w:r>
-        <w:rPr>
-          <w:rFonts w:ascii="Consolas" w:eastAsia="Times New Roman" w:hAnsi="Consolas" w:cs="Times New Roman"/>
-          <w:color w:val="A5D6FF"/>
-          <w:sz w:val="21"/>
-          <w:szCs w:val="21"/>
-        </w:rPr>
-        <w:t xml:space="preserve"> </w:t>
-      </w:r>
-      <w:r>
-        <w:rPr>
-          <w:rFonts w:ascii="Consolas" w:eastAsia="Times New Roman" w:hAnsi="Consolas" w:cs="Times New Roman"/>
-          <w:color w:val="D4D4D4"/>
-          <w:sz w:val="21"/>
-          <w:szCs w:val="21"/>
-        </w:rPr>
-        <w:t>=</w:t>
-      </w:r>
-      <w:r>
-        <w:rPr>
-          <w:rFonts w:ascii="Consolas" w:eastAsia="Times New Roman" w:hAnsi="Consolas" w:cs="Times New Roman"/>
-          <w:color w:val="A5D6FF"/>
-          <w:sz w:val="21"/>
-          <w:szCs w:val="21"/>
-        </w:rPr>
-        <w:t xml:space="preserve"> </w:t>
-      </w:r>
-      <w:r>
-        <w:rPr>
-          <w:rFonts w:ascii="Consolas" w:eastAsia="Times New Roman" w:hAnsi="Consolas" w:cs="Times New Roman"/>
-          <w:color w:val="79C0FF"/>
-          <w:sz w:val="21"/>
-          <w:szCs w:val="21"/>
-        </w:rPr>
-        <w:t>p</w:t>
-      </w:r>
-      <w:r>
-        <w:rPr>
-          <w:rFonts w:ascii="Consolas" w:eastAsia="Times New Roman" w:hAnsi="Consolas" w:cs="Times New Roman"/>
-          <w:color w:val="A5D6FF"/>
-          <w:sz w:val="21"/>
-          <w:szCs w:val="21"/>
-        </w:rPr>
-        <w:t>.</w:t>
-      </w:r>
-      <w:r>
-        <w:rPr>
-          <w:rFonts w:ascii="Consolas" w:eastAsia="Times New Roman" w:hAnsi="Consolas" w:cs="Times New Roman"/>
-          <w:color w:val="79C0FF"/>
-          <w:sz w:val="21"/>
-          <w:szCs w:val="21"/>
-        </w:rPr>
-        <w:t>id</w:t>
-      </w:r>
-      <w:r>
-        <w:rPr>
-          <w:rFonts w:ascii="Consolas" w:eastAsia="Times New Roman" w:hAnsi="Consolas" w:cs="Times New Roman"/>
-          <w:color w:val="A5D6FF"/>
-          <w:sz w:val="21"/>
-          <w:szCs w:val="21"/>
-        </w:rPr>
-        <w:t>"</w:t>
-      </w:r>
-      <w:r>
-        <w:rPr>
-          <w:rFonts w:ascii="Consolas" w:eastAsia="Times New Roman" w:hAnsi="Consolas" w:cs="Times New Roman"/>
-          <w:color w:val="D4D4D4"/>
-          <w:sz w:val="21"/>
-          <w:szCs w:val="21"/>
-        </w:rPr>
-        <w:t>;</w:t>
-      </w:r>
-    </w:p>
-    <w:p>
-      <w:pPr>
-        <w:shd w:val="clear" w:color="auto" w:fill="121314"/>
-        <w:spacing w:after="0" w:line="285" w:lineRule="atLeast"/>
-        <w:rPr>
-          <w:rFonts w:ascii="Consolas" w:eastAsia="Times New Roman" w:hAnsi="Consolas" w:cs="Times New Roman"/>
-          <w:color w:val="BBBEBF"/>
-          <w:sz w:val="21"/>
-          <w:szCs w:val="21"/>
-        </w:rPr>
-      </w:pPr>
-      <w:r>
-        <w:rPr>
-          <w:rFonts w:ascii="Consolas" w:eastAsia="Times New Roman" w:hAnsi="Consolas" w:cs="Times New Roman"/>
-          <w:color w:val="D4D4D4"/>
-          <w:sz w:val="21"/>
-          <w:szCs w:val="21"/>
-        </w:rPr>
-        <w:t xml:space="preserve">        </w:t>
-      </w:r>
-      <w:r>
-        <w:rPr>
-          <w:rFonts w:ascii="Consolas" w:eastAsia="Times New Roman" w:hAnsi="Consolas" w:cs="Times New Roman"/>
-          <w:color w:val="C9D1D9"/>
-          <w:sz w:val="21"/>
-          <w:szCs w:val="21"/>
-        </w:rPr>
-        <w:t>$params</w:t>
-      </w:r>
-      <w:r>
-        <w:rPr>
-          <w:rFonts w:ascii="Consolas" w:eastAsia="Times New Roman" w:hAnsi="Consolas" w:cs="Times New Roman"/>
-          <w:color w:val="D4D4D4"/>
-          <w:sz w:val="21"/>
-          <w:szCs w:val="21"/>
-        </w:rPr>
-        <w:t xml:space="preserve"> = [];</w:t>
-      </w:r>
-    </w:p>
-    <w:p>
-      <w:pPr>
-        <w:shd w:val="clear" w:color="auto" w:fill="121314"/>
-        <w:spacing w:after="0" w:line="285" w:lineRule="atLeast"/>
-        <w:rPr>
-          <w:rFonts w:ascii="Consolas" w:eastAsia="Times New Roman" w:hAnsi="Consolas" w:cs="Times New Roman"/>
-          <w:color w:val="BBBEBF"/>
-          <w:sz w:val="21"/>
-          <w:szCs w:val="21"/>
-        </w:rPr>
-      </w:pPr>
-    </w:p>
-    <w:p>
-      <w:pPr>
-        <w:shd w:val="clear" w:color="auto" w:fill="121314"/>
-        <w:spacing w:after="0" w:line="285" w:lineRule="atLeast"/>
-        <w:rPr>
-          <w:rFonts w:ascii="Consolas" w:eastAsia="Times New Roman" w:hAnsi="Consolas" w:cs="Times New Roman"/>
-          <w:color w:val="BBBEBF"/>
-          <w:sz w:val="21"/>
-          <w:szCs w:val="21"/>
-        </w:rPr>
-      </w:pPr>
-      <w:r>
-        <w:rPr>
-          <w:rFonts w:ascii="Consolas" w:eastAsia="Times New Roman" w:hAnsi="Consolas" w:cs="Times New Roman"/>
-          <w:color w:val="D4D4D4"/>
-          <w:sz w:val="21"/>
-          <w:szCs w:val="21"/>
-        </w:rPr>
-        <w:t xml:space="preserve">        </w:t>
-      </w:r>
-      <w:r>
-        <w:rPr>
-          <w:rFonts w:ascii="Consolas" w:eastAsia="Times New Roman" w:hAnsi="Consolas" w:cs="Times New Roman"/>
-          <w:color w:val="C586C0"/>
-          <w:sz w:val="21"/>
-          <w:szCs w:val="21"/>
-        </w:rPr>
-        <w:t>if</w:t>
-      </w:r>
-      <w:r>
-        <w:rPr>
-          <w:rFonts w:ascii="Consolas" w:eastAsia="Times New Roman" w:hAnsi="Consolas" w:cs="Times New Roman"/>
-          <w:color w:val="D4D4D4"/>
-          <w:sz w:val="21"/>
-          <w:szCs w:val="21"/>
-        </w:rPr>
-        <w:t xml:space="preserve"> (</w:t>
-      </w:r>
-      <w:r>
-        <w:rPr>
-          <w:rFonts w:ascii="Consolas" w:eastAsia="Times New Roman" w:hAnsi="Consolas" w:cs="Times New Roman"/>
-          <w:color w:val="C9D1D9"/>
-          <w:sz w:val="21"/>
-          <w:szCs w:val="21"/>
-        </w:rPr>
-        <w:t>$</w:t>
-      </w:r>
-      <w:proofErr w:type="gramStart"/>
-      <w:r>
-        <w:rPr>
-          <w:rFonts w:ascii="Consolas" w:eastAsia="Times New Roman" w:hAnsi="Consolas" w:cs="Times New Roman"/>
-          <w:color w:val="C9D1D9"/>
-          <w:sz w:val="21"/>
-          <w:szCs w:val="21"/>
-        </w:rPr>
-        <w:t>keyword</w:t>
-      </w:r>
-      <w:r>
-        <w:rPr>
-          <w:rFonts w:ascii="Consolas" w:eastAsia="Times New Roman" w:hAnsi="Consolas" w:cs="Times New Roman"/>
-          <w:color w:val="D4D4D4"/>
-          <w:sz w:val="21"/>
-          <w:szCs w:val="21"/>
-        </w:rPr>
-        <w:t xml:space="preserve"> !</w:t>
-      </w:r>
-      <w:proofErr w:type="gramEnd"/>
-      <w:r>
-        <w:rPr>
-          <w:rFonts w:ascii="Consolas" w:eastAsia="Times New Roman" w:hAnsi="Consolas" w:cs="Times New Roman"/>
-          <w:color w:val="D4D4D4"/>
-          <w:sz w:val="21"/>
-          <w:szCs w:val="21"/>
-        </w:rPr>
-        <w:t xml:space="preserve">== </w:t>
-      </w:r>
-      <w:r>
-        <w:rPr>
-          <w:rFonts w:ascii="Consolas" w:eastAsia="Times New Roman" w:hAnsi="Consolas" w:cs="Times New Roman"/>
-          <w:color w:val="A5D6FF"/>
-          <w:sz w:val="21"/>
-          <w:szCs w:val="21"/>
-        </w:rPr>
-        <w:t>''</w:t>
-      </w:r>
-      <w:r>
-        <w:rPr>
-          <w:rFonts w:ascii="Consolas" w:eastAsia="Times New Roman" w:hAnsi="Consolas" w:cs="Times New Roman"/>
-          <w:color w:val="D4D4D4"/>
-          <w:sz w:val="21"/>
-          <w:szCs w:val="21"/>
-        </w:rPr>
-        <w:t>) {</w:t>
-      </w:r>
-    </w:p>
-    <w:p>
-      <w:pPr>
-        <w:shd w:val="clear" w:color="auto" w:fill="121314"/>
-        <w:spacing w:after="0" w:line="285" w:lineRule="atLeast"/>
-        <w:rPr>
-          <w:rFonts w:ascii="Consolas" w:eastAsia="Times New Roman" w:hAnsi="Consolas" w:cs="Times New Roman"/>
-          <w:color w:val="BBBEBF"/>
-          <w:sz w:val="21"/>
-          <w:szCs w:val="21"/>
-        </w:rPr>
-      </w:pPr>
-      <w:r>
-        <w:rPr>
-          <w:rFonts w:ascii="Consolas" w:eastAsia="Times New Roman" w:hAnsi="Consolas" w:cs="Times New Roman"/>
-          <w:color w:val="D4D4D4"/>
-          <w:sz w:val="21"/>
-          <w:szCs w:val="21"/>
-        </w:rPr>
-        <w:t xml:space="preserve">            </w:t>
-      </w:r>
-      <w:r>
-        <w:rPr>
-          <w:rFonts w:ascii="Consolas" w:eastAsia="Times New Roman" w:hAnsi="Consolas" w:cs="Times New Roman"/>
-          <w:color w:val="C9D1D9"/>
-          <w:sz w:val="21"/>
-          <w:szCs w:val="21"/>
-        </w:rPr>
-        <w:t>$</w:t>
-      </w:r>
-      <w:proofErr w:type="spellStart"/>
-      <w:proofErr w:type="gramStart"/>
-      <w:r>
-        <w:rPr>
-          <w:rFonts w:ascii="Consolas" w:eastAsia="Times New Roman" w:hAnsi="Consolas" w:cs="Times New Roman"/>
-          <w:color w:val="C9D1D9"/>
-          <w:sz w:val="21"/>
-          <w:szCs w:val="21"/>
-        </w:rPr>
-        <w:t>sql</w:t>
-      </w:r>
-      <w:proofErr w:type="spellEnd"/>
-      <w:r>
-        <w:rPr>
-          <w:rFonts w:ascii="Consolas" w:eastAsia="Times New Roman" w:hAnsi="Consolas" w:cs="Times New Roman"/>
-          <w:color w:val="D4D4D4"/>
-          <w:sz w:val="21"/>
-          <w:szCs w:val="21"/>
-        </w:rPr>
-        <w:t xml:space="preserve"> .</w:t>
-      </w:r>
-      <w:proofErr w:type="gramEnd"/>
-      <w:r>
-        <w:rPr>
-          <w:rFonts w:ascii="Consolas" w:eastAsia="Times New Roman" w:hAnsi="Consolas" w:cs="Times New Roman"/>
-          <w:color w:val="D4D4D4"/>
-          <w:sz w:val="21"/>
-          <w:szCs w:val="21"/>
-        </w:rPr>
-        <w:t xml:space="preserve">= </w:t>
-      </w:r>
-      <w:r>
-        <w:rPr>
-          <w:rFonts w:ascii="Consolas" w:eastAsia="Times New Roman" w:hAnsi="Consolas" w:cs="Times New Roman"/>
-          <w:color w:val="A5D6FF"/>
-          <w:sz w:val="21"/>
-          <w:szCs w:val="21"/>
-        </w:rPr>
-        <w:t xml:space="preserve">" WHERE </w:t>
-      </w:r>
-      <w:proofErr w:type="spellStart"/>
-      <w:proofErr w:type="gramStart"/>
-      <w:r>
-        <w:rPr>
-          <w:rFonts w:ascii="Consolas" w:eastAsia="Times New Roman" w:hAnsi="Consolas" w:cs="Times New Roman"/>
-          <w:color w:val="A5D6FF"/>
-          <w:sz w:val="21"/>
-          <w:szCs w:val="21"/>
-        </w:rPr>
-        <w:t>m.nama</w:t>
-      </w:r>
-      <w:proofErr w:type="spellEnd"/>
-      <w:proofErr w:type="gramEnd"/>
-      <w:r>
-        <w:rPr>
-          <w:rFonts w:ascii="Consolas" w:eastAsia="Times New Roman" w:hAnsi="Consolas" w:cs="Times New Roman"/>
-          <w:color w:val="A5D6FF"/>
-          <w:sz w:val="21"/>
-          <w:szCs w:val="21"/>
-        </w:rPr>
-        <w:t xml:space="preserve"> </w:t>
-      </w:r>
-      <w:proofErr w:type="gramStart"/>
-      <w:r>
-        <w:rPr>
-          <w:rFonts w:ascii="Consolas" w:eastAsia="Times New Roman" w:hAnsi="Consolas" w:cs="Times New Roman"/>
-          <w:color w:val="A5D6FF"/>
-          <w:sz w:val="21"/>
-          <w:szCs w:val="21"/>
-        </w:rPr>
-        <w:t>LIKE :nama</w:t>
-      </w:r>
-      <w:proofErr w:type="gramEnd"/>
-      <w:r>
-        <w:rPr>
-          <w:rFonts w:ascii="Consolas" w:eastAsia="Times New Roman" w:hAnsi="Consolas" w:cs="Times New Roman"/>
-          <w:color w:val="A5D6FF"/>
-          <w:sz w:val="21"/>
-          <w:szCs w:val="21"/>
-        </w:rPr>
-        <w:t xml:space="preserve"> OR </w:t>
-      </w:r>
-      <w:proofErr w:type="spellStart"/>
-      <w:r>
-        <w:rPr>
-          <w:rFonts w:ascii="Consolas" w:eastAsia="Times New Roman" w:hAnsi="Consolas" w:cs="Times New Roman"/>
-          <w:color w:val="A5D6FF"/>
-          <w:sz w:val="21"/>
-          <w:szCs w:val="21"/>
-        </w:rPr>
-        <w:t>m.nim</w:t>
-      </w:r>
-      <w:proofErr w:type="spellEnd"/>
-      <w:r>
-        <w:rPr>
-          <w:rFonts w:ascii="Consolas" w:eastAsia="Times New Roman" w:hAnsi="Consolas" w:cs="Times New Roman"/>
-          <w:color w:val="A5D6FF"/>
-          <w:sz w:val="21"/>
-          <w:szCs w:val="21"/>
-        </w:rPr>
-        <w:t xml:space="preserve"> </w:t>
-      </w:r>
-      <w:proofErr w:type="gramStart"/>
-      <w:r>
-        <w:rPr>
-          <w:rFonts w:ascii="Consolas" w:eastAsia="Times New Roman" w:hAnsi="Consolas" w:cs="Times New Roman"/>
-          <w:color w:val="A5D6FF"/>
-          <w:sz w:val="21"/>
-          <w:szCs w:val="21"/>
-        </w:rPr>
-        <w:t>LIKE :nim</w:t>
-      </w:r>
-      <w:proofErr w:type="gramEnd"/>
-      <w:r>
-        <w:rPr>
-          <w:rFonts w:ascii="Consolas" w:eastAsia="Times New Roman" w:hAnsi="Consolas" w:cs="Times New Roman"/>
-          <w:color w:val="A5D6FF"/>
-          <w:sz w:val="21"/>
-          <w:szCs w:val="21"/>
-        </w:rPr>
-        <w:t>"</w:t>
-      </w:r>
-      <w:r>
-        <w:rPr>
-          <w:rFonts w:ascii="Consolas" w:eastAsia="Times New Roman" w:hAnsi="Consolas" w:cs="Times New Roman"/>
-          <w:color w:val="D4D4D4"/>
-          <w:sz w:val="21"/>
-          <w:szCs w:val="21"/>
-        </w:rPr>
-        <w:t>;</w:t>
-      </w:r>
-    </w:p>
-    <w:p>
-      <w:pPr>
-        <w:shd w:val="clear" w:color="auto" w:fill="121314"/>
-        <w:spacing w:after="0" w:line="285" w:lineRule="atLeast"/>
-        <w:rPr>
-          <w:rFonts w:ascii="Consolas" w:eastAsia="Times New Roman" w:hAnsi="Consolas" w:cs="Times New Roman"/>
-          <w:color w:val="BBBEBF"/>
-          <w:sz w:val="21"/>
-          <w:szCs w:val="21"/>
-        </w:rPr>
-      </w:pPr>
-      <w:r>
-        <w:rPr>
-          <w:rFonts w:ascii="Consolas" w:eastAsia="Times New Roman" w:hAnsi="Consolas" w:cs="Times New Roman"/>
-          <w:color w:val="D4D4D4"/>
-          <w:sz w:val="21"/>
-          <w:szCs w:val="21"/>
-        </w:rPr>
-        <w:t xml:space="preserve">            </w:t>
-      </w:r>
-      <w:r>
-        <w:rPr>
-          <w:rFonts w:ascii="Consolas" w:eastAsia="Times New Roman" w:hAnsi="Consolas" w:cs="Times New Roman"/>
-          <w:color w:val="C9D1D9"/>
-          <w:sz w:val="21"/>
-          <w:szCs w:val="21"/>
-        </w:rPr>
-        <w:t>$params</w:t>
-      </w:r>
-      <w:r>
-        <w:rPr>
-          <w:rFonts w:ascii="Consolas" w:eastAsia="Times New Roman" w:hAnsi="Consolas" w:cs="Times New Roman"/>
-          <w:color w:val="D4D4D4"/>
-          <w:sz w:val="21"/>
-          <w:szCs w:val="21"/>
-        </w:rPr>
-        <w:t>[</w:t>
-      </w:r>
-      <w:r>
-        <w:rPr>
-          <w:rFonts w:ascii="Consolas" w:eastAsia="Times New Roman" w:hAnsi="Consolas" w:cs="Times New Roman"/>
-          <w:color w:val="A5D6FF"/>
-          <w:sz w:val="21"/>
-          <w:szCs w:val="21"/>
-        </w:rPr>
-        <w:t>'nama'</w:t>
-      </w:r>
-      <w:r>
-        <w:rPr>
-          <w:rFonts w:ascii="Consolas" w:eastAsia="Times New Roman" w:hAnsi="Consolas" w:cs="Times New Roman"/>
-          <w:color w:val="D4D4D4"/>
-          <w:sz w:val="21"/>
-          <w:szCs w:val="21"/>
-        </w:rPr>
-        <w:t xml:space="preserve">] = </w:t>
-      </w:r>
-      <w:r>
-        <w:rPr>
-          <w:rFonts w:ascii="Consolas" w:eastAsia="Times New Roman" w:hAnsi="Consolas" w:cs="Times New Roman"/>
-          <w:color w:val="A5D6FF"/>
-          <w:sz w:val="21"/>
-          <w:szCs w:val="21"/>
-        </w:rPr>
-        <w:t>'%</w:t>
-      </w:r>
-      <w:proofErr w:type="gramStart"/>
-      <w:r>
-        <w:rPr>
-          <w:rFonts w:ascii="Consolas" w:eastAsia="Times New Roman" w:hAnsi="Consolas" w:cs="Times New Roman"/>
-          <w:color w:val="A5D6FF"/>
-          <w:sz w:val="21"/>
-          <w:szCs w:val="21"/>
-        </w:rPr>
-        <w:t>'</w:t>
-      </w:r>
-      <w:r>
-        <w:rPr>
-          <w:rFonts w:ascii="Consolas" w:eastAsia="Times New Roman" w:hAnsi="Consolas" w:cs="Times New Roman"/>
-          <w:color w:val="D4D4D4"/>
-          <w:sz w:val="21"/>
-          <w:szCs w:val="21"/>
-        </w:rPr>
-        <w:t xml:space="preserve"> .</w:t>
-      </w:r>
-      <w:proofErr w:type="gramEnd"/>
-      <w:r>
-        <w:rPr>
-          <w:rFonts w:ascii="Consolas" w:eastAsia="Times New Roman" w:hAnsi="Consolas" w:cs="Times New Roman"/>
-          <w:color w:val="D4D4D4"/>
-          <w:sz w:val="21"/>
-          <w:szCs w:val="21"/>
-        </w:rPr>
-        <w:t xml:space="preserve"> </w:t>
-      </w:r>
-      <w:r>
-        <w:rPr>
-          <w:rFonts w:ascii="Consolas" w:eastAsia="Times New Roman" w:hAnsi="Consolas" w:cs="Times New Roman"/>
-          <w:color w:val="C9D1D9"/>
-          <w:sz w:val="21"/>
-          <w:szCs w:val="21"/>
-        </w:rPr>
-        <w:t>$</w:t>
-      </w:r>
-      <w:proofErr w:type="gramStart"/>
-      <w:r>
-        <w:rPr>
-          <w:rFonts w:ascii="Consolas" w:eastAsia="Times New Roman" w:hAnsi="Consolas" w:cs="Times New Roman"/>
-          <w:color w:val="C9D1D9"/>
-          <w:sz w:val="21"/>
-          <w:szCs w:val="21"/>
-        </w:rPr>
-        <w:t>keyword</w:t>
-      </w:r>
-      <w:r>
-        <w:rPr>
-          <w:rFonts w:ascii="Consolas" w:eastAsia="Times New Roman" w:hAnsi="Consolas" w:cs="Times New Roman"/>
-          <w:color w:val="D4D4D4"/>
-          <w:sz w:val="21"/>
-          <w:szCs w:val="21"/>
-        </w:rPr>
-        <w:t xml:space="preserve"> .</w:t>
-      </w:r>
-      <w:proofErr w:type="gramEnd"/>
-      <w:r>
-        <w:rPr>
-          <w:rFonts w:ascii="Consolas" w:eastAsia="Times New Roman" w:hAnsi="Consolas" w:cs="Times New Roman"/>
-          <w:color w:val="D4D4D4"/>
-          <w:sz w:val="21"/>
-          <w:szCs w:val="21"/>
-        </w:rPr>
-        <w:t xml:space="preserve"> </w:t>
-      </w:r>
-      <w:r>
-        <w:rPr>
-          <w:rFonts w:ascii="Consolas" w:eastAsia="Times New Roman" w:hAnsi="Consolas" w:cs="Times New Roman"/>
-          <w:color w:val="A5D6FF"/>
-          <w:sz w:val="21"/>
-          <w:szCs w:val="21"/>
-        </w:rPr>
-        <w:t>'%'</w:t>
-      </w:r>
-      <w:r>
-        <w:rPr>
-          <w:rFonts w:ascii="Consolas" w:eastAsia="Times New Roman" w:hAnsi="Consolas" w:cs="Times New Roman"/>
-          <w:color w:val="D4D4D4"/>
-          <w:sz w:val="21"/>
-          <w:szCs w:val="21"/>
-        </w:rPr>
-        <w:t>;</w:t>
-      </w:r>
-    </w:p>
-    <w:p>
-      <w:pPr>
-        <w:shd w:val="clear" w:color="auto" w:fill="121314"/>
-        <w:spacing w:after="0" w:line="285" w:lineRule="atLeast"/>
-        <w:rPr>
-          <w:rFonts w:ascii="Consolas" w:eastAsia="Times New Roman" w:hAnsi="Consolas" w:cs="Times New Roman"/>
-          <w:color w:val="BBBEBF"/>
-          <w:sz w:val="21"/>
-          <w:szCs w:val="21"/>
-        </w:rPr>
-      </w:pPr>
-      <w:r>
-        <w:rPr>
-          <w:rFonts w:ascii="Consolas" w:eastAsia="Times New Roman" w:hAnsi="Consolas" w:cs="Times New Roman"/>
-          <w:color w:val="D4D4D4"/>
-          <w:sz w:val="21"/>
-          <w:szCs w:val="21"/>
-        </w:rPr>
-        <w:t xml:space="preserve">            </w:t>
-      </w:r>
-      <w:r>
-        <w:rPr>
-          <w:rFonts w:ascii="Consolas" w:eastAsia="Times New Roman" w:hAnsi="Consolas" w:cs="Times New Roman"/>
-          <w:color w:val="C9D1D9"/>
-          <w:sz w:val="21"/>
-          <w:szCs w:val="21"/>
-        </w:rPr>
-        <w:t>$params</w:t>
-      </w:r>
-      <w:r>
-        <w:rPr>
-          <w:rFonts w:ascii="Consolas" w:eastAsia="Times New Roman" w:hAnsi="Consolas" w:cs="Times New Roman"/>
-          <w:color w:val="D4D4D4"/>
-          <w:sz w:val="21"/>
-          <w:szCs w:val="21"/>
-        </w:rPr>
-        <w:t>[</w:t>
-      </w:r>
-      <w:r>
-        <w:rPr>
-          <w:rFonts w:ascii="Consolas" w:eastAsia="Times New Roman" w:hAnsi="Consolas" w:cs="Times New Roman"/>
-          <w:color w:val="A5D6FF"/>
-          <w:sz w:val="21"/>
-          <w:szCs w:val="21"/>
-        </w:rPr>
-        <w:t>'nim</w:t>
-      </w:r>
-      <w:proofErr w:type="gramStart"/>
-      <w:r>
-        <w:rPr>
-          <w:rFonts w:ascii="Consolas" w:eastAsia="Times New Roman" w:hAnsi="Consolas" w:cs="Times New Roman"/>
-          <w:color w:val="A5D6FF"/>
-          <w:sz w:val="21"/>
-          <w:szCs w:val="21"/>
-        </w:rPr>
-        <w:t>'</w:t>
-      </w:r>
-      <w:r>
-        <w:rPr>
-          <w:rFonts w:ascii="Consolas" w:eastAsia="Times New Roman" w:hAnsi="Consolas" w:cs="Times New Roman"/>
-          <w:color w:val="D4D4D4"/>
-          <w:sz w:val="21"/>
-          <w:szCs w:val="21"/>
-        </w:rPr>
-        <w:t>]  =</w:t>
-      </w:r>
-      <w:proofErr w:type="gramEnd"/>
-      <w:r>
-        <w:rPr>
-          <w:rFonts w:ascii="Consolas" w:eastAsia="Times New Roman" w:hAnsi="Consolas" w:cs="Times New Roman"/>
-          <w:color w:val="D4D4D4"/>
-          <w:sz w:val="21"/>
-          <w:szCs w:val="21"/>
-        </w:rPr>
-        <w:t xml:space="preserve"> </w:t>
-      </w:r>
-      <w:r>
-        <w:rPr>
-          <w:rFonts w:ascii="Consolas" w:eastAsia="Times New Roman" w:hAnsi="Consolas" w:cs="Times New Roman"/>
-          <w:color w:val="A5D6FF"/>
-          <w:sz w:val="21"/>
-          <w:szCs w:val="21"/>
-        </w:rPr>
-        <w:t>'%</w:t>
-      </w:r>
-      <w:proofErr w:type="gramStart"/>
-      <w:r>
-        <w:rPr>
-          <w:rFonts w:ascii="Consolas" w:eastAsia="Times New Roman" w:hAnsi="Consolas" w:cs="Times New Roman"/>
-          <w:color w:val="A5D6FF"/>
-          <w:sz w:val="21"/>
-          <w:szCs w:val="21"/>
-        </w:rPr>
-        <w:t>'</w:t>
-      </w:r>
-      <w:r>
-        <w:rPr>
-          <w:rFonts w:ascii="Consolas" w:eastAsia="Times New Roman" w:hAnsi="Consolas" w:cs="Times New Roman"/>
-          <w:color w:val="D4D4D4"/>
-          <w:sz w:val="21"/>
-          <w:szCs w:val="21"/>
-        </w:rPr>
-        <w:t xml:space="preserve"> .</w:t>
-      </w:r>
-      <w:proofErr w:type="gramEnd"/>
-      <w:r>
-        <w:rPr>
-          <w:rFonts w:ascii="Consolas" w:eastAsia="Times New Roman" w:hAnsi="Consolas" w:cs="Times New Roman"/>
-          <w:color w:val="D4D4D4"/>
-          <w:sz w:val="21"/>
-          <w:szCs w:val="21"/>
-        </w:rPr>
-        <w:t xml:space="preserve"> </w:t>
-      </w:r>
-      <w:r>
-        <w:rPr>
-          <w:rFonts w:ascii="Consolas" w:eastAsia="Times New Roman" w:hAnsi="Consolas" w:cs="Times New Roman"/>
-          <w:color w:val="C9D1D9"/>
-          <w:sz w:val="21"/>
-          <w:szCs w:val="21"/>
-        </w:rPr>
-        <w:t>$</w:t>
-      </w:r>
-      <w:proofErr w:type="gramStart"/>
-      <w:r>
-        <w:rPr>
-          <w:rFonts w:ascii="Consolas" w:eastAsia="Times New Roman" w:hAnsi="Consolas" w:cs="Times New Roman"/>
-          <w:color w:val="C9D1D9"/>
-          <w:sz w:val="21"/>
-          <w:szCs w:val="21"/>
-        </w:rPr>
-        <w:t>keyword</w:t>
-      </w:r>
-      <w:r>
-        <w:rPr>
-          <w:rFonts w:ascii="Consolas" w:eastAsia="Times New Roman" w:hAnsi="Consolas" w:cs="Times New Roman"/>
-          <w:color w:val="D4D4D4"/>
-          <w:sz w:val="21"/>
-          <w:szCs w:val="21"/>
-        </w:rPr>
-        <w:t xml:space="preserve"> .</w:t>
-      </w:r>
-      <w:proofErr w:type="gramEnd"/>
-      <w:r>
-        <w:rPr>
-          <w:rFonts w:ascii="Consolas" w:eastAsia="Times New Roman" w:hAnsi="Consolas" w:cs="Times New Roman"/>
-          <w:color w:val="D4D4D4"/>
-          <w:sz w:val="21"/>
-          <w:szCs w:val="21"/>
-        </w:rPr>
-        <w:t xml:space="preserve"> </w:t>
-      </w:r>
-      <w:r>
-        <w:rPr>
-          <w:rFonts w:ascii="Consolas" w:eastAsia="Times New Roman" w:hAnsi="Consolas" w:cs="Times New Roman"/>
-          <w:color w:val="A5D6FF"/>
-          <w:sz w:val="21"/>
-          <w:szCs w:val="21"/>
-        </w:rPr>
-        <w:t>'%'</w:t>
-      </w:r>
-      <w:r>
-        <w:rPr>
-          <w:rFonts w:ascii="Consolas" w:eastAsia="Times New Roman" w:hAnsi="Consolas" w:cs="Times New Roman"/>
-          <w:color w:val="D4D4D4"/>
-          <w:sz w:val="21"/>
-          <w:szCs w:val="21"/>
-        </w:rPr>
-        <w:t>;</w:t>
-      </w:r>
-    </w:p>
-    <w:p>
-      <w:pPr>
-        <w:shd w:val="clear" w:color="auto" w:fill="121314"/>
-        <w:spacing w:after="0" w:line="285" w:lineRule="atLeast"/>
-        <w:rPr>
-          <w:rFonts w:ascii="Consolas" w:eastAsia="Times New Roman" w:hAnsi="Consolas" w:cs="Times New Roman"/>
-          <w:color w:val="BBBEBF"/>
-          <w:sz w:val="21"/>
-          <w:szCs w:val="21"/>
-        </w:rPr>
-      </w:pPr>
-      <w:r>
-        <w:rPr>
-          <w:rFonts w:ascii="Consolas" w:eastAsia="Times New Roman" w:hAnsi="Consolas" w:cs="Times New Roman"/>
-          <w:color w:val="D4D4D4"/>
-          <w:sz w:val="21"/>
-          <w:szCs w:val="21"/>
-        </w:rPr>
-        <w:t>        }</w:t>
-      </w:r>
-    </w:p>
-    <w:p>
-      <w:pPr>
-        <w:shd w:val="clear" w:color="auto" w:fill="121314"/>
-        <w:spacing w:after="0" w:line="285" w:lineRule="atLeast"/>
-        <w:rPr>
-          <w:rFonts w:ascii="Consolas" w:eastAsia="Times New Roman" w:hAnsi="Consolas" w:cs="Times New Roman"/>
-          <w:color w:val="BBBEBF"/>
-          <w:sz w:val="21"/>
-          <w:szCs w:val="21"/>
-        </w:rPr>
-      </w:pPr>
-    </w:p>
-    <w:p>
-      <w:pPr>
-        <w:shd w:val="clear" w:color="auto" w:fill="121314"/>
-        <w:spacing w:after="0" w:line="285" w:lineRule="atLeast"/>
-        <w:rPr>
-          <w:rFonts w:ascii="Consolas" w:eastAsia="Times New Roman" w:hAnsi="Consolas" w:cs="Times New Roman"/>
-          <w:color w:val="BBBEBF"/>
-          <w:sz w:val="21"/>
-          <w:szCs w:val="21"/>
-        </w:rPr>
-      </w:pPr>
-      <w:r>
-        <w:rPr>
-          <w:rFonts w:ascii="Consolas" w:eastAsia="Times New Roman" w:hAnsi="Consolas" w:cs="Times New Roman"/>
-          <w:color w:val="D4D4D4"/>
-          <w:sz w:val="21"/>
-          <w:szCs w:val="21"/>
-        </w:rPr>
-        <w:t xml:space="preserve">        </w:t>
-      </w:r>
-      <w:r>
-        <w:rPr>
-          <w:rFonts w:ascii="Consolas" w:eastAsia="Times New Roman" w:hAnsi="Consolas" w:cs="Times New Roman"/>
-          <w:color w:val="C9D1D9"/>
-          <w:sz w:val="21"/>
-          <w:szCs w:val="21"/>
-        </w:rPr>
-        <w:t>$</w:t>
-      </w:r>
-      <w:proofErr w:type="spellStart"/>
-      <w:proofErr w:type="gramStart"/>
-      <w:r>
-        <w:rPr>
-          <w:rFonts w:ascii="Consolas" w:eastAsia="Times New Roman" w:hAnsi="Consolas" w:cs="Times New Roman"/>
-          <w:color w:val="C9D1D9"/>
-          <w:sz w:val="21"/>
-          <w:szCs w:val="21"/>
-        </w:rPr>
-        <w:t>sql</w:t>
-      </w:r>
-      <w:proofErr w:type="spellEnd"/>
-      <w:r>
-        <w:rPr>
-          <w:rFonts w:ascii="Consolas" w:eastAsia="Times New Roman" w:hAnsi="Consolas" w:cs="Times New Roman"/>
-          <w:color w:val="D4D4D4"/>
-          <w:sz w:val="21"/>
-          <w:szCs w:val="21"/>
-        </w:rPr>
-        <w:t xml:space="preserve"> .</w:t>
-      </w:r>
-      <w:proofErr w:type="gramEnd"/>
-      <w:r>
-        <w:rPr>
-          <w:rFonts w:ascii="Consolas" w:eastAsia="Times New Roman" w:hAnsi="Consolas" w:cs="Times New Roman"/>
-          <w:color w:val="D4D4D4"/>
-          <w:sz w:val="21"/>
-          <w:szCs w:val="21"/>
-        </w:rPr>
-        <w:t xml:space="preserve">= </w:t>
-      </w:r>
-      <w:r>
-        <w:rPr>
-          <w:rFonts w:ascii="Consolas" w:eastAsia="Times New Roman" w:hAnsi="Consolas" w:cs="Times New Roman"/>
-          <w:color w:val="A5D6FF"/>
-          <w:sz w:val="21"/>
-          <w:szCs w:val="21"/>
-        </w:rPr>
-        <w:t xml:space="preserve">" ORDER BY </w:t>
-      </w:r>
-      <w:proofErr w:type="spellStart"/>
-      <w:r>
-        <w:rPr>
-          <w:rFonts w:ascii="Consolas" w:eastAsia="Times New Roman" w:hAnsi="Consolas" w:cs="Times New Roman"/>
-          <w:color w:val="A5D6FF"/>
-          <w:sz w:val="21"/>
-          <w:szCs w:val="21"/>
-        </w:rPr>
-        <w:t>m.nim</w:t>
-      </w:r>
-      <w:proofErr w:type="spellEnd"/>
-      <w:r>
-        <w:rPr>
-          <w:rFonts w:ascii="Consolas" w:eastAsia="Times New Roman" w:hAnsi="Consolas" w:cs="Times New Roman"/>
-          <w:color w:val="A5D6FF"/>
-          <w:sz w:val="21"/>
-          <w:szCs w:val="21"/>
-        </w:rPr>
-        <w:t>"</w:t>
-      </w:r>
-      <w:r>
-        <w:rPr>
-          <w:rFonts w:ascii="Consolas" w:eastAsia="Times New Roman" w:hAnsi="Consolas" w:cs="Times New Roman"/>
-          <w:color w:val="D4D4D4"/>
-          <w:sz w:val="21"/>
-          <w:szCs w:val="21"/>
-        </w:rPr>
-        <w:t>;</w:t>
-      </w:r>
-    </w:p>
-    <w:p>
-      <w:pPr>
-        <w:shd w:val="clear" w:color="auto" w:fill="121314"/>
-        <w:spacing w:after="0" w:line="285" w:lineRule="atLeast"/>
-        <w:rPr>
-          <w:rFonts w:ascii="Consolas" w:eastAsia="Times New Roman" w:hAnsi="Consolas" w:cs="Times New Roman"/>
-          <w:color w:val="BBBEBF"/>
-          <w:sz w:val="21"/>
-          <w:szCs w:val="21"/>
-        </w:rPr>
-      </w:pPr>
-    </w:p>
-    <w:p>
-      <w:pPr>
-        <w:shd w:val="clear" w:color="auto" w:fill="121314"/>
-        <w:spacing w:after="0" w:line="285" w:lineRule="atLeast"/>
-        <w:rPr>
-          <w:rFonts w:ascii="Consolas" w:eastAsia="Times New Roman" w:hAnsi="Consolas" w:cs="Times New Roman"/>
-          <w:color w:val="BBBEBF"/>
-          <w:sz w:val="21"/>
-          <w:szCs w:val="21"/>
-        </w:rPr>
-      </w:pPr>
-      <w:r>
-        <w:rPr>
-          <w:rFonts w:ascii="Consolas" w:eastAsia="Times New Roman" w:hAnsi="Consolas" w:cs="Times New Roman"/>
-          <w:color w:val="D4D4D4"/>
-          <w:sz w:val="21"/>
-          <w:szCs w:val="21"/>
-        </w:rPr>
-        <w:t xml:space="preserve">        </w:t>
-      </w:r>
-      <w:r>
-        <w:rPr>
-          <w:rFonts w:ascii="Consolas" w:eastAsia="Times New Roman" w:hAnsi="Consolas" w:cs="Times New Roman"/>
-          <w:color w:val="C9D1D9"/>
-          <w:sz w:val="21"/>
-          <w:szCs w:val="21"/>
-        </w:rPr>
-        <w:t>$</w:t>
-      </w:r>
-      <w:proofErr w:type="spellStart"/>
-      <w:r>
-        <w:rPr>
-          <w:rFonts w:ascii="Consolas" w:eastAsia="Times New Roman" w:hAnsi="Consolas" w:cs="Times New Roman"/>
-          <w:color w:val="C9D1D9"/>
-          <w:sz w:val="21"/>
-          <w:szCs w:val="21"/>
-        </w:rPr>
-        <w:t>stmt</w:t>
-      </w:r>
-      <w:proofErr w:type="spellEnd"/>
-      <w:r>
-        <w:rPr>
-          <w:rFonts w:ascii="Consolas" w:eastAsia="Times New Roman" w:hAnsi="Consolas" w:cs="Times New Roman"/>
-          <w:color w:val="D4D4D4"/>
-          <w:sz w:val="21"/>
-          <w:szCs w:val="21"/>
-        </w:rPr>
-        <w:t xml:space="preserve"> = </w:t>
-      </w:r>
-      <w:r>
-        <w:rPr>
-          <w:rFonts w:ascii="Consolas" w:eastAsia="Times New Roman" w:hAnsi="Consolas" w:cs="Times New Roman"/>
-          <w:color w:val="79C0FF"/>
-          <w:sz w:val="21"/>
-          <w:szCs w:val="21"/>
-        </w:rPr>
-        <w:t>$this</w:t>
-      </w:r>
-      <w:r>
-        <w:rPr>
-          <w:rFonts w:ascii="Consolas" w:eastAsia="Times New Roman" w:hAnsi="Consolas" w:cs="Times New Roman"/>
-          <w:color w:val="D4D4D4"/>
-          <w:sz w:val="21"/>
-          <w:szCs w:val="21"/>
-        </w:rPr>
-        <w:t>-&gt;</w:t>
-      </w:r>
-      <w:proofErr w:type="spellStart"/>
-      <w:r>
-        <w:rPr>
-          <w:rFonts w:ascii="Consolas" w:eastAsia="Times New Roman" w:hAnsi="Consolas" w:cs="Times New Roman"/>
-          <w:color w:val="C9D1D9"/>
-          <w:sz w:val="21"/>
-          <w:szCs w:val="21"/>
-        </w:rPr>
-        <w:t>db</w:t>
-      </w:r>
-      <w:proofErr w:type="spellEnd"/>
-      <w:r>
-        <w:rPr>
-          <w:rFonts w:ascii="Consolas" w:eastAsia="Times New Roman" w:hAnsi="Consolas" w:cs="Times New Roman"/>
-          <w:color w:val="D4D4D4"/>
-          <w:sz w:val="21"/>
-          <w:szCs w:val="21"/>
-        </w:rPr>
-        <w:t>-&gt;</w:t>
-      </w:r>
-      <w:r>
-        <w:rPr>
-          <w:rFonts w:ascii="Consolas" w:eastAsia="Times New Roman" w:hAnsi="Consolas" w:cs="Times New Roman"/>
-          <w:color w:val="D2A8FF"/>
-          <w:sz w:val="21"/>
-          <w:szCs w:val="21"/>
-        </w:rPr>
-        <w:t>prepare</w:t>
-      </w:r>
-      <w:r>
-        <w:rPr>
-          <w:rFonts w:ascii="Consolas" w:eastAsia="Times New Roman" w:hAnsi="Consolas" w:cs="Times New Roman"/>
-          <w:color w:val="D4D4D4"/>
-          <w:sz w:val="21"/>
-          <w:szCs w:val="21"/>
-        </w:rPr>
-        <w:t>(</w:t>
-      </w:r>
-      <w:r>
-        <w:rPr>
-          <w:rFonts w:ascii="Consolas" w:eastAsia="Times New Roman" w:hAnsi="Consolas" w:cs="Times New Roman"/>
-          <w:color w:val="C9D1D9"/>
-          <w:sz w:val="21"/>
-          <w:szCs w:val="21"/>
-        </w:rPr>
-        <w:t>$</w:t>
-      </w:r>
-      <w:proofErr w:type="spellStart"/>
-      <w:r>
-        <w:rPr>
-          <w:rFonts w:ascii="Consolas" w:eastAsia="Times New Roman" w:hAnsi="Consolas" w:cs="Times New Roman"/>
-          <w:color w:val="C9D1D9"/>
-          <w:sz w:val="21"/>
-          <w:szCs w:val="21"/>
-        </w:rPr>
-        <w:t>sql</w:t>
-      </w:r>
-      <w:proofErr w:type="spellEnd"/>
-      <w:r>
-        <w:rPr>
-          <w:rFonts w:ascii="Consolas" w:eastAsia="Times New Roman" w:hAnsi="Consolas" w:cs="Times New Roman"/>
-          <w:color w:val="D4D4D4"/>
-          <w:sz w:val="21"/>
-          <w:szCs w:val="21"/>
-        </w:rPr>
-        <w:t>);</w:t>
-      </w:r>
-    </w:p>
-    <w:p>
-      <w:pPr>
-        <w:shd w:val="clear" w:color="auto" w:fill="121314"/>
-        <w:spacing w:after="0" w:line="285" w:lineRule="atLeast"/>
-        <w:rPr>
-          <w:rFonts w:ascii="Consolas" w:eastAsia="Times New Roman" w:hAnsi="Consolas" w:cs="Times New Roman"/>
-          <w:color w:val="BBBEBF"/>
-          <w:sz w:val="21"/>
-          <w:szCs w:val="21"/>
-        </w:rPr>
-      </w:pPr>
-      <w:r>
-        <w:rPr>
-          <w:rFonts w:ascii="Consolas" w:eastAsia="Times New Roman" w:hAnsi="Consolas" w:cs="Times New Roman"/>
-          <w:color w:val="D4D4D4"/>
-          <w:sz w:val="21"/>
-          <w:szCs w:val="21"/>
-        </w:rPr>
-        <w:t xml:space="preserve">        </w:t>
-      </w:r>
-      <w:r>
-        <w:rPr>
-          <w:rFonts w:ascii="Consolas" w:eastAsia="Times New Roman" w:hAnsi="Consolas" w:cs="Times New Roman"/>
-          <w:color w:val="C9D1D9"/>
-          <w:sz w:val="21"/>
-          <w:szCs w:val="21"/>
-        </w:rPr>
-        <w:t>$</w:t>
-      </w:r>
-      <w:proofErr w:type="spellStart"/>
-      <w:r>
-        <w:rPr>
-          <w:rFonts w:ascii="Consolas" w:eastAsia="Times New Roman" w:hAnsi="Consolas" w:cs="Times New Roman"/>
-          <w:color w:val="C9D1D9"/>
-          <w:sz w:val="21"/>
-          <w:szCs w:val="21"/>
-        </w:rPr>
-        <w:t>stmt</w:t>
-      </w:r>
-      <w:proofErr w:type="spellEnd"/>
-      <w:r>
-        <w:rPr>
-          <w:rFonts w:ascii="Consolas" w:eastAsia="Times New Roman" w:hAnsi="Consolas" w:cs="Times New Roman"/>
-          <w:color w:val="D4D4D4"/>
-          <w:sz w:val="21"/>
-          <w:szCs w:val="21"/>
-        </w:rPr>
-        <w:t>-&gt;</w:t>
-      </w:r>
-      <w:r>
-        <w:rPr>
-          <w:rFonts w:ascii="Consolas" w:eastAsia="Times New Roman" w:hAnsi="Consolas" w:cs="Times New Roman"/>
-          <w:color w:val="D2A8FF"/>
-          <w:sz w:val="21"/>
-          <w:szCs w:val="21"/>
-        </w:rPr>
-        <w:t>execute</w:t>
-      </w:r>
-      <w:r>
-        <w:rPr>
-          <w:rFonts w:ascii="Consolas" w:eastAsia="Times New Roman" w:hAnsi="Consolas" w:cs="Times New Roman"/>
-          <w:color w:val="D4D4D4"/>
-          <w:sz w:val="21"/>
-          <w:szCs w:val="21"/>
-        </w:rPr>
-        <w:t>(</w:t>
-      </w:r>
-      <w:r>
-        <w:rPr>
-          <w:rFonts w:ascii="Consolas" w:eastAsia="Times New Roman" w:hAnsi="Consolas" w:cs="Times New Roman"/>
-          <w:color w:val="C9D1D9"/>
-          <w:sz w:val="21"/>
-          <w:szCs w:val="21"/>
-        </w:rPr>
-        <w:t>$params</w:t>
-      </w:r>
-      <w:r>
-        <w:rPr>
-          <w:rFonts w:ascii="Consolas" w:eastAsia="Times New Roman" w:hAnsi="Consolas" w:cs="Times New Roman"/>
-          <w:color w:val="D4D4D4"/>
-          <w:sz w:val="21"/>
-          <w:szCs w:val="21"/>
-        </w:rPr>
-        <w:t>);</w:t>
-      </w:r>
-    </w:p>
-    <w:p>
-      <w:pPr>
-        <w:shd w:val="clear" w:color="auto" w:fill="121314"/>
-        <w:spacing w:after="0" w:line="285" w:lineRule="atLeast"/>
-        <w:rPr>
-          <w:rFonts w:ascii="Consolas" w:eastAsia="Times New Roman" w:hAnsi="Consolas" w:cs="Times New Roman"/>
-          <w:color w:val="BBBEBF"/>
-          <w:sz w:val="21"/>
-          <w:szCs w:val="21"/>
-        </w:rPr>
-      </w:pPr>
-      <w:r>
-        <w:rPr>
-          <w:rFonts w:ascii="Consolas" w:eastAsia="Times New Roman" w:hAnsi="Consolas" w:cs="Times New Roman"/>
-          <w:color w:val="D4D4D4"/>
-          <w:sz w:val="21"/>
-          <w:szCs w:val="21"/>
-        </w:rPr>
-        <w:t xml:space="preserve">        </w:t>
-      </w:r>
-      <w:r>
-        <w:rPr>
-          <w:rFonts w:ascii="Consolas" w:eastAsia="Times New Roman" w:hAnsi="Consolas" w:cs="Times New Roman"/>
-          <w:color w:val="C586C0"/>
-          <w:sz w:val="21"/>
-          <w:szCs w:val="21"/>
-        </w:rPr>
-        <w:t>return</w:t>
-      </w:r>
-      <w:r>
-        <w:rPr>
-          <w:rFonts w:ascii="Consolas" w:eastAsia="Times New Roman" w:hAnsi="Consolas" w:cs="Times New Roman"/>
-          <w:color w:val="D4D4D4"/>
-          <w:sz w:val="21"/>
-          <w:szCs w:val="21"/>
-        </w:rPr>
-        <w:t xml:space="preserve"> </w:t>
-      </w:r>
-      <w:r>
-        <w:rPr>
-          <w:rFonts w:ascii="Consolas" w:eastAsia="Times New Roman" w:hAnsi="Consolas" w:cs="Times New Roman"/>
-          <w:color w:val="C9D1D9"/>
-          <w:sz w:val="21"/>
-          <w:szCs w:val="21"/>
-        </w:rPr>
-        <w:t>$</w:t>
-      </w:r>
-      <w:proofErr w:type="spellStart"/>
-      <w:r>
-        <w:rPr>
-          <w:rFonts w:ascii="Consolas" w:eastAsia="Times New Roman" w:hAnsi="Consolas" w:cs="Times New Roman"/>
-          <w:color w:val="C9D1D9"/>
-          <w:sz w:val="21"/>
-          <w:szCs w:val="21"/>
-        </w:rPr>
-        <w:t>stmt</w:t>
-      </w:r>
-      <w:proofErr w:type="spellEnd"/>
-      <w:r>
-        <w:rPr>
-          <w:rFonts w:ascii="Consolas" w:eastAsia="Times New Roman" w:hAnsi="Consolas" w:cs="Times New Roman"/>
-          <w:color w:val="D4D4D4"/>
-          <w:sz w:val="21"/>
-          <w:szCs w:val="21"/>
-        </w:rPr>
-        <w:t>-&gt;</w:t>
-      </w:r>
-      <w:proofErr w:type="spellStart"/>
-      <w:proofErr w:type="gramStart"/>
-      <w:r>
-        <w:rPr>
-          <w:rFonts w:ascii="Consolas" w:eastAsia="Times New Roman" w:hAnsi="Consolas" w:cs="Times New Roman"/>
-          <w:color w:val="D2A8FF"/>
-          <w:sz w:val="21"/>
-          <w:szCs w:val="21"/>
-        </w:rPr>
-        <w:t>fetchAll</w:t>
-      </w:r>
-      <w:proofErr w:type="spellEnd"/>
-      <w:r>
-        <w:rPr>
-          <w:rFonts w:ascii="Consolas" w:eastAsia="Times New Roman" w:hAnsi="Consolas" w:cs="Times New Roman"/>
-          <w:color w:val="D4D4D4"/>
-          <w:sz w:val="21"/>
-          <w:szCs w:val="21"/>
-        </w:rPr>
-        <w:t>(</w:t>
-      </w:r>
-      <w:proofErr w:type="gramEnd"/>
-      <w:r>
-        <w:rPr>
-          <w:rFonts w:ascii="Consolas" w:eastAsia="Times New Roman" w:hAnsi="Consolas" w:cs="Times New Roman"/>
-          <w:color w:val="D4D4D4"/>
-          <w:sz w:val="21"/>
-          <w:szCs w:val="21"/>
-        </w:rPr>
-        <w:t>);</w:t>
-      </w:r>
-    </w:p>
-    <w:p>
-      <w:pPr>
-        <w:shd w:val="clear" w:color="auto" w:fill="121314"/>
-        <w:spacing w:after="0" w:line="285" w:lineRule="atLeast"/>
-        <w:rPr>
-          <w:rFonts w:ascii="Consolas" w:eastAsia="Times New Roman" w:hAnsi="Consolas" w:cs="Times New Roman"/>
-          <w:color w:val="BBBEBF"/>
-          <w:sz w:val="21"/>
-          <w:szCs w:val="21"/>
-        </w:rPr>
-      </w:pPr>
-      <w:r>
-        <w:rPr>
-          <w:rFonts w:ascii="Consolas" w:eastAsia="Times New Roman" w:hAnsi="Consolas" w:cs="Times New Roman"/>
-          <w:color w:val="D4D4D4"/>
-          <w:sz w:val="21"/>
-          <w:szCs w:val="21"/>
-        </w:rPr>
-        <w:t>    }</w:t>
-      </w:r>
-    </w:p>
-    <w:p>
-      <w:pPr>
-        <w:shd w:val="clear" w:color="auto" w:fill="121314"/>
-        <w:spacing w:after="0" w:line="285" w:lineRule="atLeast"/>
-        <w:rPr>
-          <w:rFonts w:ascii="Consolas" w:eastAsia="Times New Roman" w:hAnsi="Consolas" w:cs="Times New Roman"/>
-          <w:color w:val="BBBEBF"/>
-          <w:sz w:val="21"/>
-          <w:szCs w:val="21"/>
-        </w:rPr>
-      </w:pPr>
-    </w:p>
-    <w:p>
-      <w:pPr>
-        <w:shd w:val="clear" w:color="auto" w:fill="121314"/>
-        <w:spacing w:after="0" w:line="285" w:lineRule="atLeast"/>
-        <w:rPr>
-          <w:rFonts w:ascii="Consolas" w:eastAsia="Times New Roman" w:hAnsi="Consolas" w:cs="Times New Roman"/>
-          <w:color w:val="BBBEBF"/>
-          <w:sz w:val="21"/>
-          <w:szCs w:val="21"/>
-        </w:rPr>
-      </w:pPr>
-      <w:r>
-        <w:rPr>
-          <w:rFonts w:ascii="Consolas" w:eastAsia="Times New Roman" w:hAnsi="Consolas" w:cs="Times New Roman"/>
-          <w:color w:val="D4D4D4"/>
-          <w:sz w:val="21"/>
-          <w:szCs w:val="21"/>
-        </w:rPr>
-        <w:t xml:space="preserve">    </w:t>
-      </w:r>
-      <w:r>
-        <w:rPr>
-          <w:rFonts w:ascii="Consolas" w:eastAsia="Times New Roman" w:hAnsi="Consolas" w:cs="Times New Roman"/>
-          <w:color w:val="569CD6"/>
-          <w:sz w:val="21"/>
-          <w:szCs w:val="21"/>
-        </w:rPr>
-        <w:t>public</w:t>
-      </w:r>
-      <w:r>
-        <w:rPr>
-          <w:rFonts w:ascii="Consolas" w:eastAsia="Times New Roman" w:hAnsi="Consolas" w:cs="Times New Roman"/>
-          <w:color w:val="D4D4D4"/>
-          <w:sz w:val="21"/>
-          <w:szCs w:val="21"/>
-        </w:rPr>
-        <w:t xml:space="preserve"> </w:t>
-      </w:r>
-      <w:r>
-        <w:rPr>
-          <w:rFonts w:ascii="Consolas" w:eastAsia="Times New Roman" w:hAnsi="Consolas" w:cs="Times New Roman"/>
-          <w:color w:val="FF7B72"/>
-          <w:sz w:val="21"/>
-          <w:szCs w:val="21"/>
-        </w:rPr>
-        <w:t>function</w:t>
-      </w:r>
-      <w:r>
-        <w:rPr>
-          <w:rFonts w:ascii="Consolas" w:eastAsia="Times New Roman" w:hAnsi="Consolas" w:cs="Times New Roman"/>
-          <w:color w:val="D4D4D4"/>
-          <w:sz w:val="21"/>
-          <w:szCs w:val="21"/>
-        </w:rPr>
-        <w:t xml:space="preserve"> </w:t>
-      </w:r>
-      <w:proofErr w:type="gramStart"/>
-      <w:r>
-        <w:rPr>
-          <w:rFonts w:ascii="Consolas" w:eastAsia="Times New Roman" w:hAnsi="Consolas" w:cs="Times New Roman"/>
-          <w:color w:val="D2A8FF"/>
-          <w:sz w:val="21"/>
-          <w:szCs w:val="21"/>
-        </w:rPr>
-        <w:t>find</w:t>
-      </w:r>
-      <w:r>
-        <w:rPr>
-          <w:rFonts w:ascii="Consolas" w:eastAsia="Times New Roman" w:hAnsi="Consolas" w:cs="Times New Roman"/>
-          <w:color w:val="D4D4D4"/>
-          <w:sz w:val="21"/>
-          <w:szCs w:val="21"/>
-        </w:rPr>
-        <w:t>(</w:t>
-      </w:r>
-      <w:proofErr w:type="gramEnd"/>
-      <w:r>
-        <w:rPr>
-          <w:rFonts w:ascii="Consolas" w:eastAsia="Times New Roman" w:hAnsi="Consolas" w:cs="Times New Roman"/>
-          <w:color w:val="FF7B72"/>
-          <w:sz w:val="21"/>
-          <w:szCs w:val="21"/>
-        </w:rPr>
-        <w:t>int</w:t>
-      </w:r>
-      <w:r>
-        <w:rPr>
-          <w:rFonts w:ascii="Consolas" w:eastAsia="Times New Roman" w:hAnsi="Consolas" w:cs="Times New Roman"/>
-          <w:color w:val="D4D4D4"/>
-          <w:sz w:val="21"/>
-          <w:szCs w:val="21"/>
-        </w:rPr>
-        <w:t xml:space="preserve"> </w:t>
-      </w:r>
-      <w:r>
-        <w:rPr>
-          <w:rFonts w:ascii="Consolas" w:eastAsia="Times New Roman" w:hAnsi="Consolas" w:cs="Times New Roman"/>
-          <w:color w:val="C9D1D9"/>
-          <w:sz w:val="21"/>
-          <w:szCs w:val="21"/>
-        </w:rPr>
-        <w:t>$id</w:t>
-      </w:r>
-      <w:r>
-        <w:rPr>
-          <w:rFonts w:ascii="Consolas" w:eastAsia="Times New Roman" w:hAnsi="Consolas" w:cs="Times New Roman"/>
-          <w:color w:val="D4D4D4"/>
-          <w:sz w:val="21"/>
-          <w:szCs w:val="21"/>
-        </w:rPr>
-        <w:t>)</w:t>
-      </w:r>
-    </w:p>
-    <w:p>
-      <w:pPr>
-        <w:shd w:val="clear" w:color="auto" w:fill="121314"/>
-        <w:spacing w:after="0" w:line="285" w:lineRule="atLeast"/>
-        <w:rPr>
-          <w:rFonts w:ascii="Consolas" w:eastAsia="Times New Roman" w:hAnsi="Consolas" w:cs="Times New Roman"/>
-          <w:color w:val="BBBEBF"/>
-          <w:sz w:val="21"/>
-          <w:szCs w:val="21"/>
-        </w:rPr>
-      </w:pPr>
-      <w:r>
-        <w:rPr>
-          <w:rFonts w:ascii="Consolas" w:eastAsia="Times New Roman" w:hAnsi="Consolas" w:cs="Times New Roman"/>
-          <w:color w:val="D4D4D4"/>
-          <w:sz w:val="21"/>
-          <w:szCs w:val="21"/>
-        </w:rPr>
-        <w:lastRenderedPageBreak/>
-        <w:t>    {</w:t>
-      </w:r>
-    </w:p>
-    <w:p>
-      <w:pPr>
-        <w:shd w:val="clear" w:color="auto" w:fill="121314"/>
-        <w:spacing w:after="0" w:line="285" w:lineRule="atLeast"/>
-        <w:rPr>
-          <w:rFonts w:ascii="Consolas" w:eastAsia="Times New Roman" w:hAnsi="Consolas" w:cs="Times New Roman"/>
-          <w:color w:val="BBBEBF"/>
-          <w:sz w:val="21"/>
-          <w:szCs w:val="21"/>
-        </w:rPr>
-      </w:pPr>
-      <w:r>
-        <w:rPr>
-          <w:rFonts w:ascii="Consolas" w:eastAsia="Times New Roman" w:hAnsi="Consolas" w:cs="Times New Roman"/>
-          <w:color w:val="D4D4D4"/>
-          <w:sz w:val="21"/>
-          <w:szCs w:val="21"/>
-        </w:rPr>
-        <w:t xml:space="preserve">        </w:t>
-      </w:r>
-      <w:r>
-        <w:rPr>
-          <w:rFonts w:ascii="Consolas" w:eastAsia="Times New Roman" w:hAnsi="Consolas" w:cs="Times New Roman"/>
-          <w:color w:val="C9D1D9"/>
-          <w:sz w:val="21"/>
-          <w:szCs w:val="21"/>
-        </w:rPr>
-        <w:t>$</w:t>
-      </w:r>
-      <w:proofErr w:type="spellStart"/>
-      <w:r>
-        <w:rPr>
-          <w:rFonts w:ascii="Consolas" w:eastAsia="Times New Roman" w:hAnsi="Consolas" w:cs="Times New Roman"/>
-          <w:color w:val="C9D1D9"/>
-          <w:sz w:val="21"/>
-          <w:szCs w:val="21"/>
-        </w:rPr>
-        <w:t>stmt</w:t>
-      </w:r>
-      <w:proofErr w:type="spellEnd"/>
-      <w:r>
-        <w:rPr>
-          <w:rFonts w:ascii="Consolas" w:eastAsia="Times New Roman" w:hAnsi="Consolas" w:cs="Times New Roman"/>
-          <w:color w:val="D4D4D4"/>
-          <w:sz w:val="21"/>
-          <w:szCs w:val="21"/>
-        </w:rPr>
-        <w:t xml:space="preserve"> = </w:t>
-      </w:r>
-      <w:r>
-        <w:rPr>
-          <w:rFonts w:ascii="Consolas" w:eastAsia="Times New Roman" w:hAnsi="Consolas" w:cs="Times New Roman"/>
-          <w:color w:val="79C0FF"/>
-          <w:sz w:val="21"/>
-          <w:szCs w:val="21"/>
-        </w:rPr>
-        <w:t>$this</w:t>
-      </w:r>
-      <w:r>
-        <w:rPr>
-          <w:rFonts w:ascii="Consolas" w:eastAsia="Times New Roman" w:hAnsi="Consolas" w:cs="Times New Roman"/>
-          <w:color w:val="D4D4D4"/>
-          <w:sz w:val="21"/>
-          <w:szCs w:val="21"/>
-        </w:rPr>
-        <w:t>-&gt;</w:t>
-      </w:r>
-      <w:proofErr w:type="spellStart"/>
-      <w:r>
-        <w:rPr>
-          <w:rFonts w:ascii="Consolas" w:eastAsia="Times New Roman" w:hAnsi="Consolas" w:cs="Times New Roman"/>
-          <w:color w:val="C9D1D9"/>
-          <w:sz w:val="21"/>
-          <w:szCs w:val="21"/>
-        </w:rPr>
-        <w:t>db</w:t>
-      </w:r>
-      <w:proofErr w:type="spellEnd"/>
-      <w:r>
-        <w:rPr>
-          <w:rFonts w:ascii="Consolas" w:eastAsia="Times New Roman" w:hAnsi="Consolas" w:cs="Times New Roman"/>
-          <w:color w:val="D4D4D4"/>
-          <w:sz w:val="21"/>
-          <w:szCs w:val="21"/>
-        </w:rPr>
-        <w:t>-&gt;</w:t>
-      </w:r>
-      <w:proofErr w:type="gramStart"/>
-      <w:r>
-        <w:rPr>
-          <w:rFonts w:ascii="Consolas" w:eastAsia="Times New Roman" w:hAnsi="Consolas" w:cs="Times New Roman"/>
-          <w:color w:val="D2A8FF"/>
-          <w:sz w:val="21"/>
-          <w:szCs w:val="21"/>
-        </w:rPr>
-        <w:t>prepare</w:t>
-      </w:r>
-      <w:r>
-        <w:rPr>
-          <w:rFonts w:ascii="Consolas" w:eastAsia="Times New Roman" w:hAnsi="Consolas" w:cs="Times New Roman"/>
-          <w:color w:val="D4D4D4"/>
-          <w:sz w:val="21"/>
-          <w:szCs w:val="21"/>
-        </w:rPr>
-        <w:t>(</w:t>
-      </w:r>
-      <w:proofErr w:type="gramEnd"/>
-      <w:r>
-        <w:rPr>
-          <w:rFonts w:ascii="Consolas" w:eastAsia="Times New Roman" w:hAnsi="Consolas" w:cs="Times New Roman"/>
-          <w:color w:val="A5D6FF"/>
-          <w:sz w:val="21"/>
-          <w:szCs w:val="21"/>
-        </w:rPr>
-        <w:t>"</w:t>
-      </w:r>
-      <w:r>
-        <w:rPr>
-          <w:rFonts w:ascii="Consolas" w:eastAsia="Times New Roman" w:hAnsi="Consolas" w:cs="Times New Roman"/>
-          <w:color w:val="FF7B72"/>
-          <w:sz w:val="21"/>
-          <w:szCs w:val="21"/>
-        </w:rPr>
-        <w:t>SELECT</w:t>
-      </w:r>
-      <w:r>
-        <w:rPr>
-          <w:rFonts w:ascii="Consolas" w:eastAsia="Times New Roman" w:hAnsi="Consolas" w:cs="Times New Roman"/>
-          <w:color w:val="A5D6FF"/>
-          <w:sz w:val="21"/>
-          <w:szCs w:val="21"/>
-        </w:rPr>
-        <w:t xml:space="preserve"> </w:t>
-      </w:r>
-      <w:r>
-        <w:rPr>
-          <w:rFonts w:ascii="Consolas" w:eastAsia="Times New Roman" w:hAnsi="Consolas" w:cs="Times New Roman"/>
-          <w:color w:val="D4D4D4"/>
-          <w:sz w:val="21"/>
-          <w:szCs w:val="21"/>
-        </w:rPr>
-        <w:t>*</w:t>
-      </w:r>
-      <w:r>
-        <w:rPr>
-          <w:rFonts w:ascii="Consolas" w:eastAsia="Times New Roman" w:hAnsi="Consolas" w:cs="Times New Roman"/>
-          <w:color w:val="A5D6FF"/>
-          <w:sz w:val="21"/>
-          <w:szCs w:val="21"/>
-        </w:rPr>
-        <w:t xml:space="preserve"> </w:t>
-      </w:r>
-      <w:r>
-        <w:rPr>
-          <w:rFonts w:ascii="Consolas" w:eastAsia="Times New Roman" w:hAnsi="Consolas" w:cs="Times New Roman"/>
-          <w:color w:val="FF7B72"/>
-          <w:sz w:val="21"/>
-          <w:szCs w:val="21"/>
-        </w:rPr>
-        <w:t>FROM</w:t>
-      </w:r>
-      <w:r>
-        <w:rPr>
-          <w:rFonts w:ascii="Consolas" w:eastAsia="Times New Roman" w:hAnsi="Consolas" w:cs="Times New Roman"/>
-          <w:color w:val="A5D6FF"/>
-          <w:sz w:val="21"/>
-          <w:szCs w:val="21"/>
-        </w:rPr>
-        <w:t xml:space="preserve"> </w:t>
-      </w:r>
-      <w:proofErr w:type="spellStart"/>
-      <w:r>
-        <w:rPr>
-          <w:rFonts w:ascii="Consolas" w:eastAsia="Times New Roman" w:hAnsi="Consolas" w:cs="Times New Roman"/>
-          <w:color w:val="A5D6FF"/>
-          <w:sz w:val="21"/>
-          <w:szCs w:val="21"/>
-        </w:rPr>
-        <w:t>mahasiswa</w:t>
-      </w:r>
-      <w:proofErr w:type="spellEnd"/>
-      <w:r>
-        <w:rPr>
-          <w:rFonts w:ascii="Consolas" w:eastAsia="Times New Roman" w:hAnsi="Consolas" w:cs="Times New Roman"/>
-          <w:color w:val="A5D6FF"/>
-          <w:sz w:val="21"/>
-          <w:szCs w:val="21"/>
-        </w:rPr>
-        <w:t xml:space="preserve"> </w:t>
-      </w:r>
-      <w:r>
-        <w:rPr>
-          <w:rFonts w:ascii="Consolas" w:eastAsia="Times New Roman" w:hAnsi="Consolas" w:cs="Times New Roman"/>
-          <w:color w:val="FF7B72"/>
-          <w:sz w:val="21"/>
-          <w:szCs w:val="21"/>
-        </w:rPr>
-        <w:t>WHERE</w:t>
-      </w:r>
-      <w:r>
-        <w:rPr>
-          <w:rFonts w:ascii="Consolas" w:eastAsia="Times New Roman" w:hAnsi="Consolas" w:cs="Times New Roman"/>
-          <w:color w:val="A5D6FF"/>
-          <w:sz w:val="21"/>
-          <w:szCs w:val="21"/>
-        </w:rPr>
-        <w:t xml:space="preserve"> id </w:t>
-      </w:r>
-      <w:proofErr w:type="gramStart"/>
-      <w:r>
-        <w:rPr>
-          <w:rFonts w:ascii="Consolas" w:eastAsia="Times New Roman" w:hAnsi="Consolas" w:cs="Times New Roman"/>
-          <w:color w:val="D4D4D4"/>
-          <w:sz w:val="21"/>
-          <w:szCs w:val="21"/>
-        </w:rPr>
-        <w:t>=</w:t>
-      </w:r>
-      <w:r>
-        <w:rPr>
-          <w:rFonts w:ascii="Consolas" w:eastAsia="Times New Roman" w:hAnsi="Consolas" w:cs="Times New Roman"/>
-          <w:color w:val="A5D6FF"/>
-          <w:sz w:val="21"/>
-          <w:szCs w:val="21"/>
-        </w:rPr>
-        <w:t xml:space="preserve"> :id</w:t>
-      </w:r>
-      <w:proofErr w:type="gramEnd"/>
-      <w:r>
-        <w:rPr>
-          <w:rFonts w:ascii="Consolas" w:eastAsia="Times New Roman" w:hAnsi="Consolas" w:cs="Times New Roman"/>
-          <w:color w:val="A5D6FF"/>
-          <w:sz w:val="21"/>
-          <w:szCs w:val="21"/>
-        </w:rPr>
-        <w:t>"</w:t>
-      </w:r>
-      <w:r>
-        <w:rPr>
-          <w:rFonts w:ascii="Consolas" w:eastAsia="Times New Roman" w:hAnsi="Consolas" w:cs="Times New Roman"/>
-          <w:color w:val="D4D4D4"/>
-          <w:sz w:val="21"/>
-          <w:szCs w:val="21"/>
-        </w:rPr>
-        <w:t>);</w:t>
-      </w:r>
-    </w:p>
-    <w:p>
-      <w:pPr>
-        <w:shd w:val="clear" w:color="auto" w:fill="121314"/>
-        <w:spacing w:after="0" w:line="285" w:lineRule="atLeast"/>
-        <w:rPr>
-          <w:rFonts w:ascii="Consolas" w:eastAsia="Times New Roman" w:hAnsi="Consolas" w:cs="Times New Roman"/>
-          <w:color w:val="BBBEBF"/>
-          <w:sz w:val="21"/>
-          <w:szCs w:val="21"/>
-        </w:rPr>
-      </w:pPr>
-      <w:r>
-        <w:rPr>
-          <w:rFonts w:ascii="Consolas" w:eastAsia="Times New Roman" w:hAnsi="Consolas" w:cs="Times New Roman"/>
-          <w:color w:val="D4D4D4"/>
-          <w:sz w:val="21"/>
-          <w:szCs w:val="21"/>
-        </w:rPr>
-        <w:t xml:space="preserve">        </w:t>
-      </w:r>
-      <w:r>
-        <w:rPr>
-          <w:rFonts w:ascii="Consolas" w:eastAsia="Times New Roman" w:hAnsi="Consolas" w:cs="Times New Roman"/>
-          <w:color w:val="C9D1D9"/>
-          <w:sz w:val="21"/>
-          <w:szCs w:val="21"/>
-        </w:rPr>
-        <w:t>$</w:t>
-      </w:r>
-      <w:proofErr w:type="spellStart"/>
-      <w:r>
-        <w:rPr>
-          <w:rFonts w:ascii="Consolas" w:eastAsia="Times New Roman" w:hAnsi="Consolas" w:cs="Times New Roman"/>
-          <w:color w:val="C9D1D9"/>
-          <w:sz w:val="21"/>
-          <w:szCs w:val="21"/>
-        </w:rPr>
-        <w:t>stmt</w:t>
-      </w:r>
-      <w:proofErr w:type="spellEnd"/>
-      <w:r>
-        <w:rPr>
-          <w:rFonts w:ascii="Consolas" w:eastAsia="Times New Roman" w:hAnsi="Consolas" w:cs="Times New Roman"/>
-          <w:color w:val="D4D4D4"/>
-          <w:sz w:val="21"/>
-          <w:szCs w:val="21"/>
-        </w:rPr>
-        <w:t>-&gt;</w:t>
-      </w:r>
-      <w:proofErr w:type="gramStart"/>
-      <w:r>
-        <w:rPr>
-          <w:rFonts w:ascii="Consolas" w:eastAsia="Times New Roman" w:hAnsi="Consolas" w:cs="Times New Roman"/>
-          <w:color w:val="D2A8FF"/>
-          <w:sz w:val="21"/>
-          <w:szCs w:val="21"/>
-        </w:rPr>
-        <w:t>execute</w:t>
-      </w:r>
-      <w:r>
-        <w:rPr>
-          <w:rFonts w:ascii="Consolas" w:eastAsia="Times New Roman" w:hAnsi="Consolas" w:cs="Times New Roman"/>
-          <w:color w:val="D4D4D4"/>
-          <w:sz w:val="21"/>
-          <w:szCs w:val="21"/>
-        </w:rPr>
-        <w:t>(</w:t>
-      </w:r>
-      <w:proofErr w:type="gramEnd"/>
-      <w:r>
-        <w:rPr>
-          <w:rFonts w:ascii="Consolas" w:eastAsia="Times New Roman" w:hAnsi="Consolas" w:cs="Times New Roman"/>
-          <w:color w:val="D4D4D4"/>
-          <w:sz w:val="21"/>
-          <w:szCs w:val="21"/>
-        </w:rPr>
-        <w:t>[</w:t>
-      </w:r>
-      <w:r>
-        <w:rPr>
-          <w:rFonts w:ascii="Consolas" w:eastAsia="Times New Roman" w:hAnsi="Consolas" w:cs="Times New Roman"/>
-          <w:color w:val="A5D6FF"/>
-          <w:sz w:val="21"/>
-          <w:szCs w:val="21"/>
-        </w:rPr>
-        <w:t>'id'</w:t>
-      </w:r>
-      <w:r>
-        <w:rPr>
-          <w:rFonts w:ascii="Consolas" w:eastAsia="Times New Roman" w:hAnsi="Consolas" w:cs="Times New Roman"/>
-          <w:color w:val="D4D4D4"/>
-          <w:sz w:val="21"/>
-          <w:szCs w:val="21"/>
-        </w:rPr>
-        <w:t xml:space="preserve"> =&gt; </w:t>
-      </w:r>
-      <w:r>
-        <w:rPr>
-          <w:rFonts w:ascii="Consolas" w:eastAsia="Times New Roman" w:hAnsi="Consolas" w:cs="Times New Roman"/>
-          <w:color w:val="C9D1D9"/>
-          <w:sz w:val="21"/>
-          <w:szCs w:val="21"/>
-        </w:rPr>
-        <w:t>$id</w:t>
-      </w:r>
-      <w:r>
-        <w:rPr>
-          <w:rFonts w:ascii="Consolas" w:eastAsia="Times New Roman" w:hAnsi="Consolas" w:cs="Times New Roman"/>
-          <w:color w:val="D4D4D4"/>
-          <w:sz w:val="21"/>
-          <w:szCs w:val="21"/>
-        </w:rPr>
-        <w:t>]);</w:t>
-      </w:r>
-    </w:p>
-    <w:p>
-      <w:pPr>
-        <w:shd w:val="clear" w:color="auto" w:fill="121314"/>
-        <w:spacing w:after="0" w:line="285" w:lineRule="atLeast"/>
-        <w:rPr>
-          <w:rFonts w:ascii="Consolas" w:eastAsia="Times New Roman" w:hAnsi="Consolas" w:cs="Times New Roman"/>
-          <w:color w:val="BBBEBF"/>
-          <w:sz w:val="21"/>
-          <w:szCs w:val="21"/>
-        </w:rPr>
-      </w:pPr>
-      <w:r>
-        <w:rPr>
-          <w:rFonts w:ascii="Consolas" w:eastAsia="Times New Roman" w:hAnsi="Consolas" w:cs="Times New Roman"/>
-          <w:color w:val="D4D4D4"/>
-          <w:sz w:val="21"/>
-          <w:szCs w:val="21"/>
-        </w:rPr>
-        <w:t xml:space="preserve">        </w:t>
-      </w:r>
-      <w:r>
-        <w:rPr>
-          <w:rFonts w:ascii="Consolas" w:eastAsia="Times New Roman" w:hAnsi="Consolas" w:cs="Times New Roman"/>
-          <w:color w:val="C586C0"/>
-          <w:sz w:val="21"/>
-          <w:szCs w:val="21"/>
-        </w:rPr>
-        <w:t>return</w:t>
-      </w:r>
-      <w:r>
-        <w:rPr>
-          <w:rFonts w:ascii="Consolas" w:eastAsia="Times New Roman" w:hAnsi="Consolas" w:cs="Times New Roman"/>
-          <w:color w:val="D4D4D4"/>
-          <w:sz w:val="21"/>
-          <w:szCs w:val="21"/>
-        </w:rPr>
-        <w:t xml:space="preserve"> </w:t>
-      </w:r>
-      <w:r>
-        <w:rPr>
-          <w:rFonts w:ascii="Consolas" w:eastAsia="Times New Roman" w:hAnsi="Consolas" w:cs="Times New Roman"/>
-          <w:color w:val="C9D1D9"/>
-          <w:sz w:val="21"/>
-          <w:szCs w:val="21"/>
-        </w:rPr>
-        <w:t>$</w:t>
-      </w:r>
-      <w:proofErr w:type="spellStart"/>
-      <w:r>
-        <w:rPr>
-          <w:rFonts w:ascii="Consolas" w:eastAsia="Times New Roman" w:hAnsi="Consolas" w:cs="Times New Roman"/>
-          <w:color w:val="C9D1D9"/>
-          <w:sz w:val="21"/>
-          <w:szCs w:val="21"/>
-        </w:rPr>
-        <w:t>stmt</w:t>
-      </w:r>
-      <w:proofErr w:type="spellEnd"/>
-      <w:r>
-        <w:rPr>
-          <w:rFonts w:ascii="Consolas" w:eastAsia="Times New Roman" w:hAnsi="Consolas" w:cs="Times New Roman"/>
-          <w:color w:val="D4D4D4"/>
-          <w:sz w:val="21"/>
-          <w:szCs w:val="21"/>
-        </w:rPr>
-        <w:t>-&gt;</w:t>
-      </w:r>
-      <w:proofErr w:type="gramStart"/>
-      <w:r>
-        <w:rPr>
-          <w:rFonts w:ascii="Consolas" w:eastAsia="Times New Roman" w:hAnsi="Consolas" w:cs="Times New Roman"/>
-          <w:color w:val="D2A8FF"/>
-          <w:sz w:val="21"/>
-          <w:szCs w:val="21"/>
-        </w:rPr>
-        <w:t>fetch</w:t>
-      </w:r>
-      <w:r>
-        <w:rPr>
-          <w:rFonts w:ascii="Consolas" w:eastAsia="Times New Roman" w:hAnsi="Consolas" w:cs="Times New Roman"/>
-          <w:color w:val="D4D4D4"/>
-          <w:sz w:val="21"/>
-          <w:szCs w:val="21"/>
-        </w:rPr>
-        <w:t>(</w:t>
-      </w:r>
-      <w:proofErr w:type="gramEnd"/>
-      <w:r>
-        <w:rPr>
-          <w:rFonts w:ascii="Consolas" w:eastAsia="Times New Roman" w:hAnsi="Consolas" w:cs="Times New Roman"/>
-          <w:color w:val="D4D4D4"/>
-          <w:sz w:val="21"/>
-          <w:szCs w:val="21"/>
-        </w:rPr>
-        <w:t>);</w:t>
-      </w:r>
-    </w:p>
-    <w:p>
-      <w:pPr>
-        <w:shd w:val="clear" w:color="auto" w:fill="121314"/>
-        <w:spacing w:after="0" w:line="285" w:lineRule="atLeast"/>
-        <w:rPr>
-          <w:rFonts w:ascii="Consolas" w:eastAsia="Times New Roman" w:hAnsi="Consolas" w:cs="Times New Roman"/>
-          <w:color w:val="BBBEBF"/>
-          <w:sz w:val="21"/>
-          <w:szCs w:val="21"/>
-        </w:rPr>
-      </w:pPr>
-      <w:r>
-        <w:rPr>
-          <w:rFonts w:ascii="Consolas" w:eastAsia="Times New Roman" w:hAnsi="Consolas" w:cs="Times New Roman"/>
-          <w:color w:val="D4D4D4"/>
-          <w:sz w:val="21"/>
-          <w:szCs w:val="21"/>
-        </w:rPr>
-        <w:t>    }</w:t>
-      </w:r>
-    </w:p>
-    <w:p>
-      <w:pPr>
-        <w:shd w:val="clear" w:color="auto" w:fill="121314"/>
-        <w:spacing w:after="0" w:line="285" w:lineRule="atLeast"/>
-        <w:rPr>
-          <w:rFonts w:ascii="Consolas" w:eastAsia="Times New Roman" w:hAnsi="Consolas" w:cs="Times New Roman"/>
-          <w:color w:val="BBBEBF"/>
-          <w:sz w:val="21"/>
-          <w:szCs w:val="21"/>
-        </w:rPr>
-      </w:pPr>
-    </w:p>
-    <w:p>
-      <w:pPr>
-        <w:shd w:val="clear" w:color="auto" w:fill="121314"/>
-        <w:spacing w:after="0" w:line="285" w:lineRule="atLeast"/>
-        <w:rPr>
-          <w:rFonts w:ascii="Consolas" w:eastAsia="Times New Roman" w:hAnsi="Consolas" w:cs="Times New Roman"/>
-          <w:color w:val="BBBEBF"/>
-          <w:sz w:val="21"/>
-          <w:szCs w:val="21"/>
-        </w:rPr>
-      </w:pPr>
-      <w:r>
-        <w:rPr>
-          <w:rFonts w:ascii="Consolas" w:eastAsia="Times New Roman" w:hAnsi="Consolas" w:cs="Times New Roman"/>
-          <w:color w:val="D4D4D4"/>
-          <w:sz w:val="21"/>
-          <w:szCs w:val="21"/>
-        </w:rPr>
-        <w:t xml:space="preserve">    </w:t>
-      </w:r>
-      <w:r>
-        <w:rPr>
-          <w:rFonts w:ascii="Consolas" w:eastAsia="Times New Roman" w:hAnsi="Consolas" w:cs="Times New Roman"/>
-          <w:color w:val="569CD6"/>
-          <w:sz w:val="21"/>
-          <w:szCs w:val="21"/>
-        </w:rPr>
-        <w:t>public</w:t>
-      </w:r>
-      <w:r>
-        <w:rPr>
-          <w:rFonts w:ascii="Consolas" w:eastAsia="Times New Roman" w:hAnsi="Consolas" w:cs="Times New Roman"/>
-          <w:color w:val="D4D4D4"/>
-          <w:sz w:val="21"/>
-          <w:szCs w:val="21"/>
-        </w:rPr>
-        <w:t xml:space="preserve"> </w:t>
-      </w:r>
-      <w:r>
-        <w:rPr>
-          <w:rFonts w:ascii="Consolas" w:eastAsia="Times New Roman" w:hAnsi="Consolas" w:cs="Times New Roman"/>
-          <w:color w:val="FF7B72"/>
-          <w:sz w:val="21"/>
-          <w:szCs w:val="21"/>
-        </w:rPr>
-        <w:t>function</w:t>
-      </w:r>
-      <w:r>
-        <w:rPr>
-          <w:rFonts w:ascii="Consolas" w:eastAsia="Times New Roman" w:hAnsi="Consolas" w:cs="Times New Roman"/>
-          <w:color w:val="D4D4D4"/>
-          <w:sz w:val="21"/>
-          <w:szCs w:val="21"/>
-        </w:rPr>
-        <w:t xml:space="preserve"> </w:t>
-      </w:r>
-      <w:proofErr w:type="gramStart"/>
-      <w:r>
-        <w:rPr>
-          <w:rFonts w:ascii="Consolas" w:eastAsia="Times New Roman" w:hAnsi="Consolas" w:cs="Times New Roman"/>
-          <w:color w:val="D2A8FF"/>
-          <w:sz w:val="21"/>
-          <w:szCs w:val="21"/>
-        </w:rPr>
-        <w:t>create</w:t>
-      </w:r>
-      <w:r>
-        <w:rPr>
-          <w:rFonts w:ascii="Consolas" w:eastAsia="Times New Roman" w:hAnsi="Consolas" w:cs="Times New Roman"/>
-          <w:color w:val="D4D4D4"/>
-          <w:sz w:val="21"/>
-          <w:szCs w:val="21"/>
-        </w:rPr>
-        <w:t>(</w:t>
-      </w:r>
-      <w:proofErr w:type="gramEnd"/>
-      <w:r>
-        <w:rPr>
-          <w:rFonts w:ascii="Consolas" w:eastAsia="Times New Roman" w:hAnsi="Consolas" w:cs="Times New Roman"/>
-          <w:color w:val="FF7B72"/>
-          <w:sz w:val="21"/>
-          <w:szCs w:val="21"/>
-        </w:rPr>
-        <w:t>array</w:t>
-      </w:r>
-      <w:r>
-        <w:rPr>
-          <w:rFonts w:ascii="Consolas" w:eastAsia="Times New Roman" w:hAnsi="Consolas" w:cs="Times New Roman"/>
-          <w:color w:val="D4D4D4"/>
-          <w:sz w:val="21"/>
-          <w:szCs w:val="21"/>
-        </w:rPr>
-        <w:t xml:space="preserve"> </w:t>
-      </w:r>
-      <w:r>
-        <w:rPr>
-          <w:rFonts w:ascii="Consolas" w:eastAsia="Times New Roman" w:hAnsi="Consolas" w:cs="Times New Roman"/>
-          <w:color w:val="C9D1D9"/>
-          <w:sz w:val="21"/>
-          <w:szCs w:val="21"/>
-        </w:rPr>
-        <w:t>$d</w:t>
-      </w:r>
-      <w:r>
-        <w:rPr>
-          <w:rFonts w:ascii="Consolas" w:eastAsia="Times New Roman" w:hAnsi="Consolas" w:cs="Times New Roman"/>
-          <w:color w:val="D4D4D4"/>
-          <w:sz w:val="21"/>
-          <w:szCs w:val="21"/>
-        </w:rPr>
-        <w:t xml:space="preserve">): </w:t>
-      </w:r>
-      <w:r>
-        <w:rPr>
-          <w:rFonts w:ascii="Consolas" w:eastAsia="Times New Roman" w:hAnsi="Consolas" w:cs="Times New Roman"/>
-          <w:color w:val="FF7B72"/>
-          <w:sz w:val="21"/>
-          <w:szCs w:val="21"/>
-        </w:rPr>
-        <w:t>void</w:t>
-      </w:r>
-    </w:p>
-    <w:p>
-      <w:pPr>
-        <w:shd w:val="clear" w:color="auto" w:fill="121314"/>
-        <w:spacing w:after="0" w:line="285" w:lineRule="atLeast"/>
-        <w:rPr>
-          <w:rFonts w:ascii="Consolas" w:eastAsia="Times New Roman" w:hAnsi="Consolas" w:cs="Times New Roman"/>
-          <w:color w:val="BBBEBF"/>
-          <w:sz w:val="21"/>
-          <w:szCs w:val="21"/>
-        </w:rPr>
-      </w:pPr>
-      <w:r>
-        <w:rPr>
-          <w:rFonts w:ascii="Consolas" w:eastAsia="Times New Roman" w:hAnsi="Consolas" w:cs="Times New Roman"/>
-          <w:color w:val="D4D4D4"/>
-          <w:sz w:val="21"/>
-          <w:szCs w:val="21"/>
-        </w:rPr>
-        <w:t>    {</w:t>
-      </w:r>
-    </w:p>
-    <w:p>
-      <w:pPr>
-        <w:shd w:val="clear" w:color="auto" w:fill="121314"/>
-        <w:spacing w:after="0" w:line="285" w:lineRule="atLeast"/>
-        <w:rPr>
-          <w:rFonts w:ascii="Consolas" w:eastAsia="Times New Roman" w:hAnsi="Consolas" w:cs="Times New Roman"/>
-          <w:color w:val="BBBEBF"/>
-          <w:sz w:val="21"/>
-          <w:szCs w:val="21"/>
-        </w:rPr>
-      </w:pPr>
-      <w:r>
-        <w:rPr>
-          <w:rFonts w:ascii="Consolas" w:eastAsia="Times New Roman" w:hAnsi="Consolas" w:cs="Times New Roman"/>
-          <w:color w:val="D4D4D4"/>
-          <w:sz w:val="21"/>
-          <w:szCs w:val="21"/>
-        </w:rPr>
-        <w:t xml:space="preserve">        </w:t>
-      </w:r>
-      <w:r>
-        <w:rPr>
-          <w:rFonts w:ascii="Consolas" w:eastAsia="Times New Roman" w:hAnsi="Consolas" w:cs="Times New Roman"/>
-          <w:color w:val="C9D1D9"/>
-          <w:sz w:val="21"/>
-          <w:szCs w:val="21"/>
-        </w:rPr>
-        <w:t>$</w:t>
-      </w:r>
-      <w:proofErr w:type="spellStart"/>
-      <w:r>
-        <w:rPr>
-          <w:rFonts w:ascii="Consolas" w:eastAsia="Times New Roman" w:hAnsi="Consolas" w:cs="Times New Roman"/>
-          <w:color w:val="C9D1D9"/>
-          <w:sz w:val="21"/>
-          <w:szCs w:val="21"/>
-        </w:rPr>
-        <w:t>stmt</w:t>
-      </w:r>
-      <w:proofErr w:type="spellEnd"/>
-      <w:r>
-        <w:rPr>
-          <w:rFonts w:ascii="Consolas" w:eastAsia="Times New Roman" w:hAnsi="Consolas" w:cs="Times New Roman"/>
-          <w:color w:val="D4D4D4"/>
-          <w:sz w:val="21"/>
-          <w:szCs w:val="21"/>
-        </w:rPr>
-        <w:t xml:space="preserve"> = </w:t>
-      </w:r>
-      <w:r>
-        <w:rPr>
-          <w:rFonts w:ascii="Consolas" w:eastAsia="Times New Roman" w:hAnsi="Consolas" w:cs="Times New Roman"/>
-          <w:color w:val="79C0FF"/>
-          <w:sz w:val="21"/>
-          <w:szCs w:val="21"/>
-        </w:rPr>
-        <w:t>$this</w:t>
-      </w:r>
-      <w:r>
-        <w:rPr>
-          <w:rFonts w:ascii="Consolas" w:eastAsia="Times New Roman" w:hAnsi="Consolas" w:cs="Times New Roman"/>
-          <w:color w:val="D4D4D4"/>
-          <w:sz w:val="21"/>
-          <w:szCs w:val="21"/>
-        </w:rPr>
-        <w:t>-&gt;</w:t>
-      </w:r>
-      <w:proofErr w:type="spellStart"/>
-      <w:r>
-        <w:rPr>
-          <w:rFonts w:ascii="Consolas" w:eastAsia="Times New Roman" w:hAnsi="Consolas" w:cs="Times New Roman"/>
-          <w:color w:val="C9D1D9"/>
-          <w:sz w:val="21"/>
-          <w:szCs w:val="21"/>
-        </w:rPr>
-        <w:t>db</w:t>
-      </w:r>
-      <w:proofErr w:type="spellEnd"/>
-      <w:r>
-        <w:rPr>
-          <w:rFonts w:ascii="Consolas" w:eastAsia="Times New Roman" w:hAnsi="Consolas" w:cs="Times New Roman"/>
-          <w:color w:val="D4D4D4"/>
-          <w:sz w:val="21"/>
-          <w:szCs w:val="21"/>
-        </w:rPr>
-        <w:t>-&gt;</w:t>
-      </w:r>
-      <w:proofErr w:type="gramStart"/>
-      <w:r>
-        <w:rPr>
-          <w:rFonts w:ascii="Consolas" w:eastAsia="Times New Roman" w:hAnsi="Consolas" w:cs="Times New Roman"/>
-          <w:color w:val="D2A8FF"/>
-          <w:sz w:val="21"/>
-          <w:szCs w:val="21"/>
-        </w:rPr>
-        <w:t>prepare</w:t>
-      </w:r>
-      <w:r>
-        <w:rPr>
-          <w:rFonts w:ascii="Consolas" w:eastAsia="Times New Roman" w:hAnsi="Consolas" w:cs="Times New Roman"/>
-          <w:color w:val="D4D4D4"/>
-          <w:sz w:val="21"/>
-          <w:szCs w:val="21"/>
-        </w:rPr>
-        <w:t>(</w:t>
-      </w:r>
-      <w:proofErr w:type="gramEnd"/>
-    </w:p>
-    <w:p>
-      <w:pPr>
-        <w:shd w:val="clear" w:color="auto" w:fill="121314"/>
-        <w:spacing w:after="0" w:line="285" w:lineRule="atLeast"/>
-        <w:rPr>
-          <w:rFonts w:ascii="Consolas" w:eastAsia="Times New Roman" w:hAnsi="Consolas" w:cs="Times New Roman"/>
-          <w:color w:val="BBBEBF"/>
-          <w:sz w:val="21"/>
-          <w:szCs w:val="21"/>
-        </w:rPr>
-      </w:pPr>
-      <w:r>
-        <w:rPr>
-          <w:rFonts w:ascii="Consolas" w:eastAsia="Times New Roman" w:hAnsi="Consolas" w:cs="Times New Roman"/>
-          <w:color w:val="D4D4D4"/>
-          <w:sz w:val="21"/>
-          <w:szCs w:val="21"/>
-        </w:rPr>
-        <w:t xml:space="preserve">            </w:t>
-      </w:r>
-      <w:r>
-        <w:rPr>
-          <w:rFonts w:ascii="Consolas" w:eastAsia="Times New Roman" w:hAnsi="Consolas" w:cs="Times New Roman"/>
-          <w:color w:val="A5D6FF"/>
-          <w:sz w:val="21"/>
-          <w:szCs w:val="21"/>
-        </w:rPr>
-        <w:t>"</w:t>
-      </w:r>
-      <w:r>
-        <w:rPr>
-          <w:rFonts w:ascii="Consolas" w:eastAsia="Times New Roman" w:hAnsi="Consolas" w:cs="Times New Roman"/>
-          <w:color w:val="FF7B72"/>
-          <w:sz w:val="21"/>
-          <w:szCs w:val="21"/>
-        </w:rPr>
-        <w:t>INSERT INTO</w:t>
-      </w:r>
-      <w:r>
-        <w:rPr>
-          <w:rFonts w:ascii="Consolas" w:eastAsia="Times New Roman" w:hAnsi="Consolas" w:cs="Times New Roman"/>
-          <w:color w:val="A5D6FF"/>
-          <w:sz w:val="21"/>
-          <w:szCs w:val="21"/>
-        </w:rPr>
-        <w:t xml:space="preserve"> </w:t>
-      </w:r>
-      <w:proofErr w:type="spellStart"/>
-      <w:r>
-        <w:rPr>
-          <w:rFonts w:ascii="Consolas" w:eastAsia="Times New Roman" w:hAnsi="Consolas" w:cs="Times New Roman"/>
-          <w:color w:val="A5D6FF"/>
-          <w:sz w:val="21"/>
-          <w:szCs w:val="21"/>
-        </w:rPr>
-        <w:t>mahasiswa</w:t>
-      </w:r>
-      <w:proofErr w:type="spellEnd"/>
-      <w:r>
-        <w:rPr>
-          <w:rFonts w:ascii="Consolas" w:eastAsia="Times New Roman" w:hAnsi="Consolas" w:cs="Times New Roman"/>
-          <w:color w:val="A5D6FF"/>
-          <w:sz w:val="21"/>
-          <w:szCs w:val="21"/>
-        </w:rPr>
-        <w:t xml:space="preserve"> (nim, nama, email, </w:t>
-      </w:r>
-      <w:proofErr w:type="spellStart"/>
-      <w:r>
-        <w:rPr>
-          <w:rFonts w:ascii="Consolas" w:eastAsia="Times New Roman" w:hAnsi="Consolas" w:cs="Times New Roman"/>
-          <w:color w:val="A5D6FF"/>
-          <w:sz w:val="21"/>
-          <w:szCs w:val="21"/>
-        </w:rPr>
-        <w:t>prodi_id</w:t>
-      </w:r>
-      <w:proofErr w:type="spellEnd"/>
-      <w:r>
-        <w:rPr>
-          <w:rFonts w:ascii="Consolas" w:eastAsia="Times New Roman" w:hAnsi="Consolas" w:cs="Times New Roman"/>
-          <w:color w:val="A5D6FF"/>
-          <w:sz w:val="21"/>
-          <w:szCs w:val="21"/>
-        </w:rPr>
-        <w:t xml:space="preserve">, </w:t>
-      </w:r>
-      <w:proofErr w:type="spellStart"/>
-      <w:r>
-        <w:rPr>
-          <w:rFonts w:ascii="Consolas" w:eastAsia="Times New Roman" w:hAnsi="Consolas" w:cs="Times New Roman"/>
-          <w:color w:val="A5D6FF"/>
-          <w:sz w:val="21"/>
-          <w:szCs w:val="21"/>
-        </w:rPr>
-        <w:t>angkatan</w:t>
-      </w:r>
-      <w:proofErr w:type="spellEnd"/>
-      <w:r>
-        <w:rPr>
-          <w:rFonts w:ascii="Consolas" w:eastAsia="Times New Roman" w:hAnsi="Consolas" w:cs="Times New Roman"/>
-          <w:color w:val="A5D6FF"/>
-          <w:sz w:val="21"/>
-          <w:szCs w:val="21"/>
-        </w:rPr>
-        <w:t>)</w:t>
-      </w:r>
-    </w:p>
-    <w:p>
-      <w:pPr>
-        <w:shd w:val="clear" w:color="auto" w:fill="121314"/>
-        <w:spacing w:after="0" w:line="285" w:lineRule="atLeast"/>
-        <w:rPr>
-          <w:rFonts w:ascii="Consolas" w:eastAsia="Times New Roman" w:hAnsi="Consolas" w:cs="Times New Roman"/>
-          <w:color w:val="BBBEBF"/>
-          <w:sz w:val="21"/>
-          <w:szCs w:val="21"/>
-        </w:rPr>
-      </w:pPr>
-      <w:r>
-        <w:rPr>
-          <w:rFonts w:ascii="Consolas" w:eastAsia="Times New Roman" w:hAnsi="Consolas" w:cs="Times New Roman"/>
-          <w:color w:val="A5D6FF"/>
-          <w:sz w:val="21"/>
-          <w:szCs w:val="21"/>
-        </w:rPr>
-        <w:t>             </w:t>
-      </w:r>
-      <w:r>
-        <w:rPr>
-          <w:rFonts w:ascii="Consolas" w:eastAsia="Times New Roman" w:hAnsi="Consolas" w:cs="Times New Roman"/>
-          <w:color w:val="FF7B72"/>
-          <w:sz w:val="21"/>
-          <w:szCs w:val="21"/>
-        </w:rPr>
-        <w:t>VALUES</w:t>
-      </w:r>
-      <w:r>
-        <w:rPr>
-          <w:rFonts w:ascii="Consolas" w:eastAsia="Times New Roman" w:hAnsi="Consolas" w:cs="Times New Roman"/>
-          <w:color w:val="A5D6FF"/>
-          <w:sz w:val="21"/>
-          <w:szCs w:val="21"/>
-        </w:rPr>
-        <w:t xml:space="preserve"> </w:t>
-      </w:r>
-      <w:proofErr w:type="gramStart"/>
-      <w:r>
-        <w:rPr>
-          <w:rFonts w:ascii="Consolas" w:eastAsia="Times New Roman" w:hAnsi="Consolas" w:cs="Times New Roman"/>
-          <w:color w:val="A5D6FF"/>
-          <w:sz w:val="21"/>
-          <w:szCs w:val="21"/>
-        </w:rPr>
-        <w:t>(:nim, :nama, :email, :</w:t>
-      </w:r>
-      <w:proofErr w:type="spellStart"/>
-      <w:r>
-        <w:rPr>
-          <w:rFonts w:ascii="Consolas" w:eastAsia="Times New Roman" w:hAnsi="Consolas" w:cs="Times New Roman"/>
-          <w:color w:val="A5D6FF"/>
-          <w:sz w:val="21"/>
-          <w:szCs w:val="21"/>
-        </w:rPr>
-        <w:t>prodi</w:t>
-      </w:r>
-      <w:proofErr w:type="gramEnd"/>
-      <w:r>
-        <w:rPr>
-          <w:rFonts w:ascii="Consolas" w:eastAsia="Times New Roman" w:hAnsi="Consolas" w:cs="Times New Roman"/>
-          <w:color w:val="A5D6FF"/>
-          <w:sz w:val="21"/>
-          <w:szCs w:val="21"/>
-        </w:rPr>
-        <w:t>_id</w:t>
-      </w:r>
-      <w:proofErr w:type="spellEnd"/>
-      <w:proofErr w:type="gramStart"/>
-      <w:r>
-        <w:rPr>
-          <w:rFonts w:ascii="Consolas" w:eastAsia="Times New Roman" w:hAnsi="Consolas" w:cs="Times New Roman"/>
-          <w:color w:val="A5D6FF"/>
-          <w:sz w:val="21"/>
-          <w:szCs w:val="21"/>
-        </w:rPr>
-        <w:t>, :</w:t>
-      </w:r>
-      <w:proofErr w:type="spellStart"/>
-      <w:r>
-        <w:rPr>
-          <w:rFonts w:ascii="Consolas" w:eastAsia="Times New Roman" w:hAnsi="Consolas" w:cs="Times New Roman"/>
-          <w:color w:val="A5D6FF"/>
-          <w:sz w:val="21"/>
-          <w:szCs w:val="21"/>
-        </w:rPr>
-        <w:t>angkatan</w:t>
-      </w:r>
-      <w:proofErr w:type="spellEnd"/>
-      <w:proofErr w:type="gramEnd"/>
-      <w:r>
-        <w:rPr>
-          <w:rFonts w:ascii="Consolas" w:eastAsia="Times New Roman" w:hAnsi="Consolas" w:cs="Times New Roman"/>
-          <w:color w:val="A5D6FF"/>
-          <w:sz w:val="21"/>
-          <w:szCs w:val="21"/>
-        </w:rPr>
-        <w:t>)"</w:t>
-      </w:r>
-    </w:p>
-    <w:p>
-      <w:pPr>
-        <w:shd w:val="clear" w:color="auto" w:fill="121314"/>
-        <w:spacing w:after="0" w:line="285" w:lineRule="atLeast"/>
-        <w:rPr>
-          <w:rFonts w:ascii="Consolas" w:eastAsia="Times New Roman" w:hAnsi="Consolas" w:cs="Times New Roman"/>
-          <w:color w:val="BBBEBF"/>
-          <w:sz w:val="21"/>
-          <w:szCs w:val="21"/>
-        </w:rPr>
-      </w:pPr>
-      <w:r>
-        <w:rPr>
-          <w:rFonts w:ascii="Consolas" w:eastAsia="Times New Roman" w:hAnsi="Consolas" w:cs="Times New Roman"/>
-          <w:color w:val="D4D4D4"/>
-          <w:sz w:val="21"/>
-          <w:szCs w:val="21"/>
-        </w:rPr>
-        <w:t>        );</w:t>
-      </w:r>
-    </w:p>
-    <w:p>
-      <w:pPr>
-        <w:shd w:val="clear" w:color="auto" w:fill="121314"/>
-        <w:spacing w:after="0" w:line="285" w:lineRule="atLeast"/>
-        <w:rPr>
-          <w:rFonts w:ascii="Consolas" w:eastAsia="Times New Roman" w:hAnsi="Consolas" w:cs="Times New Roman"/>
-          <w:color w:val="BBBEBF"/>
-          <w:sz w:val="21"/>
-          <w:szCs w:val="21"/>
-        </w:rPr>
-      </w:pPr>
-      <w:r>
-        <w:rPr>
-          <w:rFonts w:ascii="Consolas" w:eastAsia="Times New Roman" w:hAnsi="Consolas" w:cs="Times New Roman"/>
-          <w:color w:val="D4D4D4"/>
-          <w:sz w:val="21"/>
-          <w:szCs w:val="21"/>
-        </w:rPr>
-        <w:t xml:space="preserve">        </w:t>
-      </w:r>
-      <w:r>
-        <w:rPr>
-          <w:rFonts w:ascii="Consolas" w:eastAsia="Times New Roman" w:hAnsi="Consolas" w:cs="Times New Roman"/>
-          <w:color w:val="C9D1D9"/>
-          <w:sz w:val="21"/>
-          <w:szCs w:val="21"/>
-        </w:rPr>
-        <w:t>$</w:t>
-      </w:r>
-      <w:proofErr w:type="spellStart"/>
-      <w:r>
-        <w:rPr>
-          <w:rFonts w:ascii="Consolas" w:eastAsia="Times New Roman" w:hAnsi="Consolas" w:cs="Times New Roman"/>
-          <w:color w:val="C9D1D9"/>
-          <w:sz w:val="21"/>
-          <w:szCs w:val="21"/>
-        </w:rPr>
-        <w:t>stmt</w:t>
-      </w:r>
-      <w:proofErr w:type="spellEnd"/>
-      <w:r>
-        <w:rPr>
-          <w:rFonts w:ascii="Consolas" w:eastAsia="Times New Roman" w:hAnsi="Consolas" w:cs="Times New Roman"/>
-          <w:color w:val="D4D4D4"/>
-          <w:sz w:val="21"/>
-          <w:szCs w:val="21"/>
-        </w:rPr>
-        <w:t>-&gt;</w:t>
-      </w:r>
-      <w:r>
-        <w:rPr>
-          <w:rFonts w:ascii="Consolas" w:eastAsia="Times New Roman" w:hAnsi="Consolas" w:cs="Times New Roman"/>
-          <w:color w:val="D2A8FF"/>
-          <w:sz w:val="21"/>
-          <w:szCs w:val="21"/>
-        </w:rPr>
-        <w:t>execute</w:t>
-      </w:r>
-      <w:r>
-        <w:rPr>
-          <w:rFonts w:ascii="Consolas" w:eastAsia="Times New Roman" w:hAnsi="Consolas" w:cs="Times New Roman"/>
-          <w:color w:val="D4D4D4"/>
-          <w:sz w:val="21"/>
-          <w:szCs w:val="21"/>
-        </w:rPr>
-        <w:t>(</w:t>
-      </w:r>
-      <w:r>
-        <w:rPr>
-          <w:rFonts w:ascii="Consolas" w:eastAsia="Times New Roman" w:hAnsi="Consolas" w:cs="Times New Roman"/>
-          <w:color w:val="C9D1D9"/>
-          <w:sz w:val="21"/>
-          <w:szCs w:val="21"/>
-        </w:rPr>
-        <w:t>$d</w:t>
-      </w:r>
-      <w:r>
-        <w:rPr>
-          <w:rFonts w:ascii="Consolas" w:eastAsia="Times New Roman" w:hAnsi="Consolas" w:cs="Times New Roman"/>
-          <w:color w:val="D4D4D4"/>
-          <w:sz w:val="21"/>
-          <w:szCs w:val="21"/>
-        </w:rPr>
-        <w:t>);</w:t>
-      </w:r>
-    </w:p>
-    <w:p>
-      <w:pPr>
-        <w:shd w:val="clear" w:color="auto" w:fill="121314"/>
-        <w:spacing w:after="0" w:line="285" w:lineRule="atLeast"/>
-        <w:rPr>
-          <w:rFonts w:ascii="Consolas" w:eastAsia="Times New Roman" w:hAnsi="Consolas" w:cs="Times New Roman"/>
-          <w:color w:val="BBBEBF"/>
-          <w:sz w:val="21"/>
-          <w:szCs w:val="21"/>
-        </w:rPr>
-      </w:pPr>
-      <w:r>
-        <w:rPr>
-          <w:rFonts w:ascii="Consolas" w:eastAsia="Times New Roman" w:hAnsi="Consolas" w:cs="Times New Roman"/>
-          <w:color w:val="D4D4D4"/>
-          <w:sz w:val="21"/>
-          <w:szCs w:val="21"/>
-        </w:rPr>
-        <w:t>    }</w:t>
-      </w:r>
-    </w:p>
-    <w:p>
-      <w:pPr>
-        <w:shd w:val="clear" w:color="auto" w:fill="121314"/>
-        <w:spacing w:after="0" w:line="285" w:lineRule="atLeast"/>
-        <w:rPr>
-          <w:rFonts w:ascii="Consolas" w:eastAsia="Times New Roman" w:hAnsi="Consolas" w:cs="Times New Roman"/>
-          <w:color w:val="BBBEBF"/>
-          <w:sz w:val="21"/>
-          <w:szCs w:val="21"/>
-        </w:rPr>
-      </w:pPr>
-    </w:p>
-    <w:p>
-      <w:pPr>
-        <w:shd w:val="clear" w:color="auto" w:fill="121314"/>
-        <w:spacing w:after="0" w:line="285" w:lineRule="atLeast"/>
-        <w:rPr>
-          <w:rFonts w:ascii="Consolas" w:eastAsia="Times New Roman" w:hAnsi="Consolas" w:cs="Times New Roman"/>
-          <w:color w:val="BBBEBF"/>
-          <w:sz w:val="21"/>
-          <w:szCs w:val="21"/>
-        </w:rPr>
-      </w:pPr>
-      <w:r>
-        <w:rPr>
-          <w:rFonts w:ascii="Consolas" w:eastAsia="Times New Roman" w:hAnsi="Consolas" w:cs="Times New Roman"/>
-          <w:color w:val="D4D4D4"/>
-          <w:sz w:val="21"/>
-          <w:szCs w:val="21"/>
-        </w:rPr>
-        <w:t xml:space="preserve">    </w:t>
-      </w:r>
-      <w:r>
-        <w:rPr>
-          <w:rFonts w:ascii="Consolas" w:eastAsia="Times New Roman" w:hAnsi="Consolas" w:cs="Times New Roman"/>
-          <w:color w:val="569CD6"/>
-          <w:sz w:val="21"/>
-          <w:szCs w:val="21"/>
-        </w:rPr>
-        <w:t>public</w:t>
-      </w:r>
-      <w:r>
-        <w:rPr>
-          <w:rFonts w:ascii="Consolas" w:eastAsia="Times New Roman" w:hAnsi="Consolas" w:cs="Times New Roman"/>
-          <w:color w:val="D4D4D4"/>
-          <w:sz w:val="21"/>
-          <w:szCs w:val="21"/>
-        </w:rPr>
-        <w:t xml:space="preserve"> </w:t>
-      </w:r>
-      <w:r>
-        <w:rPr>
-          <w:rFonts w:ascii="Consolas" w:eastAsia="Times New Roman" w:hAnsi="Consolas" w:cs="Times New Roman"/>
-          <w:color w:val="FF7B72"/>
-          <w:sz w:val="21"/>
-          <w:szCs w:val="21"/>
-        </w:rPr>
-        <w:t>function</w:t>
-      </w:r>
-      <w:r>
-        <w:rPr>
-          <w:rFonts w:ascii="Consolas" w:eastAsia="Times New Roman" w:hAnsi="Consolas" w:cs="Times New Roman"/>
-          <w:color w:val="D4D4D4"/>
-          <w:sz w:val="21"/>
-          <w:szCs w:val="21"/>
-        </w:rPr>
-        <w:t xml:space="preserve"> </w:t>
-      </w:r>
-      <w:proofErr w:type="gramStart"/>
-      <w:r>
-        <w:rPr>
-          <w:rFonts w:ascii="Consolas" w:eastAsia="Times New Roman" w:hAnsi="Consolas" w:cs="Times New Roman"/>
-          <w:color w:val="D2A8FF"/>
-          <w:sz w:val="21"/>
-          <w:szCs w:val="21"/>
-        </w:rPr>
-        <w:t>update</w:t>
-      </w:r>
-      <w:r>
-        <w:rPr>
-          <w:rFonts w:ascii="Consolas" w:eastAsia="Times New Roman" w:hAnsi="Consolas" w:cs="Times New Roman"/>
-          <w:color w:val="D4D4D4"/>
-          <w:sz w:val="21"/>
-          <w:szCs w:val="21"/>
-        </w:rPr>
-        <w:t>(</w:t>
-      </w:r>
-      <w:proofErr w:type="gramEnd"/>
-      <w:r>
-        <w:rPr>
-          <w:rFonts w:ascii="Consolas" w:eastAsia="Times New Roman" w:hAnsi="Consolas" w:cs="Times New Roman"/>
-          <w:color w:val="FF7B72"/>
-          <w:sz w:val="21"/>
-          <w:szCs w:val="21"/>
-        </w:rPr>
-        <w:t>int</w:t>
-      </w:r>
-      <w:r>
-        <w:rPr>
-          <w:rFonts w:ascii="Consolas" w:eastAsia="Times New Roman" w:hAnsi="Consolas" w:cs="Times New Roman"/>
-          <w:color w:val="D4D4D4"/>
-          <w:sz w:val="21"/>
-          <w:szCs w:val="21"/>
-        </w:rPr>
-        <w:t xml:space="preserve"> </w:t>
-      </w:r>
-      <w:r>
-        <w:rPr>
-          <w:rFonts w:ascii="Consolas" w:eastAsia="Times New Roman" w:hAnsi="Consolas" w:cs="Times New Roman"/>
-          <w:color w:val="C9D1D9"/>
-          <w:sz w:val="21"/>
-          <w:szCs w:val="21"/>
-        </w:rPr>
-        <w:t>$id</w:t>
-      </w:r>
-      <w:r>
-        <w:rPr>
-          <w:rFonts w:ascii="Consolas" w:eastAsia="Times New Roman" w:hAnsi="Consolas" w:cs="Times New Roman"/>
-          <w:color w:val="D4D4D4"/>
-          <w:sz w:val="21"/>
-          <w:szCs w:val="21"/>
-        </w:rPr>
-        <w:t xml:space="preserve">, </w:t>
-      </w:r>
-      <w:r>
-        <w:rPr>
-          <w:rFonts w:ascii="Consolas" w:eastAsia="Times New Roman" w:hAnsi="Consolas" w:cs="Times New Roman"/>
-          <w:color w:val="FF7B72"/>
-          <w:sz w:val="21"/>
-          <w:szCs w:val="21"/>
-        </w:rPr>
-        <w:t>array</w:t>
-      </w:r>
-      <w:r>
-        <w:rPr>
-          <w:rFonts w:ascii="Consolas" w:eastAsia="Times New Roman" w:hAnsi="Consolas" w:cs="Times New Roman"/>
-          <w:color w:val="D4D4D4"/>
-          <w:sz w:val="21"/>
-          <w:szCs w:val="21"/>
-        </w:rPr>
-        <w:t xml:space="preserve"> </w:t>
-      </w:r>
-      <w:r>
-        <w:rPr>
-          <w:rFonts w:ascii="Consolas" w:eastAsia="Times New Roman" w:hAnsi="Consolas" w:cs="Times New Roman"/>
-          <w:color w:val="C9D1D9"/>
-          <w:sz w:val="21"/>
-          <w:szCs w:val="21"/>
-        </w:rPr>
-        <w:t>$d</w:t>
-      </w:r>
-      <w:r>
-        <w:rPr>
-          <w:rFonts w:ascii="Consolas" w:eastAsia="Times New Roman" w:hAnsi="Consolas" w:cs="Times New Roman"/>
-          <w:color w:val="D4D4D4"/>
-          <w:sz w:val="21"/>
-          <w:szCs w:val="21"/>
-        </w:rPr>
-        <w:t xml:space="preserve">): </w:t>
-      </w:r>
-      <w:r>
-        <w:rPr>
-          <w:rFonts w:ascii="Consolas" w:eastAsia="Times New Roman" w:hAnsi="Consolas" w:cs="Times New Roman"/>
-          <w:color w:val="FF7B72"/>
-          <w:sz w:val="21"/>
-          <w:szCs w:val="21"/>
-        </w:rPr>
-        <w:t>void</w:t>
-      </w:r>
-    </w:p>
-    <w:p>
-      <w:pPr>
-        <w:shd w:val="clear" w:color="auto" w:fill="121314"/>
-        <w:spacing w:after="0" w:line="285" w:lineRule="atLeast"/>
-        <w:rPr>
-          <w:rFonts w:ascii="Consolas" w:eastAsia="Times New Roman" w:hAnsi="Consolas" w:cs="Times New Roman"/>
-          <w:color w:val="BBBEBF"/>
-          <w:sz w:val="21"/>
-          <w:szCs w:val="21"/>
-        </w:rPr>
-      </w:pPr>
-      <w:r>
-        <w:rPr>
-          <w:rFonts w:ascii="Consolas" w:eastAsia="Times New Roman" w:hAnsi="Consolas" w:cs="Times New Roman"/>
-          <w:color w:val="D4D4D4"/>
-          <w:sz w:val="21"/>
-          <w:szCs w:val="21"/>
-        </w:rPr>
-        <w:t>    {</w:t>
-      </w:r>
-    </w:p>
-    <w:p>
-      <w:pPr>
-        <w:shd w:val="clear" w:color="auto" w:fill="121314"/>
-        <w:spacing w:after="0" w:line="285" w:lineRule="atLeast"/>
-        <w:rPr>
-          <w:rFonts w:ascii="Consolas" w:eastAsia="Times New Roman" w:hAnsi="Consolas" w:cs="Times New Roman"/>
-          <w:color w:val="BBBEBF"/>
-          <w:sz w:val="21"/>
-          <w:szCs w:val="21"/>
-        </w:rPr>
-      </w:pPr>
-      <w:r>
-        <w:rPr>
-          <w:rFonts w:ascii="Consolas" w:eastAsia="Times New Roman" w:hAnsi="Consolas" w:cs="Times New Roman"/>
-          <w:color w:val="D4D4D4"/>
-          <w:sz w:val="21"/>
-          <w:szCs w:val="21"/>
-        </w:rPr>
-        <w:t xml:space="preserve">        </w:t>
-      </w:r>
-      <w:r>
-        <w:rPr>
-          <w:rFonts w:ascii="Consolas" w:eastAsia="Times New Roman" w:hAnsi="Consolas" w:cs="Times New Roman"/>
-          <w:color w:val="C9D1D9"/>
-          <w:sz w:val="21"/>
-          <w:szCs w:val="21"/>
-        </w:rPr>
-        <w:t>$d</w:t>
-      </w:r>
-      <w:r>
-        <w:rPr>
-          <w:rFonts w:ascii="Consolas" w:eastAsia="Times New Roman" w:hAnsi="Consolas" w:cs="Times New Roman"/>
-          <w:color w:val="D4D4D4"/>
-          <w:sz w:val="21"/>
-          <w:szCs w:val="21"/>
-        </w:rPr>
-        <w:t>[</w:t>
-      </w:r>
-      <w:r>
-        <w:rPr>
-          <w:rFonts w:ascii="Consolas" w:eastAsia="Times New Roman" w:hAnsi="Consolas" w:cs="Times New Roman"/>
-          <w:color w:val="A5D6FF"/>
-          <w:sz w:val="21"/>
-          <w:szCs w:val="21"/>
-        </w:rPr>
-        <w:t>'id'</w:t>
-      </w:r>
-      <w:r>
-        <w:rPr>
-          <w:rFonts w:ascii="Consolas" w:eastAsia="Times New Roman" w:hAnsi="Consolas" w:cs="Times New Roman"/>
-          <w:color w:val="D4D4D4"/>
-          <w:sz w:val="21"/>
-          <w:szCs w:val="21"/>
-        </w:rPr>
-        <w:t xml:space="preserve">] = </w:t>
-      </w:r>
-      <w:r>
-        <w:rPr>
-          <w:rFonts w:ascii="Consolas" w:eastAsia="Times New Roman" w:hAnsi="Consolas" w:cs="Times New Roman"/>
-          <w:color w:val="C9D1D9"/>
-          <w:sz w:val="21"/>
-          <w:szCs w:val="21"/>
-        </w:rPr>
-        <w:t>$id</w:t>
-      </w:r>
-      <w:r>
-        <w:rPr>
-          <w:rFonts w:ascii="Consolas" w:eastAsia="Times New Roman" w:hAnsi="Consolas" w:cs="Times New Roman"/>
-          <w:color w:val="D4D4D4"/>
-          <w:sz w:val="21"/>
-          <w:szCs w:val="21"/>
-        </w:rPr>
-        <w:t>;</w:t>
-      </w:r>
-    </w:p>
-    <w:p>
-      <w:pPr>
-        <w:shd w:val="clear" w:color="auto" w:fill="121314"/>
-        <w:spacing w:after="0" w:line="285" w:lineRule="atLeast"/>
-        <w:rPr>
-          <w:rFonts w:ascii="Consolas" w:eastAsia="Times New Roman" w:hAnsi="Consolas" w:cs="Times New Roman"/>
-          <w:color w:val="BBBEBF"/>
-          <w:sz w:val="21"/>
-          <w:szCs w:val="21"/>
-        </w:rPr>
-      </w:pPr>
-      <w:r>
-        <w:rPr>
-          <w:rFonts w:ascii="Consolas" w:eastAsia="Times New Roman" w:hAnsi="Consolas" w:cs="Times New Roman"/>
-          <w:color w:val="D4D4D4"/>
-          <w:sz w:val="21"/>
-          <w:szCs w:val="21"/>
-        </w:rPr>
-        <w:t xml:space="preserve">        </w:t>
-      </w:r>
-      <w:r>
-        <w:rPr>
-          <w:rFonts w:ascii="Consolas" w:eastAsia="Times New Roman" w:hAnsi="Consolas" w:cs="Times New Roman"/>
-          <w:color w:val="C9D1D9"/>
-          <w:sz w:val="21"/>
-          <w:szCs w:val="21"/>
-        </w:rPr>
-        <w:t>$</w:t>
-      </w:r>
-      <w:proofErr w:type="spellStart"/>
-      <w:r>
-        <w:rPr>
-          <w:rFonts w:ascii="Consolas" w:eastAsia="Times New Roman" w:hAnsi="Consolas" w:cs="Times New Roman"/>
-          <w:color w:val="C9D1D9"/>
-          <w:sz w:val="21"/>
-          <w:szCs w:val="21"/>
-        </w:rPr>
-        <w:t>stmt</w:t>
-      </w:r>
-      <w:proofErr w:type="spellEnd"/>
-      <w:r>
-        <w:rPr>
-          <w:rFonts w:ascii="Consolas" w:eastAsia="Times New Roman" w:hAnsi="Consolas" w:cs="Times New Roman"/>
-          <w:color w:val="D4D4D4"/>
-          <w:sz w:val="21"/>
-          <w:szCs w:val="21"/>
-        </w:rPr>
-        <w:t xml:space="preserve"> = </w:t>
-      </w:r>
-      <w:r>
-        <w:rPr>
-          <w:rFonts w:ascii="Consolas" w:eastAsia="Times New Roman" w:hAnsi="Consolas" w:cs="Times New Roman"/>
-          <w:color w:val="79C0FF"/>
-          <w:sz w:val="21"/>
-          <w:szCs w:val="21"/>
-        </w:rPr>
-        <w:t>$this</w:t>
-      </w:r>
-      <w:r>
-        <w:rPr>
-          <w:rFonts w:ascii="Consolas" w:eastAsia="Times New Roman" w:hAnsi="Consolas" w:cs="Times New Roman"/>
-          <w:color w:val="D4D4D4"/>
-          <w:sz w:val="21"/>
-          <w:szCs w:val="21"/>
-        </w:rPr>
-        <w:t>-&gt;</w:t>
-      </w:r>
-      <w:proofErr w:type="spellStart"/>
-      <w:r>
-        <w:rPr>
-          <w:rFonts w:ascii="Consolas" w:eastAsia="Times New Roman" w:hAnsi="Consolas" w:cs="Times New Roman"/>
-          <w:color w:val="C9D1D9"/>
-          <w:sz w:val="21"/>
-          <w:szCs w:val="21"/>
-        </w:rPr>
-        <w:t>db</w:t>
-      </w:r>
-      <w:proofErr w:type="spellEnd"/>
-      <w:r>
-        <w:rPr>
-          <w:rFonts w:ascii="Consolas" w:eastAsia="Times New Roman" w:hAnsi="Consolas" w:cs="Times New Roman"/>
-          <w:color w:val="D4D4D4"/>
-          <w:sz w:val="21"/>
-          <w:szCs w:val="21"/>
-        </w:rPr>
-        <w:t>-&gt;</w:t>
-      </w:r>
-      <w:proofErr w:type="gramStart"/>
-      <w:r>
-        <w:rPr>
-          <w:rFonts w:ascii="Consolas" w:eastAsia="Times New Roman" w:hAnsi="Consolas" w:cs="Times New Roman"/>
-          <w:color w:val="D2A8FF"/>
-          <w:sz w:val="21"/>
-          <w:szCs w:val="21"/>
-        </w:rPr>
-        <w:t>prepare</w:t>
-      </w:r>
-      <w:r>
-        <w:rPr>
-          <w:rFonts w:ascii="Consolas" w:eastAsia="Times New Roman" w:hAnsi="Consolas" w:cs="Times New Roman"/>
-          <w:color w:val="D4D4D4"/>
-          <w:sz w:val="21"/>
-          <w:szCs w:val="21"/>
-        </w:rPr>
-        <w:t>(</w:t>
-      </w:r>
-      <w:proofErr w:type="gramEnd"/>
-    </w:p>
-    <w:p>
-      <w:pPr>
-        <w:shd w:val="clear" w:color="auto" w:fill="121314"/>
-        <w:spacing w:after="0" w:line="285" w:lineRule="atLeast"/>
-        <w:rPr>
-          <w:rFonts w:ascii="Consolas" w:eastAsia="Times New Roman" w:hAnsi="Consolas" w:cs="Times New Roman"/>
-          <w:color w:val="BBBEBF"/>
-          <w:sz w:val="21"/>
-          <w:szCs w:val="21"/>
-        </w:rPr>
-      </w:pPr>
-      <w:r>
-        <w:rPr>
-          <w:rFonts w:ascii="Consolas" w:eastAsia="Times New Roman" w:hAnsi="Consolas" w:cs="Times New Roman"/>
-          <w:color w:val="D4D4D4"/>
-          <w:sz w:val="21"/>
-          <w:szCs w:val="21"/>
-        </w:rPr>
-        <w:t xml:space="preserve">            </w:t>
-      </w:r>
-      <w:r>
-        <w:rPr>
-          <w:rFonts w:ascii="Consolas" w:eastAsia="Times New Roman" w:hAnsi="Consolas" w:cs="Times New Roman"/>
-          <w:color w:val="A5D6FF"/>
-          <w:sz w:val="21"/>
-          <w:szCs w:val="21"/>
-        </w:rPr>
-        <w:t>"</w:t>
-      </w:r>
-      <w:r>
-        <w:rPr>
-          <w:rFonts w:ascii="Consolas" w:eastAsia="Times New Roman" w:hAnsi="Consolas" w:cs="Times New Roman"/>
-          <w:color w:val="FF7B72"/>
-          <w:sz w:val="21"/>
-          <w:szCs w:val="21"/>
-        </w:rPr>
-        <w:t>UPDATE</w:t>
-      </w:r>
-      <w:r>
-        <w:rPr>
-          <w:rFonts w:ascii="Consolas" w:eastAsia="Times New Roman" w:hAnsi="Consolas" w:cs="Times New Roman"/>
-          <w:color w:val="A5D6FF"/>
-          <w:sz w:val="21"/>
-          <w:szCs w:val="21"/>
-        </w:rPr>
-        <w:t xml:space="preserve"> </w:t>
-      </w:r>
-      <w:proofErr w:type="spellStart"/>
-      <w:r>
-        <w:rPr>
-          <w:rFonts w:ascii="Consolas" w:eastAsia="Times New Roman" w:hAnsi="Consolas" w:cs="Times New Roman"/>
-          <w:color w:val="A5D6FF"/>
-          <w:sz w:val="21"/>
-          <w:szCs w:val="21"/>
-        </w:rPr>
-        <w:t>mahasiswa</w:t>
-      </w:r>
-      <w:proofErr w:type="spellEnd"/>
-    </w:p>
-    <w:p>
-      <w:pPr>
-        <w:shd w:val="clear" w:color="auto" w:fill="121314"/>
-        <w:spacing w:after="0" w:line="285" w:lineRule="atLeast"/>
-        <w:rPr>
-          <w:rFonts w:ascii="Consolas" w:eastAsia="Times New Roman" w:hAnsi="Consolas" w:cs="Times New Roman"/>
-          <w:color w:val="BBBEBF"/>
-          <w:sz w:val="21"/>
-          <w:szCs w:val="21"/>
-        </w:rPr>
-      </w:pPr>
-      <w:r>
-        <w:rPr>
-          <w:rFonts w:ascii="Consolas" w:eastAsia="Times New Roman" w:hAnsi="Consolas" w:cs="Times New Roman"/>
-          <w:color w:val="A5D6FF"/>
-          <w:sz w:val="21"/>
-          <w:szCs w:val="21"/>
-        </w:rPr>
-        <w:t>             </w:t>
-      </w:r>
-      <w:r>
-        <w:rPr>
-          <w:rFonts w:ascii="Consolas" w:eastAsia="Times New Roman" w:hAnsi="Consolas" w:cs="Times New Roman"/>
-          <w:color w:val="FF7B72"/>
-          <w:sz w:val="21"/>
-          <w:szCs w:val="21"/>
-        </w:rPr>
-        <w:t>SET</w:t>
-      </w:r>
-      <w:r>
-        <w:rPr>
-          <w:rFonts w:ascii="Consolas" w:eastAsia="Times New Roman" w:hAnsi="Consolas" w:cs="Times New Roman"/>
-          <w:color w:val="A5D6FF"/>
-          <w:sz w:val="21"/>
-          <w:szCs w:val="21"/>
-        </w:rPr>
-        <w:t xml:space="preserve"> nim </w:t>
-      </w:r>
-      <w:proofErr w:type="gramStart"/>
-      <w:r>
-        <w:rPr>
-          <w:rFonts w:ascii="Consolas" w:eastAsia="Times New Roman" w:hAnsi="Consolas" w:cs="Times New Roman"/>
-          <w:color w:val="D4D4D4"/>
-          <w:sz w:val="21"/>
-          <w:szCs w:val="21"/>
-        </w:rPr>
-        <w:t>=</w:t>
-      </w:r>
-      <w:r>
-        <w:rPr>
-          <w:rFonts w:ascii="Consolas" w:eastAsia="Times New Roman" w:hAnsi="Consolas" w:cs="Times New Roman"/>
-          <w:color w:val="A5D6FF"/>
-          <w:sz w:val="21"/>
-          <w:szCs w:val="21"/>
-        </w:rPr>
-        <w:t xml:space="preserve"> :nim</w:t>
-      </w:r>
-      <w:proofErr w:type="gramEnd"/>
-      <w:r>
-        <w:rPr>
-          <w:rFonts w:ascii="Consolas" w:eastAsia="Times New Roman" w:hAnsi="Consolas" w:cs="Times New Roman"/>
-          <w:color w:val="A5D6FF"/>
-          <w:sz w:val="21"/>
-          <w:szCs w:val="21"/>
-        </w:rPr>
-        <w:t xml:space="preserve">, nama </w:t>
-      </w:r>
-      <w:proofErr w:type="gramStart"/>
-      <w:r>
-        <w:rPr>
-          <w:rFonts w:ascii="Consolas" w:eastAsia="Times New Roman" w:hAnsi="Consolas" w:cs="Times New Roman"/>
-          <w:color w:val="D4D4D4"/>
-          <w:sz w:val="21"/>
-          <w:szCs w:val="21"/>
-        </w:rPr>
-        <w:t>=</w:t>
-      </w:r>
-      <w:r>
-        <w:rPr>
-          <w:rFonts w:ascii="Consolas" w:eastAsia="Times New Roman" w:hAnsi="Consolas" w:cs="Times New Roman"/>
-          <w:color w:val="A5D6FF"/>
-          <w:sz w:val="21"/>
-          <w:szCs w:val="21"/>
-        </w:rPr>
-        <w:t xml:space="preserve"> :nama</w:t>
-      </w:r>
-      <w:proofErr w:type="gramEnd"/>
-      <w:r>
-        <w:rPr>
-          <w:rFonts w:ascii="Consolas" w:eastAsia="Times New Roman" w:hAnsi="Consolas" w:cs="Times New Roman"/>
-          <w:color w:val="A5D6FF"/>
-          <w:sz w:val="21"/>
-          <w:szCs w:val="21"/>
-        </w:rPr>
-        <w:t xml:space="preserve">, email </w:t>
-      </w:r>
-      <w:proofErr w:type="gramStart"/>
-      <w:r>
-        <w:rPr>
-          <w:rFonts w:ascii="Consolas" w:eastAsia="Times New Roman" w:hAnsi="Consolas" w:cs="Times New Roman"/>
-          <w:color w:val="D4D4D4"/>
-          <w:sz w:val="21"/>
-          <w:szCs w:val="21"/>
-        </w:rPr>
-        <w:t>=</w:t>
-      </w:r>
-      <w:r>
-        <w:rPr>
-          <w:rFonts w:ascii="Consolas" w:eastAsia="Times New Roman" w:hAnsi="Consolas" w:cs="Times New Roman"/>
-          <w:color w:val="A5D6FF"/>
-          <w:sz w:val="21"/>
-          <w:szCs w:val="21"/>
-        </w:rPr>
-        <w:t xml:space="preserve"> :email</w:t>
-      </w:r>
-      <w:proofErr w:type="gramEnd"/>
-      <w:r>
-        <w:rPr>
-          <w:rFonts w:ascii="Consolas" w:eastAsia="Times New Roman" w:hAnsi="Consolas" w:cs="Times New Roman"/>
-          <w:color w:val="A5D6FF"/>
-          <w:sz w:val="21"/>
-          <w:szCs w:val="21"/>
-        </w:rPr>
-        <w:t xml:space="preserve">, </w:t>
-      </w:r>
-      <w:proofErr w:type="spellStart"/>
-      <w:r>
-        <w:rPr>
-          <w:rFonts w:ascii="Consolas" w:eastAsia="Times New Roman" w:hAnsi="Consolas" w:cs="Times New Roman"/>
-          <w:color w:val="A5D6FF"/>
-          <w:sz w:val="21"/>
-          <w:szCs w:val="21"/>
-        </w:rPr>
-        <w:t>prodi_id</w:t>
-      </w:r>
-      <w:proofErr w:type="spellEnd"/>
-      <w:r>
-        <w:rPr>
-          <w:rFonts w:ascii="Consolas" w:eastAsia="Times New Roman" w:hAnsi="Consolas" w:cs="Times New Roman"/>
-          <w:color w:val="A5D6FF"/>
-          <w:sz w:val="21"/>
-          <w:szCs w:val="21"/>
-        </w:rPr>
-        <w:t xml:space="preserve"> </w:t>
-      </w:r>
-      <w:proofErr w:type="gramStart"/>
-      <w:r>
-        <w:rPr>
-          <w:rFonts w:ascii="Consolas" w:eastAsia="Times New Roman" w:hAnsi="Consolas" w:cs="Times New Roman"/>
-          <w:color w:val="D4D4D4"/>
-          <w:sz w:val="21"/>
-          <w:szCs w:val="21"/>
-        </w:rPr>
-        <w:t>=</w:t>
-      </w:r>
-      <w:r>
-        <w:rPr>
-          <w:rFonts w:ascii="Consolas" w:eastAsia="Times New Roman" w:hAnsi="Consolas" w:cs="Times New Roman"/>
-          <w:color w:val="A5D6FF"/>
-          <w:sz w:val="21"/>
-          <w:szCs w:val="21"/>
-        </w:rPr>
-        <w:t xml:space="preserve"> :</w:t>
-      </w:r>
-      <w:proofErr w:type="spellStart"/>
-      <w:r>
-        <w:rPr>
-          <w:rFonts w:ascii="Consolas" w:eastAsia="Times New Roman" w:hAnsi="Consolas" w:cs="Times New Roman"/>
-          <w:color w:val="A5D6FF"/>
-          <w:sz w:val="21"/>
-          <w:szCs w:val="21"/>
-        </w:rPr>
-        <w:t>prodi</w:t>
-      </w:r>
-      <w:proofErr w:type="gramEnd"/>
-      <w:r>
-        <w:rPr>
-          <w:rFonts w:ascii="Consolas" w:eastAsia="Times New Roman" w:hAnsi="Consolas" w:cs="Times New Roman"/>
-          <w:color w:val="A5D6FF"/>
-          <w:sz w:val="21"/>
-          <w:szCs w:val="21"/>
-        </w:rPr>
-        <w:t>_id</w:t>
-      </w:r>
-      <w:proofErr w:type="spellEnd"/>
-      <w:r>
-        <w:rPr>
-          <w:rFonts w:ascii="Consolas" w:eastAsia="Times New Roman" w:hAnsi="Consolas" w:cs="Times New Roman"/>
-          <w:color w:val="A5D6FF"/>
-          <w:sz w:val="21"/>
-          <w:szCs w:val="21"/>
-        </w:rPr>
-        <w:t xml:space="preserve">, </w:t>
-      </w:r>
-      <w:proofErr w:type="spellStart"/>
-      <w:r>
-        <w:rPr>
-          <w:rFonts w:ascii="Consolas" w:eastAsia="Times New Roman" w:hAnsi="Consolas" w:cs="Times New Roman"/>
-          <w:color w:val="A5D6FF"/>
-          <w:sz w:val="21"/>
-          <w:szCs w:val="21"/>
-        </w:rPr>
-        <w:t>angkatan</w:t>
-      </w:r>
-      <w:proofErr w:type="spellEnd"/>
-      <w:r>
-        <w:rPr>
-          <w:rFonts w:ascii="Consolas" w:eastAsia="Times New Roman" w:hAnsi="Consolas" w:cs="Times New Roman"/>
-          <w:color w:val="A5D6FF"/>
-          <w:sz w:val="21"/>
-          <w:szCs w:val="21"/>
-        </w:rPr>
-        <w:t xml:space="preserve"> </w:t>
-      </w:r>
-      <w:proofErr w:type="gramStart"/>
-      <w:r>
-        <w:rPr>
-          <w:rFonts w:ascii="Consolas" w:eastAsia="Times New Roman" w:hAnsi="Consolas" w:cs="Times New Roman"/>
-          <w:color w:val="D4D4D4"/>
-          <w:sz w:val="21"/>
-          <w:szCs w:val="21"/>
-        </w:rPr>
-        <w:t>=</w:t>
-      </w:r>
-      <w:r>
-        <w:rPr>
-          <w:rFonts w:ascii="Consolas" w:eastAsia="Times New Roman" w:hAnsi="Consolas" w:cs="Times New Roman"/>
-          <w:color w:val="A5D6FF"/>
-          <w:sz w:val="21"/>
-          <w:szCs w:val="21"/>
-        </w:rPr>
-        <w:t xml:space="preserve"> :</w:t>
-      </w:r>
-      <w:proofErr w:type="spellStart"/>
-      <w:r>
-        <w:rPr>
-          <w:rFonts w:ascii="Consolas" w:eastAsia="Times New Roman" w:hAnsi="Consolas" w:cs="Times New Roman"/>
-          <w:color w:val="A5D6FF"/>
-          <w:sz w:val="21"/>
-          <w:szCs w:val="21"/>
-        </w:rPr>
-        <w:t>angkatan</w:t>
-      </w:r>
-      <w:proofErr w:type="spellEnd"/>
-      <w:proofErr w:type="gramEnd"/>
-    </w:p>
-    <w:p>
-      <w:pPr>
-        <w:shd w:val="clear" w:color="auto" w:fill="121314"/>
-        <w:spacing w:after="0" w:line="285" w:lineRule="atLeast"/>
-        <w:rPr>
-          <w:rFonts w:ascii="Consolas" w:eastAsia="Times New Roman" w:hAnsi="Consolas" w:cs="Times New Roman"/>
-          <w:color w:val="BBBEBF"/>
-          <w:sz w:val="21"/>
-          <w:szCs w:val="21"/>
-        </w:rPr>
-      </w:pPr>
-      <w:r>
-        <w:rPr>
-          <w:rFonts w:ascii="Consolas" w:eastAsia="Times New Roman" w:hAnsi="Consolas" w:cs="Times New Roman"/>
-          <w:color w:val="A5D6FF"/>
-          <w:sz w:val="21"/>
-          <w:szCs w:val="21"/>
-        </w:rPr>
-        <w:t>             </w:t>
-      </w:r>
-      <w:r>
-        <w:rPr>
-          <w:rFonts w:ascii="Consolas" w:eastAsia="Times New Roman" w:hAnsi="Consolas" w:cs="Times New Roman"/>
-          <w:color w:val="FF7B72"/>
-          <w:sz w:val="21"/>
-          <w:szCs w:val="21"/>
-        </w:rPr>
-        <w:t>WHERE</w:t>
-      </w:r>
-      <w:r>
-        <w:rPr>
-          <w:rFonts w:ascii="Consolas" w:eastAsia="Times New Roman" w:hAnsi="Consolas" w:cs="Times New Roman"/>
-          <w:color w:val="A5D6FF"/>
-          <w:sz w:val="21"/>
-          <w:szCs w:val="21"/>
-        </w:rPr>
-        <w:t xml:space="preserve"> id </w:t>
-      </w:r>
-      <w:proofErr w:type="gramStart"/>
-      <w:r>
-        <w:rPr>
-          <w:rFonts w:ascii="Consolas" w:eastAsia="Times New Roman" w:hAnsi="Consolas" w:cs="Times New Roman"/>
-          <w:color w:val="D4D4D4"/>
-          <w:sz w:val="21"/>
-          <w:szCs w:val="21"/>
-        </w:rPr>
-        <w:t>=</w:t>
-      </w:r>
-      <w:r>
-        <w:rPr>
-          <w:rFonts w:ascii="Consolas" w:eastAsia="Times New Roman" w:hAnsi="Consolas" w:cs="Times New Roman"/>
-          <w:color w:val="A5D6FF"/>
-          <w:sz w:val="21"/>
-          <w:szCs w:val="21"/>
-        </w:rPr>
-        <w:t xml:space="preserve"> :id</w:t>
-      </w:r>
-      <w:proofErr w:type="gramEnd"/>
-      <w:r>
-        <w:rPr>
-          <w:rFonts w:ascii="Consolas" w:eastAsia="Times New Roman" w:hAnsi="Consolas" w:cs="Times New Roman"/>
-          <w:color w:val="A5D6FF"/>
-          <w:sz w:val="21"/>
-          <w:szCs w:val="21"/>
-        </w:rPr>
-        <w:t>"</w:t>
-      </w:r>
-    </w:p>
-    <w:p>
-      <w:pPr>
-        <w:shd w:val="clear" w:color="auto" w:fill="121314"/>
-        <w:spacing w:after="0" w:line="285" w:lineRule="atLeast"/>
-        <w:rPr>
-          <w:rFonts w:ascii="Consolas" w:eastAsia="Times New Roman" w:hAnsi="Consolas" w:cs="Times New Roman"/>
-          <w:color w:val="BBBEBF"/>
-          <w:sz w:val="21"/>
-          <w:szCs w:val="21"/>
-        </w:rPr>
-      </w:pPr>
-      <w:r>
-        <w:rPr>
-          <w:rFonts w:ascii="Consolas" w:eastAsia="Times New Roman" w:hAnsi="Consolas" w:cs="Times New Roman"/>
-          <w:color w:val="D4D4D4"/>
-          <w:sz w:val="21"/>
-          <w:szCs w:val="21"/>
-        </w:rPr>
-        <w:t>        );</w:t>
-      </w:r>
-    </w:p>
-    <w:p>
-      <w:pPr>
-        <w:shd w:val="clear" w:color="auto" w:fill="121314"/>
-        <w:spacing w:after="0" w:line="285" w:lineRule="atLeast"/>
-        <w:rPr>
-          <w:rFonts w:ascii="Consolas" w:eastAsia="Times New Roman" w:hAnsi="Consolas" w:cs="Times New Roman"/>
-          <w:color w:val="BBBEBF"/>
-          <w:sz w:val="21"/>
-          <w:szCs w:val="21"/>
-        </w:rPr>
-      </w:pPr>
-      <w:r>
-        <w:rPr>
-          <w:rFonts w:ascii="Consolas" w:eastAsia="Times New Roman" w:hAnsi="Consolas" w:cs="Times New Roman"/>
-          <w:color w:val="D4D4D4"/>
-          <w:sz w:val="21"/>
-          <w:szCs w:val="21"/>
-        </w:rPr>
-        <w:t xml:space="preserve">        </w:t>
-      </w:r>
-      <w:r>
-        <w:rPr>
-          <w:rFonts w:ascii="Consolas" w:eastAsia="Times New Roman" w:hAnsi="Consolas" w:cs="Times New Roman"/>
-          <w:color w:val="C9D1D9"/>
-          <w:sz w:val="21"/>
-          <w:szCs w:val="21"/>
-        </w:rPr>
-        <w:t>$</w:t>
-      </w:r>
-      <w:proofErr w:type="spellStart"/>
-      <w:r>
-        <w:rPr>
-          <w:rFonts w:ascii="Consolas" w:eastAsia="Times New Roman" w:hAnsi="Consolas" w:cs="Times New Roman"/>
-          <w:color w:val="C9D1D9"/>
-          <w:sz w:val="21"/>
-          <w:szCs w:val="21"/>
-        </w:rPr>
-        <w:t>stmt</w:t>
-      </w:r>
-      <w:proofErr w:type="spellEnd"/>
-      <w:r>
-        <w:rPr>
-          <w:rFonts w:ascii="Consolas" w:eastAsia="Times New Roman" w:hAnsi="Consolas" w:cs="Times New Roman"/>
-          <w:color w:val="D4D4D4"/>
-          <w:sz w:val="21"/>
-          <w:szCs w:val="21"/>
-        </w:rPr>
-        <w:t>-&gt;</w:t>
-      </w:r>
-      <w:r>
-        <w:rPr>
-          <w:rFonts w:ascii="Consolas" w:eastAsia="Times New Roman" w:hAnsi="Consolas" w:cs="Times New Roman"/>
-          <w:color w:val="D2A8FF"/>
-          <w:sz w:val="21"/>
-          <w:szCs w:val="21"/>
-        </w:rPr>
-        <w:t>execute</w:t>
-      </w:r>
-      <w:r>
-        <w:rPr>
-          <w:rFonts w:ascii="Consolas" w:eastAsia="Times New Roman" w:hAnsi="Consolas" w:cs="Times New Roman"/>
-          <w:color w:val="D4D4D4"/>
-          <w:sz w:val="21"/>
-          <w:szCs w:val="21"/>
-        </w:rPr>
-        <w:t>(</w:t>
-      </w:r>
-      <w:r>
-        <w:rPr>
-          <w:rFonts w:ascii="Consolas" w:eastAsia="Times New Roman" w:hAnsi="Consolas" w:cs="Times New Roman"/>
-          <w:color w:val="C9D1D9"/>
-          <w:sz w:val="21"/>
-          <w:szCs w:val="21"/>
-        </w:rPr>
-        <w:t>$d</w:t>
-      </w:r>
-      <w:r>
-        <w:rPr>
-          <w:rFonts w:ascii="Consolas" w:eastAsia="Times New Roman" w:hAnsi="Consolas" w:cs="Times New Roman"/>
-          <w:color w:val="D4D4D4"/>
-          <w:sz w:val="21"/>
-          <w:szCs w:val="21"/>
-        </w:rPr>
-        <w:t>);</w:t>
-      </w:r>
-    </w:p>
-    <w:p>
-      <w:pPr>
-        <w:shd w:val="clear" w:color="auto" w:fill="121314"/>
-        <w:spacing w:after="0" w:line="285" w:lineRule="atLeast"/>
-        <w:rPr>
-          <w:rFonts w:ascii="Consolas" w:eastAsia="Times New Roman" w:hAnsi="Consolas" w:cs="Times New Roman"/>
-          <w:color w:val="BBBEBF"/>
-          <w:sz w:val="21"/>
-          <w:szCs w:val="21"/>
-        </w:rPr>
-      </w:pPr>
-      <w:r>
-        <w:rPr>
-          <w:rFonts w:ascii="Consolas" w:eastAsia="Times New Roman" w:hAnsi="Consolas" w:cs="Times New Roman"/>
-          <w:color w:val="D4D4D4"/>
-          <w:sz w:val="21"/>
-          <w:szCs w:val="21"/>
-        </w:rPr>
-        <w:t>    }</w:t>
-      </w:r>
-    </w:p>
-    <w:p>
-      <w:pPr>
-        <w:shd w:val="clear" w:color="auto" w:fill="121314"/>
-        <w:spacing w:after="0" w:line="285" w:lineRule="atLeast"/>
-        <w:rPr>
-          <w:rFonts w:ascii="Consolas" w:eastAsia="Times New Roman" w:hAnsi="Consolas" w:cs="Times New Roman"/>
-          <w:color w:val="BBBEBF"/>
-          <w:sz w:val="21"/>
-          <w:szCs w:val="21"/>
-        </w:rPr>
-      </w:pPr>
-    </w:p>
-    <w:p>
-      <w:pPr>
-        <w:shd w:val="clear" w:color="auto" w:fill="121314"/>
-        <w:spacing w:after="0" w:line="285" w:lineRule="atLeast"/>
-        <w:rPr>
-          <w:rFonts w:ascii="Consolas" w:eastAsia="Times New Roman" w:hAnsi="Consolas" w:cs="Times New Roman"/>
-          <w:color w:val="BBBEBF"/>
-          <w:sz w:val="21"/>
-          <w:szCs w:val="21"/>
-        </w:rPr>
-      </w:pPr>
-      <w:r>
-        <w:rPr>
-          <w:rFonts w:ascii="Consolas" w:eastAsia="Times New Roman" w:hAnsi="Consolas" w:cs="Times New Roman"/>
-          <w:color w:val="D4D4D4"/>
-          <w:sz w:val="21"/>
-          <w:szCs w:val="21"/>
-        </w:rPr>
-        <w:t xml:space="preserve">    </w:t>
-      </w:r>
-      <w:r>
-        <w:rPr>
-          <w:rFonts w:ascii="Consolas" w:eastAsia="Times New Roman" w:hAnsi="Consolas" w:cs="Times New Roman"/>
-          <w:color w:val="569CD6"/>
-          <w:sz w:val="21"/>
-          <w:szCs w:val="21"/>
-        </w:rPr>
-        <w:t>public</w:t>
-      </w:r>
-      <w:r>
-        <w:rPr>
-          <w:rFonts w:ascii="Consolas" w:eastAsia="Times New Roman" w:hAnsi="Consolas" w:cs="Times New Roman"/>
-          <w:color w:val="D4D4D4"/>
-          <w:sz w:val="21"/>
-          <w:szCs w:val="21"/>
-        </w:rPr>
-        <w:t xml:space="preserve"> </w:t>
-      </w:r>
-      <w:r>
-        <w:rPr>
-          <w:rFonts w:ascii="Consolas" w:eastAsia="Times New Roman" w:hAnsi="Consolas" w:cs="Times New Roman"/>
-          <w:color w:val="FF7B72"/>
-          <w:sz w:val="21"/>
-          <w:szCs w:val="21"/>
-        </w:rPr>
-        <w:t>function</w:t>
-      </w:r>
-      <w:r>
-        <w:rPr>
-          <w:rFonts w:ascii="Consolas" w:eastAsia="Times New Roman" w:hAnsi="Consolas" w:cs="Times New Roman"/>
-          <w:color w:val="D4D4D4"/>
-          <w:sz w:val="21"/>
-          <w:szCs w:val="21"/>
-        </w:rPr>
-        <w:t xml:space="preserve"> </w:t>
-      </w:r>
-      <w:proofErr w:type="gramStart"/>
-      <w:r>
-        <w:rPr>
-          <w:rFonts w:ascii="Consolas" w:eastAsia="Times New Roman" w:hAnsi="Consolas" w:cs="Times New Roman"/>
-          <w:color w:val="D2A8FF"/>
-          <w:sz w:val="21"/>
-          <w:szCs w:val="21"/>
-        </w:rPr>
-        <w:t>delete</w:t>
-      </w:r>
-      <w:r>
-        <w:rPr>
-          <w:rFonts w:ascii="Consolas" w:eastAsia="Times New Roman" w:hAnsi="Consolas" w:cs="Times New Roman"/>
-          <w:color w:val="D4D4D4"/>
-          <w:sz w:val="21"/>
-          <w:szCs w:val="21"/>
-        </w:rPr>
-        <w:t>(</w:t>
-      </w:r>
-      <w:proofErr w:type="gramEnd"/>
-      <w:r>
-        <w:rPr>
-          <w:rFonts w:ascii="Consolas" w:eastAsia="Times New Roman" w:hAnsi="Consolas" w:cs="Times New Roman"/>
-          <w:color w:val="FF7B72"/>
-          <w:sz w:val="21"/>
-          <w:szCs w:val="21"/>
-        </w:rPr>
-        <w:t>int</w:t>
-      </w:r>
-      <w:r>
-        <w:rPr>
-          <w:rFonts w:ascii="Consolas" w:eastAsia="Times New Roman" w:hAnsi="Consolas" w:cs="Times New Roman"/>
-          <w:color w:val="D4D4D4"/>
-          <w:sz w:val="21"/>
-          <w:szCs w:val="21"/>
-        </w:rPr>
-        <w:t xml:space="preserve"> </w:t>
-      </w:r>
-      <w:r>
-        <w:rPr>
-          <w:rFonts w:ascii="Consolas" w:eastAsia="Times New Roman" w:hAnsi="Consolas" w:cs="Times New Roman"/>
-          <w:color w:val="C9D1D9"/>
-          <w:sz w:val="21"/>
-          <w:szCs w:val="21"/>
-        </w:rPr>
-        <w:t>$id</w:t>
-      </w:r>
-      <w:r>
-        <w:rPr>
-          <w:rFonts w:ascii="Consolas" w:eastAsia="Times New Roman" w:hAnsi="Consolas" w:cs="Times New Roman"/>
-          <w:color w:val="D4D4D4"/>
-          <w:sz w:val="21"/>
-          <w:szCs w:val="21"/>
-        </w:rPr>
-        <w:t xml:space="preserve">): </w:t>
-      </w:r>
-      <w:r>
-        <w:rPr>
-          <w:rFonts w:ascii="Consolas" w:eastAsia="Times New Roman" w:hAnsi="Consolas" w:cs="Times New Roman"/>
-          <w:color w:val="FF7B72"/>
-          <w:sz w:val="21"/>
-          <w:szCs w:val="21"/>
-        </w:rPr>
-        <w:t>void</w:t>
-      </w:r>
-    </w:p>
-    <w:p>
-      <w:pPr>
-        <w:shd w:val="clear" w:color="auto" w:fill="121314"/>
-        <w:spacing w:after="0" w:line="285" w:lineRule="atLeast"/>
-        <w:rPr>
-          <w:rFonts w:ascii="Consolas" w:eastAsia="Times New Roman" w:hAnsi="Consolas" w:cs="Times New Roman"/>
-          <w:color w:val="BBBEBF"/>
-          <w:sz w:val="21"/>
-          <w:szCs w:val="21"/>
-        </w:rPr>
-      </w:pPr>
-      <w:r>
-        <w:rPr>
-          <w:rFonts w:ascii="Consolas" w:eastAsia="Times New Roman" w:hAnsi="Consolas" w:cs="Times New Roman"/>
-          <w:color w:val="D4D4D4"/>
-          <w:sz w:val="21"/>
-          <w:szCs w:val="21"/>
-        </w:rPr>
-        <w:t>    {</w:t>
-      </w:r>
-    </w:p>
-    <w:p>
-      <w:pPr>
-        <w:shd w:val="clear" w:color="auto" w:fill="121314"/>
-        <w:spacing w:after="0" w:line="285" w:lineRule="atLeast"/>
-        <w:rPr>
-          <w:rFonts w:ascii="Consolas" w:eastAsia="Times New Roman" w:hAnsi="Consolas" w:cs="Times New Roman"/>
-          <w:color w:val="BBBEBF"/>
-          <w:sz w:val="21"/>
-          <w:szCs w:val="21"/>
-        </w:rPr>
-      </w:pPr>
-      <w:r>
-        <w:rPr>
-          <w:rFonts w:ascii="Consolas" w:eastAsia="Times New Roman" w:hAnsi="Consolas" w:cs="Times New Roman"/>
-          <w:color w:val="D4D4D4"/>
-          <w:sz w:val="21"/>
-          <w:szCs w:val="21"/>
-        </w:rPr>
-        <w:t xml:space="preserve">        </w:t>
-      </w:r>
-      <w:r>
-        <w:rPr>
-          <w:rFonts w:ascii="Consolas" w:eastAsia="Times New Roman" w:hAnsi="Consolas" w:cs="Times New Roman"/>
-          <w:color w:val="C9D1D9"/>
-          <w:sz w:val="21"/>
-          <w:szCs w:val="21"/>
-        </w:rPr>
-        <w:t>$</w:t>
-      </w:r>
-      <w:proofErr w:type="spellStart"/>
-      <w:r>
-        <w:rPr>
-          <w:rFonts w:ascii="Consolas" w:eastAsia="Times New Roman" w:hAnsi="Consolas" w:cs="Times New Roman"/>
-          <w:color w:val="C9D1D9"/>
-          <w:sz w:val="21"/>
-          <w:szCs w:val="21"/>
-        </w:rPr>
-        <w:t>stmt</w:t>
-      </w:r>
-      <w:proofErr w:type="spellEnd"/>
-      <w:r>
-        <w:rPr>
-          <w:rFonts w:ascii="Consolas" w:eastAsia="Times New Roman" w:hAnsi="Consolas" w:cs="Times New Roman"/>
-          <w:color w:val="D4D4D4"/>
-          <w:sz w:val="21"/>
-          <w:szCs w:val="21"/>
-        </w:rPr>
-        <w:t xml:space="preserve"> = </w:t>
-      </w:r>
-      <w:r>
-        <w:rPr>
-          <w:rFonts w:ascii="Consolas" w:eastAsia="Times New Roman" w:hAnsi="Consolas" w:cs="Times New Roman"/>
-          <w:color w:val="79C0FF"/>
-          <w:sz w:val="21"/>
-          <w:szCs w:val="21"/>
-        </w:rPr>
-        <w:t>$this</w:t>
-      </w:r>
-      <w:r>
-        <w:rPr>
-          <w:rFonts w:ascii="Consolas" w:eastAsia="Times New Roman" w:hAnsi="Consolas" w:cs="Times New Roman"/>
-          <w:color w:val="D4D4D4"/>
-          <w:sz w:val="21"/>
-          <w:szCs w:val="21"/>
-        </w:rPr>
-        <w:t>-&gt;</w:t>
-      </w:r>
-      <w:proofErr w:type="spellStart"/>
-      <w:r>
-        <w:rPr>
-          <w:rFonts w:ascii="Consolas" w:eastAsia="Times New Roman" w:hAnsi="Consolas" w:cs="Times New Roman"/>
-          <w:color w:val="C9D1D9"/>
-          <w:sz w:val="21"/>
-          <w:szCs w:val="21"/>
-        </w:rPr>
-        <w:t>db</w:t>
-      </w:r>
-      <w:proofErr w:type="spellEnd"/>
-      <w:r>
-        <w:rPr>
-          <w:rFonts w:ascii="Consolas" w:eastAsia="Times New Roman" w:hAnsi="Consolas" w:cs="Times New Roman"/>
-          <w:color w:val="D4D4D4"/>
-          <w:sz w:val="21"/>
-          <w:szCs w:val="21"/>
-        </w:rPr>
-        <w:t>-&gt;</w:t>
-      </w:r>
-      <w:proofErr w:type="gramStart"/>
-      <w:r>
-        <w:rPr>
-          <w:rFonts w:ascii="Consolas" w:eastAsia="Times New Roman" w:hAnsi="Consolas" w:cs="Times New Roman"/>
-          <w:color w:val="D2A8FF"/>
-          <w:sz w:val="21"/>
-          <w:szCs w:val="21"/>
-        </w:rPr>
-        <w:t>prepare</w:t>
-      </w:r>
-      <w:r>
-        <w:rPr>
-          <w:rFonts w:ascii="Consolas" w:eastAsia="Times New Roman" w:hAnsi="Consolas" w:cs="Times New Roman"/>
-          <w:color w:val="D4D4D4"/>
-          <w:sz w:val="21"/>
-          <w:szCs w:val="21"/>
-        </w:rPr>
-        <w:t>(</w:t>
-      </w:r>
-      <w:proofErr w:type="gramEnd"/>
-      <w:r>
-        <w:rPr>
-          <w:rFonts w:ascii="Consolas" w:eastAsia="Times New Roman" w:hAnsi="Consolas" w:cs="Times New Roman"/>
-          <w:color w:val="A5D6FF"/>
-          <w:sz w:val="21"/>
-          <w:szCs w:val="21"/>
-        </w:rPr>
-        <w:t>"</w:t>
-      </w:r>
-      <w:r>
-        <w:rPr>
-          <w:rFonts w:ascii="Consolas" w:eastAsia="Times New Roman" w:hAnsi="Consolas" w:cs="Times New Roman"/>
-          <w:color w:val="FF7B72"/>
-          <w:sz w:val="21"/>
-          <w:szCs w:val="21"/>
-        </w:rPr>
-        <w:t>DELETE</w:t>
-      </w:r>
-      <w:r>
-        <w:rPr>
-          <w:rFonts w:ascii="Consolas" w:eastAsia="Times New Roman" w:hAnsi="Consolas" w:cs="Times New Roman"/>
-          <w:color w:val="A5D6FF"/>
-          <w:sz w:val="21"/>
-          <w:szCs w:val="21"/>
-        </w:rPr>
-        <w:t xml:space="preserve"> </w:t>
-      </w:r>
-      <w:r>
-        <w:rPr>
-          <w:rFonts w:ascii="Consolas" w:eastAsia="Times New Roman" w:hAnsi="Consolas" w:cs="Times New Roman"/>
-          <w:color w:val="FF7B72"/>
-          <w:sz w:val="21"/>
-          <w:szCs w:val="21"/>
-        </w:rPr>
-        <w:t>FROM</w:t>
-      </w:r>
-      <w:r>
-        <w:rPr>
-          <w:rFonts w:ascii="Consolas" w:eastAsia="Times New Roman" w:hAnsi="Consolas" w:cs="Times New Roman"/>
-          <w:color w:val="A5D6FF"/>
-          <w:sz w:val="21"/>
-          <w:szCs w:val="21"/>
-        </w:rPr>
-        <w:t xml:space="preserve"> </w:t>
-      </w:r>
-      <w:proofErr w:type="spellStart"/>
-      <w:r>
-        <w:rPr>
-          <w:rFonts w:ascii="Consolas" w:eastAsia="Times New Roman" w:hAnsi="Consolas" w:cs="Times New Roman"/>
-          <w:color w:val="A5D6FF"/>
-          <w:sz w:val="21"/>
-          <w:szCs w:val="21"/>
-        </w:rPr>
-        <w:t>mahasiswa</w:t>
-      </w:r>
-      <w:proofErr w:type="spellEnd"/>
-      <w:r>
-        <w:rPr>
-          <w:rFonts w:ascii="Consolas" w:eastAsia="Times New Roman" w:hAnsi="Consolas" w:cs="Times New Roman"/>
-          <w:color w:val="A5D6FF"/>
-          <w:sz w:val="21"/>
-          <w:szCs w:val="21"/>
-        </w:rPr>
-        <w:t xml:space="preserve"> </w:t>
-      </w:r>
-      <w:r>
-        <w:rPr>
-          <w:rFonts w:ascii="Consolas" w:eastAsia="Times New Roman" w:hAnsi="Consolas" w:cs="Times New Roman"/>
-          <w:color w:val="FF7B72"/>
-          <w:sz w:val="21"/>
-          <w:szCs w:val="21"/>
-        </w:rPr>
-        <w:t>WHERE</w:t>
-      </w:r>
-      <w:r>
-        <w:rPr>
-          <w:rFonts w:ascii="Consolas" w:eastAsia="Times New Roman" w:hAnsi="Consolas" w:cs="Times New Roman"/>
-          <w:color w:val="A5D6FF"/>
-          <w:sz w:val="21"/>
-          <w:szCs w:val="21"/>
-        </w:rPr>
-        <w:t xml:space="preserve"> id </w:t>
-      </w:r>
-      <w:proofErr w:type="gramStart"/>
-      <w:r>
-        <w:rPr>
-          <w:rFonts w:ascii="Consolas" w:eastAsia="Times New Roman" w:hAnsi="Consolas" w:cs="Times New Roman"/>
-          <w:color w:val="D4D4D4"/>
-          <w:sz w:val="21"/>
-          <w:szCs w:val="21"/>
-        </w:rPr>
-        <w:t>=</w:t>
-      </w:r>
-      <w:r>
-        <w:rPr>
-          <w:rFonts w:ascii="Consolas" w:eastAsia="Times New Roman" w:hAnsi="Consolas" w:cs="Times New Roman"/>
-          <w:color w:val="A5D6FF"/>
-          <w:sz w:val="21"/>
-          <w:szCs w:val="21"/>
-        </w:rPr>
-        <w:t xml:space="preserve"> :id</w:t>
-      </w:r>
-      <w:proofErr w:type="gramEnd"/>
-      <w:r>
-        <w:rPr>
-          <w:rFonts w:ascii="Consolas" w:eastAsia="Times New Roman" w:hAnsi="Consolas" w:cs="Times New Roman"/>
-          <w:color w:val="A5D6FF"/>
-          <w:sz w:val="21"/>
-          <w:szCs w:val="21"/>
-        </w:rPr>
-        <w:t>"</w:t>
-      </w:r>
-      <w:r>
-        <w:rPr>
-          <w:rFonts w:ascii="Consolas" w:eastAsia="Times New Roman" w:hAnsi="Consolas" w:cs="Times New Roman"/>
-          <w:color w:val="D4D4D4"/>
-          <w:sz w:val="21"/>
-          <w:szCs w:val="21"/>
-        </w:rPr>
-        <w:t>);</w:t>
-      </w:r>
-    </w:p>
-    <w:p>
-      <w:pPr>
-        <w:shd w:val="clear" w:color="auto" w:fill="121314"/>
-        <w:spacing w:after="0" w:line="285" w:lineRule="atLeast"/>
-        <w:rPr>
-          <w:rFonts w:ascii="Consolas" w:eastAsia="Times New Roman" w:hAnsi="Consolas" w:cs="Times New Roman"/>
-          <w:color w:val="BBBEBF"/>
-          <w:sz w:val="21"/>
-          <w:szCs w:val="21"/>
-        </w:rPr>
-      </w:pPr>
-      <w:r>
-        <w:rPr>
-          <w:rFonts w:ascii="Consolas" w:eastAsia="Times New Roman" w:hAnsi="Consolas" w:cs="Times New Roman"/>
-          <w:color w:val="D4D4D4"/>
-          <w:sz w:val="21"/>
-          <w:szCs w:val="21"/>
-        </w:rPr>
-        <w:t xml:space="preserve">        </w:t>
-      </w:r>
-      <w:r>
-        <w:rPr>
-          <w:rFonts w:ascii="Consolas" w:eastAsia="Times New Roman" w:hAnsi="Consolas" w:cs="Times New Roman"/>
-          <w:color w:val="C9D1D9"/>
-          <w:sz w:val="21"/>
-          <w:szCs w:val="21"/>
-        </w:rPr>
-        <w:t>$</w:t>
-      </w:r>
-      <w:proofErr w:type="spellStart"/>
-      <w:r>
-        <w:rPr>
-          <w:rFonts w:ascii="Consolas" w:eastAsia="Times New Roman" w:hAnsi="Consolas" w:cs="Times New Roman"/>
-          <w:color w:val="C9D1D9"/>
-          <w:sz w:val="21"/>
-          <w:szCs w:val="21"/>
-        </w:rPr>
-        <w:t>stmt</w:t>
-      </w:r>
-      <w:proofErr w:type="spellEnd"/>
-      <w:r>
-        <w:rPr>
-          <w:rFonts w:ascii="Consolas" w:eastAsia="Times New Roman" w:hAnsi="Consolas" w:cs="Times New Roman"/>
-          <w:color w:val="D4D4D4"/>
-          <w:sz w:val="21"/>
-          <w:szCs w:val="21"/>
-        </w:rPr>
-        <w:t>-&gt;</w:t>
-      </w:r>
-      <w:proofErr w:type="gramStart"/>
-      <w:r>
-        <w:rPr>
-          <w:rFonts w:ascii="Consolas" w:eastAsia="Times New Roman" w:hAnsi="Consolas" w:cs="Times New Roman"/>
-          <w:color w:val="D2A8FF"/>
-          <w:sz w:val="21"/>
-          <w:szCs w:val="21"/>
-        </w:rPr>
-        <w:t>execute</w:t>
-      </w:r>
-      <w:r>
-        <w:rPr>
-          <w:rFonts w:ascii="Consolas" w:eastAsia="Times New Roman" w:hAnsi="Consolas" w:cs="Times New Roman"/>
-          <w:color w:val="D4D4D4"/>
-          <w:sz w:val="21"/>
-          <w:szCs w:val="21"/>
-        </w:rPr>
-        <w:t>(</w:t>
-      </w:r>
-      <w:proofErr w:type="gramEnd"/>
-      <w:r>
-        <w:rPr>
-          <w:rFonts w:ascii="Consolas" w:eastAsia="Times New Roman" w:hAnsi="Consolas" w:cs="Times New Roman"/>
-          <w:color w:val="D4D4D4"/>
-          <w:sz w:val="21"/>
-          <w:szCs w:val="21"/>
-        </w:rPr>
-        <w:t>[</w:t>
-      </w:r>
-      <w:r>
-        <w:rPr>
-          <w:rFonts w:ascii="Consolas" w:eastAsia="Times New Roman" w:hAnsi="Consolas" w:cs="Times New Roman"/>
-          <w:color w:val="A5D6FF"/>
-          <w:sz w:val="21"/>
-          <w:szCs w:val="21"/>
-        </w:rPr>
-        <w:t>'id'</w:t>
-      </w:r>
-      <w:r>
-        <w:rPr>
-          <w:rFonts w:ascii="Consolas" w:eastAsia="Times New Roman" w:hAnsi="Consolas" w:cs="Times New Roman"/>
-          <w:color w:val="D4D4D4"/>
-          <w:sz w:val="21"/>
-          <w:szCs w:val="21"/>
-        </w:rPr>
-        <w:t xml:space="preserve"> =&gt; </w:t>
-      </w:r>
-      <w:r>
-        <w:rPr>
-          <w:rFonts w:ascii="Consolas" w:eastAsia="Times New Roman" w:hAnsi="Consolas" w:cs="Times New Roman"/>
-          <w:color w:val="C9D1D9"/>
-          <w:sz w:val="21"/>
-          <w:szCs w:val="21"/>
-        </w:rPr>
-        <w:t>$id</w:t>
-      </w:r>
-      <w:r>
-        <w:rPr>
-          <w:rFonts w:ascii="Consolas" w:eastAsia="Times New Roman" w:hAnsi="Consolas" w:cs="Times New Roman"/>
-          <w:color w:val="D4D4D4"/>
-          <w:sz w:val="21"/>
-          <w:szCs w:val="21"/>
-        </w:rPr>
-        <w:t>]);</w:t>
-      </w:r>
-    </w:p>
-    <w:p>
-      <w:pPr>
-        <w:shd w:val="clear" w:color="auto" w:fill="121314"/>
-        <w:spacing w:after="0" w:line="285" w:lineRule="atLeast"/>
-        <w:rPr>
-          <w:rFonts w:ascii="Consolas" w:eastAsia="Times New Roman" w:hAnsi="Consolas" w:cs="Times New Roman"/>
-          <w:color w:val="BBBEBF"/>
-          <w:sz w:val="21"/>
-          <w:szCs w:val="21"/>
-        </w:rPr>
-      </w:pPr>
-      <w:r>
-        <w:rPr>
-          <w:rFonts w:ascii="Consolas" w:eastAsia="Times New Roman" w:hAnsi="Consolas" w:cs="Times New Roman"/>
-          <w:color w:val="D4D4D4"/>
-          <w:sz w:val="21"/>
-          <w:szCs w:val="21"/>
-        </w:rPr>
-        <w:t>    }</w:t>
-      </w:r>
-    </w:p>
-    <w:p>
-      <w:pPr>
-        <w:shd w:val="clear" w:color="auto" w:fill="121314"/>
-        <w:spacing w:after="0" w:line="285" w:lineRule="atLeast"/>
-        <w:rPr>
-          <w:rFonts w:ascii="Consolas" w:eastAsia="Times New Roman" w:hAnsi="Consolas" w:cs="Times New Roman"/>
-          <w:color w:val="BBBEBF"/>
-          <w:sz w:val="21"/>
-          <w:szCs w:val="21"/>
-        </w:rPr>
-      </w:pPr>
-      <w:r>
-        <w:rPr>
-          <w:rFonts w:ascii="Consolas" w:eastAsia="Times New Roman" w:hAnsi="Consolas" w:cs="Times New Roman"/>
-          <w:color w:val="D4D4D4"/>
-          <w:sz w:val="21"/>
-          <w:szCs w:val="21"/>
-        </w:rPr>
-        <w:t>}</w:t>
-      </w:r>
-    </w:p>
-    <w:p>
-      <w:pPr>
-        <w:shd w:val="clear" w:color="auto" w:fill="121314"/>
-        <w:spacing w:after="0" w:line="285" w:lineRule="atLeast"/>
-        <w:rPr>
-          <w:rFonts w:ascii="Consolas" w:eastAsia="Times New Roman" w:hAnsi="Consolas" w:cs="Times New Roman"/>
-          <w:color w:val="BBBEBF"/>
-          <w:sz w:val="21"/>
-          <w:szCs w:val="21"/>
-        </w:rPr>
-      </w:pPr>
-    </w:p>
-    <w:p>
-      <w:pPr>
         <w:rPr>
           <w:rFonts w:cs="Times New Roman"/>
           <w:color w:val="000000" w:themeColor="text1"/>
         </w:rPr>
       </w:pPr>
-      <w:proofErr w:type="spellStart"/>
-      <w:r>
-        <w:rPr>
-          <w:rFonts w:cs="Times New Roman"/>
-          <w:color w:val="000000" w:themeColor="text1"/>
-        </w:rPr>
-        <w:t>MahasiswaModel</w:t>
-      </w:r>
-      <w:proofErr w:type="spellEnd"/>
-      <w:r>
-        <w:rPr>
-          <w:rFonts w:cs="Times New Roman"/>
-          <w:color w:val="000000" w:themeColor="text1"/>
-        </w:rPr>
-        <w:t xml:space="preserve"> </w:t>
-      </w:r>
-      <w:proofErr w:type="spellStart"/>
-      <w:r>
-        <w:rPr>
-          <w:rFonts w:cs="Times New Roman"/>
-          <w:color w:val="000000" w:themeColor="text1"/>
-        </w:rPr>
-        <w:t>menggunakan</w:t>
-      </w:r>
-      <w:proofErr w:type="spellEnd"/>
-      <w:r>
-        <w:rPr>
-          <w:rFonts w:cs="Times New Roman"/>
-          <w:color w:val="000000" w:themeColor="text1"/>
-        </w:rPr>
-        <w:t xml:space="preserve"> </w:t>
-      </w:r>
-      <w:proofErr w:type="spellStart"/>
-      <w:r>
-        <w:rPr>
-          <w:rFonts w:cs="Times New Roman"/>
-          <w:color w:val="000000" w:themeColor="text1"/>
-        </w:rPr>
-        <w:t>koneksi</w:t>
-      </w:r>
-      <w:proofErr w:type="spellEnd"/>
-      <w:r>
-        <w:rPr>
-          <w:rFonts w:cs="Times New Roman"/>
-          <w:color w:val="000000" w:themeColor="text1"/>
-        </w:rPr>
-        <w:t xml:space="preserve"> PDO dari Database::getInstance(). Method all() mengambil data mahasiswa sekaligus nama program studi menggunakan JOIN. Model juga memiliki method find(), create(), update(), dan delete().</w:t>
-      </w:r>
-    </w:p>
-    <w:p>
-      <w:pPr>
-        <w:pStyle w:val="Heading2"/>
-        <w:rPr>
-          <w:rFonts w:ascii="Times New Roman" w:hAnsi="Times New Roman" w:cs="Times New Roman"/>
-          <w:color w:val="000000" w:themeColor="text1"/>
-        </w:rPr>
-      </w:pPr>
-      <w:r>
-        <w:rPr>
-          <w:rFonts w:ascii="Times New Roman" w:hAnsi="Times New Roman" w:cs="Times New Roman"/>
-          <w:color w:val="000000" w:themeColor="text1"/>
-        </w:rPr>
-        <w:lastRenderedPageBreak/>
-        <w:t>6.7 Model Prodi dan Matakuliah</w:t>
-      </w:r>
-    </w:p>
-    <w:p>
-      <w:pPr>
-        <w:rPr>
-          <w:rFonts w:cs="Times New Roman"/>
-          <w:color w:val="000000" w:themeColor="text1"/>
-        </w:rPr>
-      </w:pPr>
-      <w:r>
-        <w:rPr>
-          <w:rFonts w:cs="Times New Roman"/>
-          <w:color w:val="000000" w:themeColor="text1"/>
-        </w:rPr>
-        <w:t>ProdiModel menyediakan operasi untuk mengambil seluruh prodi, mencari berdasarkan id, menambah, mengubah, dan menghapus data. MatakuliahModel memiliki pola yang sama dan menampilkan nama prodi menggunakan JOIN. Implementasi ini membuat pengelolaan data lebih terstruktur karena akses database dipusatkan pada Model.</w:t>
-      </w:r>
-    </w:p>
-    <w:p>
-      <w:pPr>
-        <w:pStyle w:val="Heading1"/>
-        <w:rPr>
-          <w:rFonts w:ascii="Times New Roman" w:hAnsi="Times New Roman" w:cs="Times New Roman"/>
-          <w:color w:val="000000" w:themeColor="text1"/>
-        </w:rPr>
-      </w:pPr>
-      <w:r>
-        <w:rPr>
-          <w:rFonts w:ascii="Times New Roman" w:hAnsi="Times New Roman" w:cs="Times New Roman"/>
-          <w:color w:val="000000" w:themeColor="text1"/>
-        </w:rPr>
-        <w:t>7. Hasil Praktik dan Pembahasan</w:t>
-      </w:r>
-    </w:p>
-    <w:p>
-      <w:pPr>
-        <w:rPr>
-          <w:rFonts w:cs="Times New Roman"/>
-          <w:color w:val="000000" w:themeColor="text1"/>
-        </w:rPr>
-      </w:pPr>
-      <w:r>
-        <w:rPr>
-          <w:rFonts w:cs="Times New Roman"/>
-          <w:color w:val="000000" w:themeColor="text1"/>
-        </w:rPr>
-        <w:t>Berdasarkan file database hasil praktik, database bkpm_acara_7 telah memiliki tiga tabel utama yaitu prodi, mahasiswa, dan matakuliah. Data awal berhasil tersimpan dan struktur relasi antar tabel telah dibuat.</w:t>
-      </w:r>
-    </w:p>
-    <w:tbl>
-      <w:tblPr>
-        <w:tblStyle w:val="TableGrid"/>
-        <w:tblW w:w="0" w:type="auto"/>
-        <w:jc w:val="center"/>
-        <w:tblLook w:val="04A0" w:firstRow="1" w:lastRow="0" w:firstColumn="1" w:lastColumn="0" w:noHBand="0" w:noVBand="1"/>
-      </w:tblPr>
-      <w:tblGrid>
-        <w:gridCol w:w="2068"/>
-        <w:gridCol w:w="2068"/>
-        <w:gridCol w:w="2068"/>
-        <w:gridCol w:w="2068"/>
-      </w:tblGrid>
-      <w:tr>
-        <w:trPr>
-          <w:jc w:val="center"/>
-        </w:trPr>
-        <w:tc>
-          <w:tcPr>
-            <w:tcW w:w="2068" w:type="dxa"/>
-            <w:vAlign w:val="center"/>
-          </w:tcPr>
-          <w:p>
-            <w:pPr>
-              <w:rPr>
-                <w:rFonts w:cs="Times New Roman"/>
-                <w:color w:val="000000" w:themeColor="text1"/>
-              </w:rPr>
-            </w:pPr>
-            <w:r>
-              <w:rPr>
-                <w:rFonts w:cs="Times New Roman"/>
-                <w:color w:val="000000" w:themeColor="text1"/>
-              </w:rPr>
-              <w:t>Tabel</w:t>
-            </w:r>
-          </w:p>
-        </w:tc>
-        <w:tc>
-          <w:tcPr>
-            <w:tcW w:w="2068" w:type="dxa"/>
-            <w:vAlign w:val="center"/>
-          </w:tcPr>
-          <w:p>
-            <w:pPr>
-              <w:rPr>
-                <w:rFonts w:cs="Times New Roman"/>
-                <w:color w:val="000000" w:themeColor="text1"/>
-              </w:rPr>
-            </w:pPr>
-            <w:r>
-              <w:rPr>
-                <w:rFonts w:cs="Times New Roman"/>
-                <w:color w:val="000000" w:themeColor="text1"/>
-              </w:rPr>
-              <w:t>Jumlah Data</w:t>
-            </w:r>
-          </w:p>
-        </w:tc>
-        <w:tc>
-          <w:tcPr>
-            <w:tcW w:w="2068" w:type="dxa"/>
-            <w:vAlign w:val="center"/>
-          </w:tcPr>
-          <w:p>
-            <w:pPr>
-              <w:rPr>
-                <w:rFonts w:cs="Times New Roman"/>
-                <w:color w:val="000000" w:themeColor="text1"/>
-              </w:rPr>
-            </w:pPr>
-            <w:r>
-              <w:rPr>
-                <w:rFonts w:cs="Times New Roman"/>
-                <w:color w:val="000000" w:themeColor="text1"/>
-              </w:rPr>
-              <w:t>Contoh Data</w:t>
-            </w:r>
-          </w:p>
-        </w:tc>
-        <w:tc>
-          <w:tcPr>
-            <w:tcW w:w="2068" w:type="dxa"/>
-            <w:vAlign w:val="center"/>
-          </w:tcPr>
-          <w:p>
-            <w:pPr>
-              <w:rPr>
-                <w:rFonts w:cs="Times New Roman"/>
-                <w:color w:val="000000" w:themeColor="text1"/>
-              </w:rPr>
-            </w:pPr>
-            <w:r>
-              <w:rPr>
-                <w:rFonts w:cs="Times New Roman"/>
-                <w:color w:val="000000" w:themeColor="text1"/>
-              </w:rPr>
-              <w:t>Keterangan</w:t>
-            </w:r>
-          </w:p>
-        </w:tc>
-      </w:tr>
-      <w:tr>
-        <w:trPr>
-          <w:jc w:val="center"/>
-        </w:trPr>
-        <w:tc>
-          <w:tcPr>
-            <w:tcW w:w="2068" w:type="dxa"/>
-            <w:vAlign w:val="center"/>
-          </w:tcPr>
-          <w:p>
-            <w:pPr>
-              <w:rPr>
-                <w:rFonts w:cs="Times New Roman"/>
-                <w:color w:val="000000" w:themeColor="text1"/>
-              </w:rPr>
-            </w:pPr>
-            <w:r>
-              <w:rPr>
-                <w:rFonts w:cs="Times New Roman"/>
-                <w:color w:val="000000" w:themeColor="text1"/>
-              </w:rPr>
-              <w:t>prodi</w:t>
-            </w:r>
-          </w:p>
-        </w:tc>
-        <w:tc>
-          <w:tcPr>
-            <w:tcW w:w="2068" w:type="dxa"/>
-            <w:vAlign w:val="center"/>
-          </w:tcPr>
-          <w:p>
-            <w:pPr>
-              <w:rPr>
-                <w:rFonts w:cs="Times New Roman"/>
-                <w:color w:val="000000" w:themeColor="text1"/>
-              </w:rPr>
-            </w:pPr>
-            <w:r>
-              <w:rPr>
-                <w:rFonts w:cs="Times New Roman"/>
-                <w:color w:val="000000" w:themeColor="text1"/>
-              </w:rPr>
-              <w:t>3</w:t>
-            </w:r>
-          </w:p>
-        </w:tc>
-        <w:tc>
-          <w:tcPr>
-            <w:tcW w:w="2068" w:type="dxa"/>
-            <w:vAlign w:val="center"/>
-          </w:tcPr>
-          <w:p>
-            <w:pPr>
-              <w:rPr>
-                <w:rFonts w:cs="Times New Roman"/>
-                <w:color w:val="000000" w:themeColor="text1"/>
-              </w:rPr>
-            </w:pPr>
-            <w:r>
-              <w:rPr>
-                <w:rFonts w:cs="Times New Roman"/>
-                <w:color w:val="000000" w:themeColor="text1"/>
-              </w:rPr>
-              <w:t>TI, SI, TK</w:t>
-            </w:r>
-          </w:p>
-        </w:tc>
-        <w:tc>
-          <w:tcPr>
-            <w:tcW w:w="2068" w:type="dxa"/>
-            <w:vAlign w:val="center"/>
-          </w:tcPr>
-          <w:p>
-            <w:pPr>
-              <w:rPr>
-                <w:rFonts w:cs="Times New Roman"/>
-                <w:color w:val="000000" w:themeColor="text1"/>
-              </w:rPr>
-            </w:pPr>
-            <w:r>
-              <w:rPr>
-                <w:rFonts w:cs="Times New Roman"/>
-                <w:color w:val="000000" w:themeColor="text1"/>
-              </w:rPr>
-              <w:t>Data program studi</w:t>
-            </w:r>
-          </w:p>
-        </w:tc>
-      </w:tr>
-      <w:tr>
-        <w:trPr>
-          <w:jc w:val="center"/>
-        </w:trPr>
-        <w:tc>
-          <w:tcPr>
-            <w:tcW w:w="2068" w:type="dxa"/>
-            <w:vAlign w:val="center"/>
-          </w:tcPr>
-          <w:p>
-            <w:pPr>
-              <w:rPr>
-                <w:rFonts w:cs="Times New Roman"/>
-                <w:color w:val="000000" w:themeColor="text1"/>
-              </w:rPr>
-            </w:pPr>
-            <w:r>
-              <w:rPr>
-                <w:rFonts w:cs="Times New Roman"/>
-                <w:color w:val="000000" w:themeColor="text1"/>
-              </w:rPr>
-              <w:t>mahasiswa</w:t>
-            </w:r>
-          </w:p>
-        </w:tc>
-        <w:tc>
-          <w:tcPr>
-            <w:tcW w:w="2068" w:type="dxa"/>
-            <w:vAlign w:val="center"/>
-          </w:tcPr>
-          <w:p>
-            <w:pPr>
-              <w:rPr>
-                <w:rFonts w:cs="Times New Roman"/>
-                <w:color w:val="000000" w:themeColor="text1"/>
-              </w:rPr>
-            </w:pPr>
-            <w:r>
-              <w:rPr>
-                <w:rFonts w:cs="Times New Roman"/>
-                <w:color w:val="000000" w:themeColor="text1"/>
-              </w:rPr>
-              <w:t>4</w:t>
-            </w:r>
-          </w:p>
-        </w:tc>
-        <w:tc>
-          <w:tcPr>
-            <w:tcW w:w="2068" w:type="dxa"/>
-            <w:vAlign w:val="center"/>
-          </w:tcPr>
-          <w:p>
-            <w:pPr>
-              <w:rPr>
-                <w:rFonts w:cs="Times New Roman"/>
-                <w:color w:val="000000" w:themeColor="text1"/>
-              </w:rPr>
-            </w:pPr>
-            <w:r>
-              <w:rPr>
-                <w:rFonts w:cs="Times New Roman"/>
-                <w:color w:val="000000" w:themeColor="text1"/>
-              </w:rPr>
-              <w:t>Budi Santoso, Ani Wijaya, Citra Lestari, Damzz</w:t>
-            </w:r>
-          </w:p>
-        </w:tc>
-        <w:tc>
-          <w:tcPr>
-            <w:tcW w:w="2068" w:type="dxa"/>
-            <w:vAlign w:val="center"/>
-          </w:tcPr>
-          <w:p>
-            <w:pPr>
-              <w:rPr>
-                <w:rFonts w:cs="Times New Roman"/>
-                <w:color w:val="000000" w:themeColor="text1"/>
-              </w:rPr>
-            </w:pPr>
-            <w:r>
-              <w:rPr>
-                <w:rFonts w:cs="Times New Roman"/>
-                <w:color w:val="000000" w:themeColor="text1"/>
-              </w:rPr>
-              <w:t>Data mahasiswa</w:t>
-            </w:r>
-          </w:p>
-        </w:tc>
-      </w:tr>
-      <w:tr>
-        <w:trPr>
-          <w:jc w:val="center"/>
-        </w:trPr>
-        <w:tc>
-          <w:tcPr>
-            <w:tcW w:w="2068" w:type="dxa"/>
-            <w:vAlign w:val="center"/>
-          </w:tcPr>
-          <w:p>
-            <w:pPr>
-              <w:rPr>
-                <w:rFonts w:cs="Times New Roman"/>
-                <w:color w:val="000000" w:themeColor="text1"/>
-              </w:rPr>
-            </w:pPr>
-            <w:r>
-              <w:rPr>
-                <w:rFonts w:cs="Times New Roman"/>
-                <w:color w:val="000000" w:themeColor="text1"/>
-              </w:rPr>
-              <w:t>matakuliah</w:t>
-            </w:r>
-          </w:p>
-        </w:tc>
-        <w:tc>
-          <w:tcPr>
-            <w:tcW w:w="2068" w:type="dxa"/>
-            <w:vAlign w:val="center"/>
-          </w:tcPr>
-          <w:p>
-            <w:pPr>
-              <w:rPr>
-                <w:rFonts w:cs="Times New Roman"/>
-                <w:color w:val="000000" w:themeColor="text1"/>
-              </w:rPr>
-            </w:pPr>
-            <w:r>
-              <w:rPr>
-                <w:rFonts w:cs="Times New Roman"/>
-                <w:color w:val="000000" w:themeColor="text1"/>
-              </w:rPr>
-              <w:t>3</w:t>
-            </w:r>
-          </w:p>
-        </w:tc>
-        <w:tc>
-          <w:tcPr>
-            <w:tcW w:w="2068" w:type="dxa"/>
-            <w:vAlign w:val="center"/>
-          </w:tcPr>
-          <w:p>
-            <w:pPr>
-              <w:rPr>
-                <w:rFonts w:cs="Times New Roman"/>
-                <w:color w:val="000000" w:themeColor="text1"/>
-              </w:rPr>
-            </w:pPr>
-            <w:r>
-              <w:rPr>
-                <w:rFonts w:cs="Times New Roman"/>
-                <w:color w:val="000000" w:themeColor="text1"/>
-              </w:rPr>
-              <w:t>TI101, TI102, SI101</w:t>
-            </w:r>
-          </w:p>
-        </w:tc>
-        <w:tc>
-          <w:tcPr>
-            <w:tcW w:w="2068" w:type="dxa"/>
-            <w:vAlign w:val="center"/>
-          </w:tcPr>
-          <w:p>
-            <w:pPr>
-              <w:rPr>
-                <w:rFonts w:cs="Times New Roman"/>
-                <w:color w:val="000000" w:themeColor="text1"/>
-              </w:rPr>
-            </w:pPr>
-            <w:r>
-              <w:rPr>
-                <w:rFonts w:cs="Times New Roman"/>
-                <w:color w:val="000000" w:themeColor="text1"/>
-              </w:rPr>
-              <w:t>Data mata kuliah</w:t>
-            </w:r>
-          </w:p>
-        </w:tc>
-      </w:tr>
-    </w:tbl>
-    <w:p>
-      <w:pPr>
-        <w:rPr>
-          <w:rFonts w:cs="Times New Roman"/>
-          <w:color w:val="000000" w:themeColor="text1"/>
-        </w:rPr>
-      </w:pPr>
-      <w:r>
-        <w:rPr>
-          <w:rFonts w:cs="Times New Roman"/>
-          <w:color w:val="000000" w:themeColor="text1"/>
-        </w:rPr>
-        <w:t>Pada data mahasiswa juga terdapat kolom status dengan nilai aktif, cuti, atau lulus. Kolom tersebut merupakan pengembangan dari tugas mandiri pada Acara 7. Data mahasiswa yang tersimpan pada hasil dump menunjukkan empat data mahasiswa, sedangkan tabel prodi dan matakuliah masing-masing berisi tiga data.</w:t>
-      </w:r>
-    </w:p>
-    <w:p>
-      <w:pPr>
-        <w:rPr>
-          <w:rFonts w:cs="Times New Roman"/>
-          <w:color w:val="000000" w:themeColor="text1"/>
-        </w:rPr>
-      </w:pPr>
-      <w:r>
-        <w:rPr>
-          <w:rFonts w:cs="Times New Roman"/>
-          <w:color w:val="000000" w:themeColor="text1"/>
-        </w:rPr>
-        <w:t>Penggunaan foreign key membantu menjaga integritas hubungan antara mahasiswa/matakuliah dengan prodi. Selain itu, penggunaan model membuat kode aplikasi lebih terorganisir karena proses akses data tidak ditempatkan langsung pada tampilan.</w:t>
-      </w:r>
-    </w:p>
-    <w:p>
-      <w:pPr>
-        <w:pStyle w:val="Heading1"/>
-        <w:rPr>
-          <w:rFonts w:ascii="Times New Roman" w:hAnsi="Times New Roman" w:cs="Times New Roman"/>
-          <w:color w:val="000000" w:themeColor="text1"/>
-        </w:rPr>
-      </w:pPr>
-      <w:r>
-        <w:rPr>
-          <w:rFonts w:ascii="Times New Roman" w:hAnsi="Times New Roman" w:cs="Times New Roman"/>
-          <w:color w:val="000000" w:themeColor="text1"/>
-        </w:rPr>
-        <w:lastRenderedPageBreak/>
-        <w:t>8. Analisis</w:t>
-      </w:r>
-    </w:p>
-    <w:p>
-      <w:pPr>
-        <w:rPr>
-          <w:rFonts w:cs="Times New Roman"/>
-          <w:color w:val="000000" w:themeColor="text1"/>
-        </w:rPr>
-      </w:pPr>
-      <w:r>
-        <w:rPr>
-          <w:rFonts w:cs="Times New Roman"/>
-          <w:color w:val="000000" w:themeColor="text1"/>
-        </w:rPr>
-        <w:t>Praktikum Acara 7 menunjukkan bahwa database merupakan komponen utama untuk menyimpan data aplikasi secara permanen. Struktur tabel yang baik perlu memperhatikan tipe data, kunci utama, keunikan data, serta relasi antar tabel. Pada project yang dikerjakan, struktur database sudah mencakup ketiga kebutuhan utama sistem akademik, yaitu prodi, mahasiswa, dan matakuliah.</w:t>
-      </w:r>
-    </w:p>
-    <w:p>
-      <w:pPr>
-        <w:rPr>
-          <w:rFonts w:cs="Times New Roman"/>
-          <w:color w:val="000000" w:themeColor="text1"/>
-        </w:rPr>
-      </w:pPr>
-      <w:r>
-        <w:rPr>
-          <w:rFonts w:cs="Times New Roman"/>
-          <w:color w:val="000000" w:themeColor="text1"/>
-        </w:rPr>
-        <w:t>Penggunaan PDO pada Model juga memberikan dasar yang lebih baik untuk pengembangan aplikasi berikutnya. Method create(), update(), dan delete() menggunakan prepared statement, sedangkan proses pengambilan data dapat menggunakan query atau prepared statement sesuai kebutuhan.</w:t>
-      </w:r>
-    </w:p>
-    <w:p>
-      <w:pPr>
-        <w:pStyle w:val="Heading1"/>
-        <w:rPr>
-          <w:rFonts w:ascii="Times New Roman" w:hAnsi="Times New Roman" w:cs="Times New Roman"/>
-          <w:color w:val="000000" w:themeColor="text1"/>
-        </w:rPr>
-      </w:pPr>
-      <w:r>
-        <w:rPr>
-          <w:rFonts w:ascii="Times New Roman" w:hAnsi="Times New Roman" w:cs="Times New Roman"/>
-          <w:color w:val="000000" w:themeColor="text1"/>
-        </w:rPr>
-        <w:t>9. Kesimpulan</w:t>
-      </w:r>
-    </w:p>
-    <w:p>
-      <w:pPr>
-        <w:rPr>
-          <w:rFonts w:cs="Times New Roman"/>
-          <w:color w:val="000000" w:themeColor="text1"/>
-        </w:rPr>
-      </w:pPr>
-      <w:r>
-        <w:rPr>
-          <w:rFonts w:cs="Times New Roman"/>
-          <w:color w:val="000000" w:themeColor="text1"/>
-        </w:rPr>
-        <w:t>Berdasarkan praktikum Acara 7, dapat disimpulkan bahwa database relasional dapat digunakan untuk menyimpan data Sistem Informasi Akademik secara terstruktur. Praktik berhasil mencakup pembuatan tabel prodi, mahasiswa, dan matakuliah, pengisian data awal, penerapan primary key, unique key, dan foreign key, serta pembuatan Model PHP untuk mengakses data. Implementasi tersebut menjadi dasar untuk pengembangan fitur PDO, relasi, dan CRUD yang lebih lengkap pada pertemuan berikutnya.</w:t>
-      </w:r>
-    </w:p>
-    <w:p>
-      <w:pPr>
-        <w:rPr>
-          <w:rFonts w:cs="Times New Roman"/>
-          <w:color w:val="000000" w:themeColor="text1"/>
-        </w:rPr>
-      </w:pPr>
     </w:p>
     <w:sectPr>
-      <w:footerReference w:type="default" r:id="rId9"/>
+      <w:footerReference w:type="default" r:id="rId10"/>
       <w:pgSz w:w="12240" w:h="15840"/>
       <w:pgMar w:top="1701" w:right="1701" w:bottom="1701" w:left="2268" w:header="720" w:footer="720" w:gutter="0"/>
       <w:cols w:space="720"/>
@@ -12475,6 +6824,7 @@
   <w:style w:type="character" w:default="1" w:styleId="DefaultParagraphFont">
     <w:name w:val="Default Paragraph Font"/>
     <w:uiPriority w:val="1"/>
+    <w:semiHidden/>
     <w:unhideWhenUsed/>
   </w:style>
   <w:style w:type="table" w:default="1" w:styleId="TableNormal">
